--- a/induccion-aire-express/guiones/docs/07_ROL_SETTER_ATENCION_REMOTA.docx
+++ b/induccion-aire-express/guiones/docs/07_ROL_SETTER_ATENCION_REMOTA.docx
@@ -6982,7 +6982,7 @@
           <w:sz w:val="20"/>
           <w:szCs w:val="20"/>
         </w:rPr>
-        <w:t xml:space="preserve">: estimación de aire o furnace y también la de reparación. Dura unos 20 minutos.</w:t>
+        <w:t xml:space="preserve">: estimación de aire, instalación nueva de furnace y reparación. Dura unos 20 minutos.</w:t>
       </w:r>
     </w:p>
     <w:p>
@@ -7010,30 +7010,16 @@
           <w:sz w:val="20"/>
           <w:szCs w:val="20"/>
         </w:rPr>
-        <w:t xml:space="preserve">Garantía:</w:t>
-      </w:r>
-      <w:r>
-        <w:rPr>
-          <w:rFonts w:ascii="Arial" w:cs="Arial" w:eastAsia="Arial" w:hAnsi="Arial"/>
-          <w:color w:val="333333"/>
-          <w:sz w:val="20"/>
-          <w:szCs w:val="20"/>
-        </w:rPr>
-        <w:t xml:space="preserve"> furnace 5 años, aire 10 años, los primeros 3 meses de partes y mano de obra gratis; reparaciones, 3 meses</w:t>
-      </w:r>
-    </w:p>
-    <w:p>
-      <w:pPr>
-        <w:spacing w:after="110"/>
-      </w:pPr>
-      <w:r>
-        <w:rPr>
-          <w:rFonts w:ascii="Arial" w:cs="Arial" w:eastAsia="Arial" w:hAnsi="Arial"/>
-          <w:color w:val="333333"/>
-          <w:sz w:val="20"/>
-          <w:szCs w:val="20"/>
-        </w:rPr>
-        <w:t xml:space="preserve">  sobre la pieza.</w:t>
+        <w:t xml:space="preserve">Reemplazo de furnace = venta directa sin visita (JP 19-oct):</w:t>
+      </w:r>
+      <w:r>
+        <w:rPr>
+          <w:rFonts w:ascii="Arial" w:cs="Arial" w:eastAsia="Arial" w:hAnsi="Arial"/>
+          <w:color w:val="333333"/>
+          <w:sz w:val="20"/>
+          <w:szCs w:val="20"/>
+        </w:rPr>
+        <w:t xml:space="preserve"> datos de la casa + foto del furnace y su etiqueta → Juan David da el precio exacto el mismo día → llamada 2 con el precio, contrato e instalación. La visita, solo si el cliente la pide. Guion: Speech 01, "VENTA DIRECTA DE REEMPLAZO".</w:t>
       </w:r>
     </w:p>
     <w:p>
@@ -7061,16 +7047,30 @@
           <w:sz w:val="20"/>
           <w:szCs w:val="20"/>
         </w:rPr>
-        <w:t xml:space="preserve">"El mismo día" solo con "cuando se puede"</w:t>
-      </w:r>
-      <w:r>
-        <w:rPr>
-          <w:rFonts w:ascii="Arial" w:cs="Arial" w:eastAsia="Arial" w:hAnsi="Arial"/>
-          <w:color w:val="333333"/>
-          <w:sz w:val="20"/>
-          <w:szCs w:val="20"/>
-        </w:rPr>
-        <w:t xml:space="preserve"> ("same day when we can"). Nunca se promete.</w:t>
+        <w:t xml:space="preserve">Garantía:</w:t>
+      </w:r>
+      <w:r>
+        <w:rPr>
+          <w:rFonts w:ascii="Arial" w:cs="Arial" w:eastAsia="Arial" w:hAnsi="Arial"/>
+          <w:color w:val="333333"/>
+          <w:sz w:val="20"/>
+          <w:szCs w:val="20"/>
+        </w:rPr>
+        <w:t xml:space="preserve"> furnace 5 años, aire 10 años, los primeros 3 meses de partes y mano de obra gratis; reparaciones, 3 meses</w:t>
+      </w:r>
+    </w:p>
+    <w:p>
+      <w:pPr>
+        <w:spacing w:after="110"/>
+      </w:pPr>
+      <w:r>
+        <w:rPr>
+          <w:rFonts w:ascii="Arial" w:cs="Arial" w:eastAsia="Arial" w:hAnsi="Arial"/>
+          <w:color w:val="333333"/>
+          <w:sz w:val="20"/>
+          <w:szCs w:val="20"/>
+        </w:rPr>
+        <w:t xml:space="preserve">  sobre la pieza.</w:t>
       </w:r>
     </w:p>
     <w:p>
@@ -7098,16 +7098,16 @@
           <w:sz w:val="20"/>
           <w:szCs w:val="20"/>
         </w:rPr>
-        <w:t xml:space="preserve">Quién va:</w:t>
-      </w:r>
-      <w:r>
-        <w:rPr>
-          <w:rFonts w:ascii="Arial" w:cs="Arial" w:eastAsia="Arial" w:hAnsi="Arial"/>
-          <w:color w:val="333333"/>
-          <w:sz w:val="20"/>
-          <w:szCs w:val="20"/>
-        </w:rPr>
-        <w:t xml:space="preserve"> "our technician" (un técnico del equipo). Nunca se promete una persona.</w:t>
+        <w:t xml:space="preserve">"El mismo día" solo con "cuando se puede"</w:t>
+      </w:r>
+      <w:r>
+        <w:rPr>
+          <w:rFonts w:ascii="Arial" w:cs="Arial" w:eastAsia="Arial" w:hAnsi="Arial"/>
+          <w:color w:val="333333"/>
+          <w:sz w:val="20"/>
+          <w:szCs w:val="20"/>
+        </w:rPr>
+        <w:t xml:space="preserve"> ("same day when we can"). Nunca se promete.</w:t>
       </w:r>
     </w:p>
     <w:p>
@@ -7135,30 +7135,16 @@
           <w:sz w:val="20"/>
           <w:szCs w:val="20"/>
         </w:rPr>
-        <w:t xml:space="preserve">Honestidad:</w:t>
-      </w:r>
-      <w:r>
-        <w:rPr>
-          <w:rFonts w:ascii="Arial" w:cs="Arial" w:eastAsia="Arial" w:hAnsi="Arial"/>
-          <w:color w:val="333333"/>
-          <w:sz w:val="20"/>
-          <w:szCs w:val="20"/>
-        </w:rPr>
-        <w:t xml:space="preserve"> más de 20 años en el oficio y nuevos en internet. Nunca se dice que hay reseñas en Google hasta que</w:t>
-      </w:r>
-    </w:p>
-    <w:p>
-      <w:pPr>
-        <w:spacing w:after="110"/>
-      </w:pPr>
-      <w:r>
-        <w:rPr>
-          <w:rFonts w:ascii="Arial" w:cs="Arial" w:eastAsia="Arial" w:hAnsi="Arial"/>
-          <w:color w:val="333333"/>
-          <w:sz w:val="20"/>
-          <w:szCs w:val="20"/>
-        </w:rPr>
-        <w:t xml:space="preserve">  existan.</w:t>
+        <w:t xml:space="preserve">Quién va:</w:t>
+      </w:r>
+      <w:r>
+        <w:rPr>
+          <w:rFonts w:ascii="Arial" w:cs="Arial" w:eastAsia="Arial" w:hAnsi="Arial"/>
+          <w:color w:val="333333"/>
+          <w:sz w:val="20"/>
+          <w:szCs w:val="20"/>
+        </w:rPr>
+        <w:t xml:space="preserve"> "our technician" (un técnico del equipo). Nunca se promete una persona.</w:t>
       </w:r>
     </w:p>
     <w:p>
@@ -7180,11 +7166,36 @@
       <w:r>
         <w:rPr>
           <w:rFonts w:ascii="Arial" w:cs="Arial" w:eastAsia="Arial" w:hAnsi="Arial"/>
-          <w:color w:val="333333"/>
-          <w:sz w:val="20"/>
-          <w:szCs w:val="20"/>
-        </w:rPr>
-        <w:t xml:space="preserve">No se le pide foto del equipo como condición para agendar.</w:t>
+          <w:b/>
+          <w:bCs/>
+          <w:color w:val="333333"/>
+          <w:sz w:val="20"/>
+          <w:szCs w:val="20"/>
+        </w:rPr>
+        <w:t xml:space="preserve">Honestidad:</w:t>
+      </w:r>
+      <w:r>
+        <w:rPr>
+          <w:rFonts w:ascii="Arial" w:cs="Arial" w:eastAsia="Arial" w:hAnsi="Arial"/>
+          <w:color w:val="333333"/>
+          <w:sz w:val="20"/>
+          <w:szCs w:val="20"/>
+        </w:rPr>
+        <w:t xml:space="preserve"> más de 20 años en el oficio y nuevos en internet. Nunca se dice que hay reseñas en Google hasta que</w:t>
+      </w:r>
+    </w:p>
+    <w:p>
+      <w:pPr>
+        <w:spacing w:after="110"/>
+      </w:pPr>
+      <w:r>
+        <w:rPr>
+          <w:rFonts w:ascii="Arial" w:cs="Arial" w:eastAsia="Arial" w:hAnsi="Arial"/>
+          <w:color w:val="333333"/>
+          <w:sz w:val="20"/>
+          <w:szCs w:val="20"/>
+        </w:rPr>
+        <w:t xml:space="preserve">  existan.</w:t>
       </w:r>
     </w:p>
     <w:p>
@@ -7206,22 +7217,31 @@
       <w:r>
         <w:rPr>
           <w:rFonts w:ascii="Arial" w:cs="Arial" w:eastAsia="Arial" w:hAnsi="Arial"/>
+          <w:color w:val="333333"/>
+          <w:sz w:val="20"/>
+          <w:szCs w:val="20"/>
+        </w:rPr>
+        <w:t xml:space="preserve">No se le pide foto del equipo como condición para agendar una </w:t>
+      </w:r>
+      <w:r>
+        <w:rPr>
+          <w:rFonts w:ascii="Arial" w:cs="Arial" w:eastAsia="Arial" w:hAnsi="Arial"/>
           <w:b/>
           <w:bCs/>
           <w:color w:val="333333"/>
           <w:sz w:val="20"/>
           <w:szCs w:val="20"/>
         </w:rPr>
-        <w:t xml:space="preserve">Pagos:</w:t>
-      </w:r>
-      <w:r>
-        <w:rPr>
-          <w:rFonts w:ascii="Arial" w:cs="Arial" w:eastAsia="Arial" w:hAnsi="Arial"/>
-          <w:color w:val="333333"/>
-          <w:sz w:val="20"/>
-          <w:szCs w:val="20"/>
-        </w:rPr>
-        <w:t xml:space="preserve"> quien llama no explica formas de pago (eso lo hace el técnico en la visita). </w:t>
+        <w:t xml:space="preserve">visita</w:t>
+      </w:r>
+      <w:r>
+        <w:rPr>
+          <w:rFonts w:ascii="Arial" w:cs="Arial" w:eastAsia="Arial" w:hAnsi="Arial"/>
+          <w:color w:val="333333"/>
+          <w:sz w:val="20"/>
+          <w:szCs w:val="20"/>
+        </w:rPr>
+        <w:t xml:space="preserve">. En </w:t>
       </w:r>
       <w:r>
         <w:rPr>
@@ -7232,6 +7252,63 @@
           <w:sz w:val="20"/>
           <w:szCs w:val="20"/>
         </w:rPr>
+        <w:t xml:space="preserve">reemplazo de furnace</w:t>
+      </w:r>
+      <w:r>
+        <w:rPr>
+          <w:rFonts w:ascii="Arial" w:cs="Arial" w:eastAsia="Arial" w:hAnsi="Arial"/>
+          <w:color w:val="333333"/>
+          <w:sz w:val="20"/>
+          <w:szCs w:val="20"/>
+        </w:rPr>
+        <w:t xml:space="preserve"> la foto sí se pide, porque con ella Juan David da el precio sin ir.</w:t>
+      </w:r>
+    </w:p>
+    <w:p>
+      <w:pPr>
+        <w:spacing w:after="50"/>
+        <w:ind w:left="360" w:hanging="240"/>
+      </w:pPr>
+      <w:r>
+        <w:rPr>
+          <w:rFonts w:ascii="Arial" w:cs="Arial" w:eastAsia="Arial" w:hAnsi="Arial"/>
+          <w:b/>
+          <w:bCs/>
+          <w:color w:val="2E75B6"/>
+          <w:sz w:val="20"/>
+          <w:szCs w:val="20"/>
+        </w:rPr>
+        <w:t xml:space="preserve">• </w:t>
+      </w:r>
+      <w:r>
+        <w:rPr>
+          <w:rFonts w:ascii="Arial" w:cs="Arial" w:eastAsia="Arial" w:hAnsi="Arial"/>
+          <w:b/>
+          <w:bCs/>
+          <w:color w:val="333333"/>
+          <w:sz w:val="20"/>
+          <w:szCs w:val="20"/>
+        </w:rPr>
+        <w:t xml:space="preserve">Pagos:</w:t>
+      </w:r>
+      <w:r>
+        <w:rPr>
+          <w:rFonts w:ascii="Arial" w:cs="Arial" w:eastAsia="Arial" w:hAnsi="Arial"/>
+          <w:color w:val="333333"/>
+          <w:sz w:val="20"/>
+          <w:szCs w:val="20"/>
+        </w:rPr>
+        <w:t xml:space="preserve"> quien llama no explica formas de pago (eso lo hace el técnico en la visita). </w:t>
+      </w:r>
+      <w:r>
+        <w:rPr>
+          <w:rFonts w:ascii="Arial" w:cs="Arial" w:eastAsia="Arial" w:hAnsi="Arial"/>
+          <w:b/>
+          <w:bCs/>
+          <w:color w:val="333333"/>
+          <w:sz w:val="20"/>
+          <w:szCs w:val="20"/>
+        </w:rPr>
         <w:t xml:space="preserve">Única excepción</w:t>
       </w:r>
       <w:r>
@@ -7241,7 +7318,47 @@
           <w:sz w:val="20"/>
           <w:szCs w:val="20"/>
         </w:rPr>
-        <w:t xml:space="preserve"> (JP 13-oct): si el cliente dice que no quiere adelantar dinero: "No problem — you can sign the contract and pay when the job is done." (Sin problema: firmas el contrato y pagas cuando terminamos.) y vuelves a los 2 horarios. Si pregunta por financiamiento: "We don't work with financing companies. Payment options are explained at the visit, with your exact price. [1] or [2]?"</w:t>
+        <w:t xml:space="preserve"> (JP 13-oct): si el cliente dice que no quiere adelantar dinero: "No problem — you can sign the contract and pay when the job is done." (Sin problema: firmas el contrato y pagas cuando terminamos.) y vuelves a los 2 horarios. Si pregunta por financiamiento: "We don't work with financing companies. Payment options are explained at the visit, with your exact price. [1] or [2]?" </w:t>
+      </w:r>
+      <w:r>
+        <w:rPr>
+          <w:rFonts w:ascii="Arial" w:cs="Arial" w:eastAsia="Arial" w:hAnsi="Arial"/>
+          <w:b/>
+          <w:bCs/>
+          <w:color w:val="333333"/>
+          <w:sz w:val="20"/>
+          <w:szCs w:val="20"/>
+        </w:rPr>
+        <w:t xml:space="preserve">En reemplazo con venta directa (JP 19-oct)</w:t>
+      </w:r>
+      <w:r>
+        <w:rPr>
+          <w:rFonts w:ascii="Arial" w:cs="Arial" w:eastAsia="Arial" w:hAnsi="Arial"/>
+          <w:color w:val="333333"/>
+          <w:sz w:val="20"/>
+          <w:szCs w:val="20"/>
+        </w:rPr>
+        <w:t xml:space="preserve"> sí </w:t>
+      </w:r>
+      <w:r>
+        <w:rPr>
+          <w:rFonts w:ascii="Arial" w:cs="Arial" w:eastAsia="Arial" w:hAnsi="Arial"/>
+          <w:b/>
+          <w:bCs/>
+          <w:color w:val="333333"/>
+          <w:sz w:val="20"/>
+          <w:szCs w:val="20"/>
+        </w:rPr>
+        <w:t xml:space="preserve">preguntas</w:t>
+      </w:r>
+      <w:r>
+        <w:rPr>
+          <w:rFonts w:ascii="Arial" w:cs="Arial" w:eastAsia="Arial" w:hAnsi="Arial"/>
+          <w:color w:val="333333"/>
+          <w:sz w:val="20"/>
+          <w:szCs w:val="20"/>
+        </w:rPr>
+        <w:t xml:space="preserve"> (no explicas) cómo va a pagar y si vive en la casa o es renta/inversión; el anticipo lo explica Juan David.</w:t>
       </w:r>
     </w:p>
     <w:p>

--- a/induccion-aire-express/guiones/docs/07_ROL_SETTER_ATENCION_REMOTA.docx
+++ b/induccion-aire-express/guiones/docs/07_ROL_SETTER_ATENCION_REMOTA.docx
@@ -6925,7 +6925,7 @@
           <w:sz w:val="20"/>
           <w:szCs w:val="20"/>
         </w:rPr>
-        <w:t xml:space="preserve">  desde $150. Reparación: </w:t>
+        <w:t xml:space="preserve">  desde $150. Reparación: desde $150; </w:t>
       </w:r>
       <w:r>
         <w:rPr>
@@ -6936,16 +6936,16 @@
           <w:sz w:val="20"/>
           <w:szCs w:val="20"/>
         </w:rPr>
-        <w:t xml:space="preserve">la visita es gratis</w:t>
-      </w:r>
-      <w:r>
-        <w:rPr>
-          <w:rFonts w:ascii="Arial" w:cs="Arial" w:eastAsia="Arial" w:hAnsi="Arial"/>
-          <w:color w:val="333333"/>
-          <w:sz w:val="20"/>
-          <w:szCs w:val="20"/>
-        </w:rPr>
-        <w:t xml:space="preserve"> (sin cobro de diagnóstico, JP 13-oct); el precio exacto, después de encontrar la falla.</w:t>
+        <w:t xml:space="preserve">reparación siempre con visita: sin costo hasta 25 millas de Columbus; entre 25 y 70 millas, diagnóstico de $60 solo si el cliente no hace la reparación; si se repara, se cobra solo la reparación, desde $150 (JP 27-oct; reemplaza la visita de reparación gratis del 13-oct)</w:t>
+      </w:r>
+      <w:r>
+        <w:rPr>
+          <w:rFonts w:ascii="Arial" w:cs="Arial" w:eastAsia="Arial" w:hAnsi="Arial"/>
+          <w:color w:val="333333"/>
+          <w:sz w:val="20"/>
+          <w:szCs w:val="20"/>
+        </w:rPr>
+        <w:t xml:space="preserve">; el precio exacto, después de encontrar la falla.</w:t>
       </w:r>
     </w:p>
     <w:p>
@@ -6982,7 +6982,7 @@
           <w:sz w:val="20"/>
           <w:szCs w:val="20"/>
         </w:rPr>
-        <w:t xml:space="preserve">: estimación de aire, instalación nueva de furnace y reparación. Dura unos 20 minutos.</w:t>
+        <w:t xml:space="preserve">: estimación de aire e instalación nueva de furnace (unos 20 minutos). Reparación: gratis hasta 25 millas de Columbus; más lejos, $60 de diagnóstico solo si no se hace la reparación.</w:t>
       </w:r>
     </w:p>
     <w:p>

--- a/induccion-aire-express/guiones/docs/07_ROL_SETTER_ATENCION_REMOTA.docx
+++ b/induccion-aire-express/guiones/docs/07_ROL_SETTER_ATENCION_REMOTA.docx
@@ -217,8 +217,8 @@
         </w:tblBorders>
       </w:tblPr>
       <w:tblGrid>
-        <w:gridCol w:w="5085"/>
-        <w:gridCol w:w="4887"/>
+        <w:gridCol w:w="5007"/>
+        <w:gridCol w:w="4965"/>
       </w:tblGrid>
       <w:tr>
         <w:trPr>
@@ -226,7 +226,7 @@
         </w:trPr>
         <w:tc>
           <w:tcPr>
-            <w:tcW w:type="dxa" w:w="5085"/>
+            <w:tcW w:type="dxa" w:w="5007"/>
             <w:tcBorders>
               <w:top w:val="single" w:color="CCCCCC" w:sz="1"/>
               <w:left w:val="single" w:color="CCCCCC" w:sz="1"/>
@@ -261,7 +261,7 @@
         </w:tc>
         <w:tc>
           <w:tcPr>
-            <w:tcW w:type="dxa" w:w="4887"/>
+            <w:tcW w:type="dxa" w:w="4965"/>
             <w:tcBorders>
               <w:top w:val="single" w:color="CCCCCC" w:sz="1"/>
               <w:left w:val="single" w:color="CCCCCC" w:sz="1"/>
@@ -301,7 +301,7 @@
         </w:trPr>
         <w:tc>
           <w:tcPr>
-            <w:tcW w:type="dxa" w:w="5085"/>
+            <w:tcW w:type="dxa" w:w="5007"/>
             <w:tcBorders>
               <w:top w:val="single" w:color="CCCCCC" w:sz="1"/>
               <w:left w:val="single" w:color="CCCCCC" w:sz="1"/>
@@ -333,7 +333,7 @@
         </w:tc>
         <w:tc>
           <w:tcPr>
-            <w:tcW w:type="dxa" w:w="4887"/>
+            <w:tcW w:type="dxa" w:w="4965"/>
             <w:tcBorders>
               <w:top w:val="single" w:color="CCCCCC" w:sz="1"/>
               <w:left w:val="single" w:color="CCCCCC" w:sz="1"/>
@@ -370,7 +370,7 @@
         </w:trPr>
         <w:tc>
           <w:tcPr>
-            <w:tcW w:type="dxa" w:w="5085"/>
+            <w:tcW w:type="dxa" w:w="5007"/>
             <w:tcBorders>
               <w:top w:val="single" w:color="CCCCCC" w:sz="1"/>
               <w:left w:val="single" w:color="CCCCCC" w:sz="1"/>
@@ -396,13 +396,13 @@
                 <w:sz w:val="17"/>
                 <w:szCs w:val="17"/>
               </w:rPr>
-              <w:t xml:space="preserve">Llamar a los leads sin casilla de mensajes (4 intentos con doble marcado)</w:t>
-            </w:r>
-          </w:p>
-        </w:tc>
-        <w:tc>
-          <w:tcPr>
-            <w:tcW w:type="dxa" w:w="4887"/>
+              <w:t xml:space="preserve">Llamar a los leads sin casilla de mensajes (6 intentos con doble marcado en 10 días)</w:t>
+            </w:r>
+          </w:p>
+        </w:tc>
+        <w:tc>
+          <w:tcPr>
+            <w:tcW w:type="dxa" w:w="4965"/>
             <w:tcBorders>
               <w:top w:val="single" w:color="CCCCCC" w:sz="1"/>
               <w:left w:val="single" w:color="CCCCCC" w:sz="1"/>
@@ -428,7 +428,7 @@
                 <w:sz w:val="17"/>
                 <w:szCs w:val="17"/>
               </w:rPr>
-              <w:t xml:space="preserve">Cerrar la venta, cobrar el anticipo, mandar contratos</w:t>
+              <w:t xml:space="preserve">Cerrar la venta en persona y cobrar el anticipo (el contrato del reemplazo de furnace sí lo manda ella, a mano)</w:t>
             </w:r>
           </w:p>
         </w:tc>
@@ -439,7 +439,7 @@
         </w:trPr>
         <w:tc>
           <w:tcPr>
-            <w:tcW w:type="dxa" w:w="5085"/>
+            <w:tcW w:type="dxa" w:w="5007"/>
             <w:tcBorders>
               <w:top w:val="single" w:color="CCCCCC" w:sz="1"/>
               <w:left w:val="single" w:color="CCCCCC" w:sz="1"/>
@@ -471,7 +471,7 @@
         </w:tc>
         <w:tc>
           <w:tcPr>
-            <w:tcW w:type="dxa" w:w="4887"/>
+            <w:tcW w:type="dxa" w:w="4965"/>
             <w:tcBorders>
               <w:top w:val="single" w:color="CCCCCC" w:sz="1"/>
               <w:left w:val="single" w:color="CCCCCC" w:sz="1"/>
@@ -508,7 +508,7 @@
         </w:trPr>
         <w:tc>
           <w:tcPr>
-            <w:tcW w:type="dxa" w:w="5085"/>
+            <w:tcW w:type="dxa" w:w="5007"/>
             <w:tcBorders>
               <w:top w:val="single" w:color="CCCCCC" w:sz="1"/>
               <w:left w:val="single" w:color="CCCCCC" w:sz="1"/>
@@ -540,7 +540,7 @@
         </w:tc>
         <w:tc>
           <w:tcPr>
-            <w:tcW w:type="dxa" w:w="4887"/>
+            <w:tcW w:type="dxa" w:w="4965"/>
             <w:tcBorders>
               <w:top w:val="single" w:color="CCCCCC" w:sz="1"/>
               <w:left w:val="single" w:color="CCCCCC" w:sz="1"/>
@@ -577,7 +577,7 @@
         </w:trPr>
         <w:tc>
           <w:tcPr>
-            <w:tcW w:type="dxa" w:w="5085"/>
+            <w:tcW w:type="dxa" w:w="5007"/>
             <w:tcBorders>
               <w:top w:val="single" w:color="CCCCCC" w:sz="1"/>
               <w:left w:val="single" w:color="CCCCCC" w:sz="1"/>
@@ -609,7 +609,7 @@
         </w:tc>
         <w:tc>
           <w:tcPr>
-            <w:tcW w:type="dxa" w:w="4887"/>
+            <w:tcW w:type="dxa" w:w="4965"/>
             <w:tcBorders>
               <w:top w:val="single" w:color="CCCCCC" w:sz="1"/>
               <w:left w:val="single" w:color="CCCCCC" w:sz="1"/>
@@ -646,7 +646,7 @@
         </w:trPr>
         <w:tc>
           <w:tcPr>
-            <w:tcW w:type="dxa" w:w="5085"/>
+            <w:tcW w:type="dxa" w:w="5007"/>
             <w:tcBorders>
               <w:top w:val="single" w:color="CCCCCC" w:sz="1"/>
               <w:left w:val="single" w:color="CCCCCC" w:sz="1"/>
@@ -698,7 +698,7 @@
         </w:tc>
         <w:tc>
           <w:tcPr>
-            <w:tcW w:type="dxa" w:w="4887"/>
+            <w:tcW w:type="dxa" w:w="4965"/>
             <w:tcBorders>
               <w:top w:val="single" w:color="CCCCCC" w:sz="1"/>
               <w:left w:val="single" w:color="CCCCCC" w:sz="1"/>
@@ -735,16 +735,36 @@
                 <w:sz w:val="17"/>
                 <w:szCs w:val="17"/>
               </w:rPr>
-              <w:t xml:space="preserve">Won</w:t>
-            </w:r>
-            <w:r>
-              <w:rPr>
-                <w:rFonts w:ascii="Arial" w:cs="Arial" w:eastAsia="Arial" w:hAnsi="Arial"/>
-                <w:color w:val="333333"/>
-                <w:sz w:val="17"/>
-                <w:szCs w:val="17"/>
-              </w:rPr>
-              <w:t xml:space="preserve"> sin que Juan David confirme el pago</w:t>
+              <w:t xml:space="preserve">Ganado</w:t>
+            </w:r>
+            <w:r>
+              <w:rPr>
+                <w:rFonts w:ascii="Arial" w:cs="Arial" w:eastAsia="Arial" w:hAnsi="Arial"/>
+                <w:color w:val="333333"/>
+                <w:sz w:val="17"/>
+                <w:szCs w:val="17"/>
+              </w:rPr>
+              <w:t xml:space="preserve"> o </w:t>
+            </w:r>
+            <w:r>
+              <w:rPr>
+                <w:rFonts w:ascii="Arial" w:cs="Arial" w:eastAsia="Arial" w:hAnsi="Arial"/>
+                <w:b/>
+                <w:bCs/>
+                <w:color w:val="333333"/>
+                <w:sz w:val="17"/>
+                <w:szCs w:val="17"/>
+              </w:rPr>
+              <w:t xml:space="preserve">Trabajo Realizado</w:t>
+            </w:r>
+            <w:r>
+              <w:rPr>
+                <w:rFonts w:ascii="Arial" w:cs="Arial" w:eastAsia="Arial" w:hAnsi="Arial"/>
+                <w:color w:val="333333"/>
+                <w:sz w:val="17"/>
+                <w:szCs w:val="17"/>
+              </w:rPr>
+              <w:t xml:space="preserve"> sin que Juan David confirme</w:t>
             </w:r>
           </w:p>
         </w:tc>
@@ -755,7 +775,7 @@
         </w:trPr>
         <w:tc>
           <w:tcPr>
-            <w:tcW w:type="dxa" w:w="5085"/>
+            <w:tcW w:type="dxa" w:w="5007"/>
             <w:tcBorders>
               <w:top w:val="single" w:color="CCCCCC" w:sz="1"/>
               <w:left w:val="single" w:color="CCCCCC" w:sz="1"/>
@@ -787,7 +807,7 @@
         </w:tc>
         <w:tc>
           <w:tcPr>
-            <w:tcW w:type="dxa" w:w="4887"/>
+            <w:tcW w:type="dxa" w:w="4965"/>
             <w:tcBorders>
               <w:top w:val="single" w:color="CCCCCC" w:sz="1"/>
               <w:left w:val="single" w:color="CCCCCC" w:sz="1"/>
@@ -824,7 +844,7 @@
         </w:trPr>
         <w:tc>
           <w:tcPr>
-            <w:tcW w:type="dxa" w:w="5085"/>
+            <w:tcW w:type="dxa" w:w="5007"/>
             <w:tcBorders>
               <w:top w:val="single" w:color="CCCCCC" w:sz="1"/>
               <w:left w:val="single" w:color="CCCCCC" w:sz="1"/>
@@ -850,13 +870,13 @@
                 <w:sz w:val="17"/>
                 <w:szCs w:val="17"/>
               </w:rPr>
-              <w:t xml:space="preserve">Dejar nota, tag, tarea y etapa de cada cliente que toca</w:t>
-            </w:r>
-          </w:p>
-        </w:tc>
-        <w:tc>
-          <w:tcPr>
-            <w:tcW w:type="dxa" w:w="4887"/>
+              <w:t xml:space="preserve">Llenar el formulario de resultado después de cada llamada y completar las tareas que le llegan</w:t>
+            </w:r>
+          </w:p>
+        </w:tc>
+        <w:tc>
+          <w:tcPr>
+            <w:tcW w:type="dxa" w:w="4965"/>
             <w:tcBorders>
               <w:top w:val="single" w:color="CCCCCC" w:sz="1"/>
               <w:left w:val="single" w:color="CCCCCC" w:sz="1"/>
@@ -2318,9 +2338,9 @@
         </w:tblBorders>
       </w:tblPr>
       <w:tblGrid>
-        <w:gridCol w:w="2107"/>
-        <w:gridCol w:w="5426"/>
-        <w:gridCol w:w="2439"/>
+        <w:gridCol w:w="2053"/>
+        <w:gridCol w:w="5363"/>
+        <w:gridCol w:w="2556"/>
       </w:tblGrid>
       <w:tr>
         <w:trPr>
@@ -2328,7 +2348,7 @@
         </w:trPr>
         <w:tc>
           <w:tcPr>
-            <w:tcW w:type="dxa" w:w="2107"/>
+            <w:tcW w:type="dxa" w:w="2053"/>
             <w:tcBorders>
               <w:top w:val="single" w:color="CCCCCC" w:sz="1"/>
               <w:left w:val="single" w:color="CCCCCC" w:sz="1"/>
@@ -2363,7 +2383,7 @@
         </w:tc>
         <w:tc>
           <w:tcPr>
-            <w:tcW w:type="dxa" w:w="5426"/>
+            <w:tcW w:type="dxa" w:w="5363"/>
             <w:tcBorders>
               <w:top w:val="single" w:color="CCCCCC" w:sz="1"/>
               <w:left w:val="single" w:color="CCCCCC" w:sz="1"/>
@@ -2398,7 +2418,7 @@
         </w:tc>
         <w:tc>
           <w:tcPr>
-            <w:tcW w:type="dxa" w:w="2439"/>
+            <w:tcW w:type="dxa" w:w="2556"/>
             <w:tcBorders>
               <w:top w:val="single" w:color="CCCCCC" w:sz="1"/>
               <w:left w:val="single" w:color="CCCCCC" w:sz="1"/>
@@ -2438,7 +2458,7 @@
         </w:trPr>
         <w:tc>
           <w:tcPr>
-            <w:tcW w:type="dxa" w:w="2107"/>
+            <w:tcW w:type="dxa" w:w="2053"/>
             <w:tcBorders>
               <w:top w:val="single" w:color="CCCCCC" w:sz="1"/>
               <w:left w:val="single" w:color="CCCCCC" w:sz="1"/>
@@ -2472,7 +2492,7 @@
         </w:tc>
         <w:tc>
           <w:tcPr>
-            <w:tcW w:type="dxa" w:w="5426"/>
+            <w:tcW w:type="dxa" w:w="5363"/>
             <w:tcBorders>
               <w:top w:val="single" w:color="CCCCCC" w:sz="1"/>
               <w:left w:val="single" w:color="CCCCCC" w:sz="1"/>
@@ -2544,7 +2564,7 @@
         </w:tc>
         <w:tc>
           <w:tcPr>
-            <w:tcW w:type="dxa" w:w="2439"/>
+            <w:tcW w:type="dxa" w:w="2556"/>
             <w:tcBorders>
               <w:top w:val="single" w:color="CCCCCC" w:sz="1"/>
               <w:left w:val="single" w:color="CCCCCC" w:sz="1"/>
@@ -2581,7 +2601,7 @@
         </w:trPr>
         <w:tc>
           <w:tcPr>
-            <w:tcW w:type="dxa" w:w="2107"/>
+            <w:tcW w:type="dxa" w:w="2053"/>
             <w:tcBorders>
               <w:top w:val="single" w:color="CCCCCC" w:sz="1"/>
               <w:left w:val="single" w:color="CCCCCC" w:sz="1"/>
@@ -2615,7 +2635,7 @@
         </w:tc>
         <w:tc>
           <w:tcPr>
-            <w:tcW w:type="dxa" w:w="5426"/>
+            <w:tcW w:type="dxa" w:w="5363"/>
             <w:tcBorders>
               <w:top w:val="single" w:color="CCCCCC" w:sz="1"/>
               <w:left w:val="single" w:color="CCCCCC" w:sz="1"/>
@@ -2647,7 +2667,7 @@
         </w:tc>
         <w:tc>
           <w:tcPr>
-            <w:tcW w:type="dxa" w:w="2439"/>
+            <w:tcW w:type="dxa" w:w="2556"/>
             <w:tcBorders>
               <w:top w:val="single" w:color="CCCCCC" w:sz="1"/>
               <w:left w:val="single" w:color="CCCCCC" w:sz="1"/>
@@ -2673,7 +2693,7 @@
                 <w:sz w:val="17"/>
                 <w:szCs w:val="17"/>
               </w:rPr>
-              <w:t xml:space="preserve">Nota por cada llamada</w:t>
+              <w:t xml:space="preserve">Formulario de resultado por cada llamada</w:t>
             </w:r>
           </w:p>
         </w:tc>
@@ -2684,7 +2704,7 @@
         </w:trPr>
         <w:tc>
           <w:tcPr>
-            <w:tcW w:type="dxa" w:w="2107"/>
+            <w:tcW w:type="dxa" w:w="2053"/>
             <w:tcBorders>
               <w:top w:val="single" w:color="CCCCCC" w:sz="1"/>
               <w:left w:val="single" w:color="CCCCCC" w:sz="1"/>
@@ -2718,7 +2738,7 @@
         </w:tc>
         <w:tc>
           <w:tcPr>
-            <w:tcW w:type="dxa" w:w="5426"/>
+            <w:tcW w:type="dxa" w:w="5363"/>
             <w:tcBorders>
               <w:top w:val="single" w:color="CCCCCC" w:sz="1"/>
               <w:left w:val="single" w:color="CCCCCC" w:sz="1"/>
@@ -2744,13 +2764,13 @@
                 <w:sz w:val="17"/>
                 <w:szCs w:val="17"/>
               </w:rPr>
-              <w:t xml:space="preserve">Seguimientos: intentos 3 y 4 (días 2 y 5) y llamadas de cotización D+1 y D+3</w:t>
-            </w:r>
-          </w:p>
-        </w:tc>
-        <w:tc>
-          <w:tcPr>
-            <w:tcW w:type="dxa" w:w="2439"/>
+              <w:t xml:space="preserve">Seguimientos: los demás intentos de llamada (días 1, 2, 5 y 10) y llamadas de cotización D+1 y D+3</w:t>
+            </w:r>
+          </w:p>
+        </w:tc>
+        <w:tc>
+          <w:tcPr>
+            <w:tcW w:type="dxa" w:w="2556"/>
             <w:tcBorders>
               <w:top w:val="single" w:color="CCCCCC" w:sz="1"/>
               <w:left w:val="single" w:color="CCCCCC" w:sz="1"/>
@@ -2787,7 +2807,7 @@
         </w:trPr>
         <w:tc>
           <w:tcPr>
-            <w:tcW w:type="dxa" w:w="2107"/>
+            <w:tcW w:type="dxa" w:w="2053"/>
             <w:tcBorders>
               <w:top w:val="single" w:color="CCCCCC" w:sz="1"/>
               <w:left w:val="single" w:color="CCCCCC" w:sz="1"/>
@@ -2821,7 +2841,7 @@
         </w:tc>
         <w:tc>
           <w:tcPr>
-            <w:tcW w:type="dxa" w:w="5426"/>
+            <w:tcW w:type="dxa" w:w="5363"/>
             <w:tcBorders>
               <w:top w:val="single" w:color="CCCCCC" w:sz="1"/>
               <w:left w:val="single" w:color="CCCCCC" w:sz="1"/>
@@ -2873,7 +2893,7 @@
         </w:tc>
         <w:tc>
           <w:tcPr>
-            <w:tcW w:type="dxa" w:w="2439"/>
+            <w:tcW w:type="dxa" w:w="2556"/>
             <w:tcBorders>
               <w:top w:val="single" w:color="CCCCCC" w:sz="1"/>
               <w:left w:val="single" w:color="CCCCCC" w:sz="1"/>
@@ -2937,7 +2957,7 @@
         </w:trPr>
         <w:tc>
           <w:tcPr>
-            <w:tcW w:type="dxa" w:w="2107"/>
+            <w:tcW w:type="dxa" w:w="2053"/>
             <w:tcBorders>
               <w:top w:val="single" w:color="CCCCCC" w:sz="1"/>
               <w:left w:val="single" w:color="CCCCCC" w:sz="1"/>
@@ -2971,7 +2991,7 @@
         </w:tc>
         <w:tc>
           <w:tcPr>
-            <w:tcW w:type="dxa" w:w="5426"/>
+            <w:tcW w:type="dxa" w:w="5363"/>
             <w:tcBorders>
               <w:top w:val="single" w:color="CCCCCC" w:sz="1"/>
               <w:left w:val="single" w:color="CCCCCC" w:sz="1"/>
@@ -3003,7 +3023,7 @@
         </w:tc>
         <w:tc>
           <w:tcPr>
-            <w:tcW w:type="dxa" w:w="2439"/>
+            <w:tcW w:type="dxa" w:w="2556"/>
             <w:tcBorders>
               <w:top w:val="single" w:color="CCCCCC" w:sz="1"/>
               <w:left w:val="single" w:color="CCCCCC" w:sz="1"/>
@@ -3040,7 +3060,7 @@
         </w:trPr>
         <w:tc>
           <w:tcPr>
-            <w:tcW w:type="dxa" w:w="2107"/>
+            <w:tcW w:type="dxa" w:w="2053"/>
             <w:tcBorders>
               <w:top w:val="single" w:color="CCCCCC" w:sz="1"/>
               <w:left w:val="single" w:color="CCCCCC" w:sz="1"/>
@@ -3074,7 +3094,7 @@
         </w:tc>
         <w:tc>
           <w:tcPr>
-            <w:tcW w:type="dxa" w:w="5426"/>
+            <w:tcW w:type="dxa" w:w="5363"/>
             <w:tcBorders>
               <w:top w:val="single" w:color="CCCCCC" w:sz="1"/>
               <w:left w:val="single" w:color="CCCCCC" w:sz="1"/>
@@ -3106,7 +3126,7 @@
         </w:tc>
         <w:tc>
           <w:tcPr>
-            <w:tcW w:type="dxa" w:w="2439"/>
+            <w:tcW w:type="dxa" w:w="2556"/>
             <w:tcBorders>
               <w:top w:val="single" w:color="CCCCCC" w:sz="1"/>
               <w:left w:val="single" w:color="CCCCCC" w:sz="1"/>
@@ -3132,7 +3152,7 @@
                 <w:sz w:val="17"/>
                 <w:szCs w:val="17"/>
               </w:rPr>
-              <w:t xml:space="preserve">Nota, tag, visita en el calendario</w:t>
+              <w:t xml:space="preserve">Formulario, visita en el calendario</w:t>
             </w:r>
           </w:p>
         </w:tc>
@@ -3143,7 +3163,7 @@
         </w:trPr>
         <w:tc>
           <w:tcPr>
-            <w:tcW w:type="dxa" w:w="2107"/>
+            <w:tcW w:type="dxa" w:w="2053"/>
             <w:tcBorders>
               <w:top w:val="single" w:color="CCCCCC" w:sz="1"/>
               <w:left w:val="single" w:color="CCCCCC" w:sz="1"/>
@@ -3177,7 +3197,7 @@
         </w:tc>
         <w:tc>
           <w:tcPr>
-            <w:tcW w:type="dxa" w:w="5426"/>
+            <w:tcW w:type="dxa" w:w="5363"/>
             <w:tcBorders>
               <w:top w:val="single" w:color="CCCCCC" w:sz="1"/>
               <w:left w:val="single" w:color="CCCCCC" w:sz="1"/>
@@ -3209,7 +3229,7 @@
         </w:tc>
         <w:tc>
           <w:tcPr>
-            <w:tcW w:type="dxa" w:w="2439"/>
+            <w:tcW w:type="dxa" w:w="2556"/>
             <w:tcBorders>
               <w:top w:val="single" w:color="CCCCCC" w:sz="1"/>
               <w:left w:val="single" w:color="CCCCCC" w:sz="1"/>
@@ -3235,7 +3255,7 @@
                 <w:sz w:val="17"/>
                 <w:szCs w:val="17"/>
               </w:rPr>
-              <w:t xml:space="preserve">Nota + tarea</w:t>
+              <w:t xml:space="preserve">Formulario de resultado</w:t>
             </w:r>
           </w:p>
         </w:tc>
@@ -3246,7 +3266,7 @@
         </w:trPr>
         <w:tc>
           <w:tcPr>
-            <w:tcW w:type="dxa" w:w="2107"/>
+            <w:tcW w:type="dxa" w:w="2053"/>
             <w:tcBorders>
               <w:top w:val="single" w:color="CCCCCC" w:sz="1"/>
               <w:left w:val="single" w:color="CCCCCC" w:sz="1"/>
@@ -3280,7 +3300,7 @@
         </w:tc>
         <w:tc>
           <w:tcPr>
-            <w:tcW w:type="dxa" w:w="5426"/>
+            <w:tcW w:type="dxa" w:w="5363"/>
             <w:tcBorders>
               <w:top w:val="single" w:color="CCCCCC" w:sz="1"/>
               <w:left w:val="single" w:color="CCCCCC" w:sz="1"/>
@@ -3312,7 +3332,7 @@
         </w:tc>
         <w:tc>
           <w:tcPr>
-            <w:tcW w:type="dxa" w:w="2439"/>
+            <w:tcW w:type="dxa" w:w="2556"/>
             <w:tcBorders>
               <w:top w:val="single" w:color="CCCCCC" w:sz="1"/>
               <w:left w:val="single" w:color="CCCCCC" w:sz="1"/>
@@ -3349,7 +3369,7 @@
         </w:trPr>
         <w:tc>
           <w:tcPr>
-            <w:tcW w:type="dxa" w:w="2107"/>
+            <w:tcW w:type="dxa" w:w="2053"/>
             <w:tcBorders>
               <w:top w:val="single" w:color="CCCCCC" w:sz="1"/>
               <w:left w:val="single" w:color="CCCCCC" w:sz="1"/>
@@ -3383,7 +3403,7 @@
         </w:tc>
         <w:tc>
           <w:tcPr>
-            <w:tcW w:type="dxa" w:w="5426"/>
+            <w:tcW w:type="dxa" w:w="5363"/>
             <w:tcBorders>
               <w:top w:val="single" w:color="CCCCCC" w:sz="1"/>
               <w:left w:val="single" w:color="CCCCCC" w:sz="1"/>
@@ -3409,13 +3429,13 @@
                 <w:sz w:val="17"/>
                 <w:szCs w:val="17"/>
               </w:rPr>
-              <w:t xml:space="preserve">Cierre (sección 7): ninguna tarea de hoy sin hacer ni sin nota; lo pendiente con fecha y hora reales; avisa en el grupo lo de última hora</w:t>
-            </w:r>
-          </w:p>
-        </w:tc>
-        <w:tc>
-          <w:tcPr>
-            <w:tcW w:type="dxa" w:w="2439"/>
+              <w:t xml:space="preserve">Cierre (sección 7): ninguna tarea de hoy sin hacer ni sin formulario; lo pendiente con fecha y hora reales; avisa en el grupo lo de última hora</w:t>
+            </w:r>
+          </w:p>
+        </w:tc>
+        <w:tc>
+          <w:tcPr>
+            <w:tcW w:type="dxa" w:w="2556"/>
             <w:tcBorders>
               <w:top w:val="single" w:color="CCCCCC" w:sz="1"/>
               <w:left w:val="single" w:color="CCCCCC" w:sz="1"/>
@@ -3501,11 +3521,11 @@
         </w:tblBorders>
       </w:tblPr>
       <w:tblGrid>
-        <w:gridCol w:w="906"/>
-        <w:gridCol w:w="2472"/>
-        <w:gridCol w:w="3330"/>
-        <w:gridCol w:w="1431"/>
-        <w:gridCol w:w="1833"/>
+        <w:gridCol w:w="894"/>
+        <w:gridCol w:w="2499"/>
+        <w:gridCol w:w="3325"/>
+        <w:gridCol w:w="1400"/>
+        <w:gridCol w:w="1854"/>
       </w:tblGrid>
       <w:tr>
         <w:trPr>
@@ -3513,7 +3533,7 @@
         </w:trPr>
         <w:tc>
           <w:tcPr>
-            <w:tcW w:type="dxa" w:w="906"/>
+            <w:tcW w:type="dxa" w:w="894"/>
             <w:tcBorders>
               <w:top w:val="single" w:color="CCCCCC" w:sz="1"/>
               <w:left w:val="single" w:color="CCCCCC" w:sz="1"/>
@@ -3548,7 +3568,7 @@
         </w:tc>
         <w:tc>
           <w:tcPr>
-            <w:tcW w:type="dxa" w:w="2472"/>
+            <w:tcW w:type="dxa" w:w="2499"/>
             <w:tcBorders>
               <w:top w:val="single" w:color="CCCCCC" w:sz="1"/>
               <w:left w:val="single" w:color="CCCCCC" w:sz="1"/>
@@ -3583,7 +3603,7 @@
         </w:tc>
         <w:tc>
           <w:tcPr>
-            <w:tcW w:type="dxa" w:w="3330"/>
+            <w:tcW w:type="dxa" w:w="3325"/>
             <w:tcBorders>
               <w:top w:val="single" w:color="CCCCCC" w:sz="1"/>
               <w:left w:val="single" w:color="CCCCCC" w:sz="1"/>
@@ -3618,7 +3638,7 @@
         </w:tc>
         <w:tc>
           <w:tcPr>
-            <w:tcW w:type="dxa" w:w="1431"/>
+            <w:tcW w:type="dxa" w:w="1400"/>
             <w:tcBorders>
               <w:top w:val="single" w:color="CCCCCC" w:sz="1"/>
               <w:left w:val="single" w:color="CCCCCC" w:sz="1"/>
@@ -3653,7 +3673,7 @@
         </w:tc>
         <w:tc>
           <w:tcPr>
-            <w:tcW w:type="dxa" w:w="1833"/>
+            <w:tcW w:type="dxa" w:w="1854"/>
             <w:tcBorders>
               <w:top w:val="single" w:color="CCCCCC" w:sz="1"/>
               <w:left w:val="single" w:color="CCCCCC" w:sz="1"/>
@@ -3693,7 +3713,7 @@
         </w:trPr>
         <w:tc>
           <w:tcPr>
-            <w:tcW w:type="dxa" w:w="906"/>
+            <w:tcW w:type="dxa" w:w="894"/>
             <w:tcBorders>
               <w:top w:val="single" w:color="CCCCCC" w:sz="1"/>
               <w:left w:val="single" w:color="CCCCCC" w:sz="1"/>
@@ -3725,7 +3745,7 @@
         </w:tc>
         <w:tc>
           <w:tcPr>
-            <w:tcW w:type="dxa" w:w="2472"/>
+            <w:tcW w:type="dxa" w:w="2499"/>
             <w:tcBorders>
               <w:top w:val="single" w:color="CCCCCC" w:sz="1"/>
               <w:left w:val="single" w:color="CCCCCC" w:sz="1"/>
@@ -3762,13 +3782,13 @@
                 <w:sz w:val="17"/>
                 <w:szCs w:val="17"/>
               </w:rPr>
-              <w:t xml:space="preserve"> (página o formulario)</w:t>
-            </w:r>
-          </w:p>
-        </w:tc>
-        <w:tc>
-          <w:tcPr>
-            <w:tcW w:type="dxa" w:w="3330"/>
+              <w:t xml:space="preserve"> (página, o formulario de Facebook/Instagram: por ahora solo llamadas)</w:t>
+            </w:r>
+          </w:p>
+        </w:tc>
+        <w:tc>
+          <w:tcPr>
+            <w:tcW w:type="dxa" w:w="3325"/>
             <w:tcBorders>
               <w:top w:val="single" w:color="CCCCCC" w:sz="1"/>
               <w:left w:val="single" w:color="CCCCCC" w:sz="1"/>
@@ -3811,7 +3831,7 @@
         </w:tc>
         <w:tc>
           <w:tcPr>
-            <w:tcW w:type="dxa" w:w="1431"/>
+            <w:tcW w:type="dxa" w:w="1400"/>
             <w:tcBorders>
               <w:top w:val="single" w:color="CCCCCC" w:sz="1"/>
               <w:left w:val="single" w:color="CCCCCC" w:sz="1"/>
@@ -3843,7 +3863,7 @@
         </w:tc>
         <w:tc>
           <w:tcPr>
-            <w:tcW w:type="dxa" w:w="1833"/>
+            <w:tcW w:type="dxa" w:w="1854"/>
             <w:tcBorders>
               <w:top w:val="single" w:color="CCCCCC" w:sz="1"/>
               <w:left w:val="single" w:color="CCCCCC" w:sz="1"/>
@@ -3869,27 +3889,7 @@
                 <w:sz w:val="17"/>
                 <w:szCs w:val="17"/>
               </w:rPr>
-              <w:t xml:space="preserve">Nota + etapa </w:t>
-            </w:r>
-            <w:r>
-              <w:rPr>
-                <w:rFonts w:ascii="Arial" w:cs="Arial" w:eastAsia="Arial" w:hAnsi="Arial"/>
-                <w:b/>
-                <w:bCs/>
-                <w:color w:val="333333"/>
-                <w:sz w:val="17"/>
-                <w:szCs w:val="17"/>
-              </w:rPr>
-              <w:t xml:space="preserve">Contact Attempt</w:t>
-            </w:r>
-            <w:r>
-              <w:rPr>
-                <w:rFonts w:ascii="Arial" w:cs="Arial" w:eastAsia="Arial" w:hAnsi="Arial"/>
-                <w:color w:val="333333"/>
-                <w:sz w:val="17"/>
-                <w:szCs w:val="17"/>
-              </w:rPr>
-              <w:t xml:space="preserve"> + tarea del intento 2</w:t>
+              <w:t xml:space="preserve">Formulario de resultado (el sistema crea la tarea del siguiente intento)</w:t>
             </w:r>
           </w:p>
         </w:tc>
@@ -3900,7 +3900,7 @@
         </w:trPr>
         <w:tc>
           <w:tcPr>
-            <w:tcW w:type="dxa" w:w="906"/>
+            <w:tcW w:type="dxa" w:w="894"/>
             <w:tcBorders>
               <w:top w:val="single" w:color="CCCCCC" w:sz="1"/>
               <w:left w:val="single" w:color="CCCCCC" w:sz="1"/>
@@ -3932,7 +3932,7 @@
         </w:tc>
         <w:tc>
           <w:tcPr>
-            <w:tcW w:type="dxa" w:w="2472"/>
+            <w:tcW w:type="dxa" w:w="2499"/>
             <w:tcBorders>
               <w:top w:val="single" w:color="CCCCCC" w:sz="1"/>
               <w:left w:val="single" w:color="CCCCCC" w:sz="1"/>
@@ -3966,7 +3966,7 @@
         </w:tc>
         <w:tc>
           <w:tcPr>
-            <w:tcW w:type="dxa" w:w="3330"/>
+            <w:tcW w:type="dxa" w:w="3325"/>
             <w:tcBorders>
               <w:top w:val="single" w:color="CCCCCC" w:sz="1"/>
               <w:left w:val="single" w:color="CCCCCC" w:sz="1"/>
@@ -3998,7 +3998,7 @@
         </w:tc>
         <w:tc>
           <w:tcPr>
-            <w:tcW w:type="dxa" w:w="1431"/>
+            <w:tcW w:type="dxa" w:w="1400"/>
             <w:tcBorders>
               <w:top w:val="single" w:color="CCCCCC" w:sz="1"/>
               <w:left w:val="single" w:color="CCCCCC" w:sz="1"/>
@@ -4030,7 +4030,7 @@
         </w:tc>
         <w:tc>
           <w:tcPr>
-            <w:tcW w:type="dxa" w:w="1833"/>
+            <w:tcW w:type="dxa" w:w="1854"/>
             <w:tcBorders>
               <w:top w:val="single" w:color="CCCCCC" w:sz="1"/>
               <w:left w:val="single" w:color="CCCCCC" w:sz="1"/>
@@ -4067,7 +4067,7 @@
         </w:trPr>
         <w:tc>
           <w:tcPr>
-            <w:tcW w:type="dxa" w:w="906"/>
+            <w:tcW w:type="dxa" w:w="894"/>
             <w:tcBorders>
               <w:top w:val="single" w:color="CCCCCC" w:sz="1"/>
               <w:left w:val="single" w:color="CCCCCC" w:sz="1"/>
@@ -4099,7 +4099,7 @@
         </w:tc>
         <w:tc>
           <w:tcPr>
-            <w:tcW w:type="dxa" w:w="2472"/>
+            <w:tcW w:type="dxa" w:w="2499"/>
             <w:tcBorders>
               <w:top w:val="single" w:color="CCCCCC" w:sz="1"/>
               <w:left w:val="single" w:color="CCCCCC" w:sz="1"/>
@@ -4136,13 +4136,13 @@
                 <w:sz w:val="17"/>
                 <w:szCs w:val="17"/>
               </w:rPr>
-              <w:t xml:space="preserve"> (intentos 1 a 3)</w:t>
-            </w:r>
-          </w:p>
-        </w:tc>
-        <w:tc>
-          <w:tcPr>
-            <w:tcW w:type="dxa" w:w="3330"/>
+              <w:t xml:space="preserve"> (intentos 1 a 5)</w:t>
+            </w:r>
+          </w:p>
+        </w:tc>
+        <w:tc>
+          <w:tcPr>
+            <w:tcW w:type="dxa" w:w="3325"/>
             <w:tcBorders>
               <w:top w:val="single" w:color="CCCCCC" w:sz="1"/>
               <w:left w:val="single" w:color="CCCCCC" w:sz="1"/>
@@ -4188,13 +4188,13 @@
                 <w:sz w:val="17"/>
                 <w:szCs w:val="17"/>
               </w:rPr>
-              <w:t xml:space="preserve"> (2 llamadas seguidas). Intento 2: Día 0 en la otra franja (si entró en la tarde, a la mañana siguiente). Intento 3: Día 2, de inmediato. Intento 4: Día 5. Buzón de voz después de la 2.ª marcada</w:t>
-            </w:r>
-          </w:p>
-        </w:tc>
-        <w:tc>
-          <w:tcPr>
-            <w:tcW w:type="dxa" w:w="1431"/>
+              <w:t xml:space="preserve"> (2 llamadas seguidas). El sistema crea cada tarea en su día: Día 0, Día 0 + 3 horas, Día 1, Día 2, Día 5. Buzón de voz después de la 2.ª marcada</w:t>
+            </w:r>
+          </w:p>
+        </w:tc>
+        <w:tc>
+          <w:tcPr>
+            <w:tcW w:type="dxa" w:w="1400"/>
             <w:tcBorders>
               <w:top w:val="single" w:color="CCCCCC" w:sz="1"/>
               <w:left w:val="single" w:color="CCCCCC" w:sz="1"/>
@@ -4220,13 +4220,13 @@
                 <w:sz w:val="17"/>
                 <w:szCs w:val="17"/>
               </w:rPr>
-              <w:t xml:space="preserve">Según la columna</w:t>
-            </w:r>
-          </w:p>
-        </w:tc>
-        <w:tc>
-          <w:tcPr>
-            <w:tcW w:type="dxa" w:w="1833"/>
+              <w:t xml:space="preserve">Según la tarea</w:t>
+            </w:r>
+          </w:p>
+        </w:tc>
+        <w:tc>
+          <w:tcPr>
+            <w:tcW w:type="dxa" w:w="1854"/>
             <w:tcBorders>
               <w:top w:val="single" w:color="CCCCCC" w:sz="1"/>
               <w:left w:val="single" w:color="CCCCCC" w:sz="1"/>
@@ -4252,7 +4252,18 @@
                 <w:sz w:val="17"/>
                 <w:szCs w:val="17"/>
               </w:rPr>
-              <w:t xml:space="preserve">Nota `Contestó: No \</w:t>
+              <w:t xml:space="preserve">Formulario </w:t>
+            </w:r>
+            <w:r>
+              <w:rPr>
+                <w:rFonts w:ascii="Arial" w:cs="Arial" w:eastAsia="Arial" w:hAnsi="Arial"/>
+                <w:b/>
+                <w:bCs/>
+                <w:color w:val="333333"/>
+                <w:sz w:val="17"/>
+                <w:szCs w:val="17"/>
+              </w:rPr>
+              <w:t xml:space="preserve">No contesta</w:t>
             </w:r>
           </w:p>
         </w:tc>
@@ -4263,7 +4274,7 @@
         </w:trPr>
         <w:tc>
           <w:tcPr>
-            <w:tcW w:type="dxa" w:w="906"/>
+            <w:tcW w:type="dxa" w:w="894"/>
             <w:tcBorders>
               <w:top w:val="single" w:color="CCCCCC" w:sz="1"/>
               <w:left w:val="single" w:color="CCCCCC" w:sz="1"/>
@@ -4295,7 +4306,7 @@
         </w:tc>
         <w:tc>
           <w:tcPr>
-            <w:tcW w:type="dxa" w:w="2472"/>
+            <w:tcW w:type="dxa" w:w="2499"/>
             <w:tcBorders>
               <w:top w:val="single" w:color="CCCCCC" w:sz="1"/>
               <w:left w:val="single" w:color="CCCCCC" w:sz="1"/>
@@ -4323,13 +4334,13 @@
                 <w:sz w:val="17"/>
                 <w:szCs w:val="17"/>
               </w:rPr>
-              <w:t xml:space="preserve">No contestó el intento 4</w:t>
-            </w:r>
-          </w:p>
-        </w:tc>
-        <w:tc>
-          <w:tcPr>
-            <w:tcW w:type="dxa" w:w="3330"/>
+              <w:t xml:space="preserve">Intento 6 (Día 10)</w:t>
+            </w:r>
+          </w:p>
+        </w:tc>
+        <w:tc>
+          <w:tcPr>
+            <w:tcW w:type="dxa" w:w="3325"/>
             <w:tcBorders>
               <w:top w:val="single" w:color="CCCCCC" w:sz="1"/>
               <w:left w:val="single" w:color="CCCCCC" w:sz="1"/>
@@ -4355,71 +4366,7 @@
                 <w:sz w:val="17"/>
                 <w:szCs w:val="17"/>
               </w:rPr>
-              <w:t xml:space="preserve">Cierra el ciclo</w:t>
-            </w:r>
-          </w:p>
-        </w:tc>
-        <w:tc>
-          <w:tcPr>
-            <w:tcW w:type="dxa" w:w="1431"/>
-            <w:tcBorders>
-              <w:top w:val="single" w:color="CCCCCC" w:sz="1"/>
-              <w:left w:val="single" w:color="CCCCCC" w:sz="1"/>
-              <w:bottom w:val="single" w:color="CCCCCC" w:sz="1"/>
-              <w:right w:val="single" w:color="CCCCCC" w:sz="1"/>
-            </w:tcBorders>
-            <w:shd w:fill="FFFFFF" w:val="clear"/>
-            <w:tcMar>
-              <w:top w:type="dxa" w:w="70"/>
-              <w:left w:type="dxa" w:w="100"/>
-              <w:bottom w:type="dxa" w:w="70"/>
-              <w:right w:type="dxa" w:w="100"/>
-            </w:tcMar>
-          </w:tcPr>
-          <w:p>
-            <w:pPr>
-              <w:spacing w:after="0"/>
-            </w:pPr>
-            <w:r>
-              <w:rPr>
-                <w:rFonts w:ascii="Arial" w:cs="Arial" w:eastAsia="Arial" w:hAnsi="Arial"/>
-                <w:color w:val="333333"/>
-                <w:sz w:val="17"/>
-                <w:szCs w:val="17"/>
-              </w:rPr>
-              <w:t xml:space="preserve">Mismo día</w:t>
-            </w:r>
-          </w:p>
-        </w:tc>
-        <w:tc>
-          <w:tcPr>
-            <w:tcW w:type="dxa" w:w="1833"/>
-            <w:tcBorders>
-              <w:top w:val="single" w:color="CCCCCC" w:sz="1"/>
-              <w:left w:val="single" w:color="CCCCCC" w:sz="1"/>
-              <w:bottom w:val="single" w:color="CCCCCC" w:sz="1"/>
-              <w:right w:val="single" w:color="CCCCCC" w:sz="1"/>
-            </w:tcBorders>
-            <w:shd w:fill="FFFFFF" w:val="clear"/>
-            <w:tcMar>
-              <w:top w:type="dxa" w:w="70"/>
-              <w:left w:type="dxa" w:w="100"/>
-              <w:bottom w:type="dxa" w:w="70"/>
-              <w:right w:type="dxa" w:w="100"/>
-            </w:tcMar>
-          </w:tcPr>
-          <w:p>
-            <w:pPr>
-              <w:spacing w:after="0"/>
-            </w:pPr>
-            <w:r>
-              <w:rPr>
-                <w:rFonts w:ascii="Arial" w:cs="Arial" w:eastAsia="Arial" w:hAnsi="Arial"/>
-                <w:color w:val="333333"/>
-                <w:sz w:val="17"/>
-                <w:szCs w:val="17"/>
-              </w:rPr>
-              <w:t xml:space="preserve">Nota "No contactable" + oportunidad a </w:t>
+              <w:t xml:space="preserve">Último intento. Si no agendó, el cliente pasa </w:t>
             </w:r>
             <w:r>
               <w:rPr>
@@ -4430,16 +4377,91 @@
                 <w:sz w:val="17"/>
                 <w:szCs w:val="17"/>
               </w:rPr>
-              <w:t xml:space="preserve">Lost</w:t>
-            </w:r>
-            <w:r>
-              <w:rPr>
-                <w:rFonts w:ascii="Arial" w:cs="Arial" w:eastAsia="Arial" w:hAnsi="Arial"/>
-                <w:color w:val="333333"/>
-                <w:sz w:val="17"/>
-                <w:szCs w:val="17"/>
-              </w:rPr>
-              <w:t xml:space="preserve"> con el motivo</w:t>
+              <w:t xml:space="preserve">solo</w:t>
+            </w:r>
+            <w:r>
+              <w:rPr>
+                <w:rFonts w:ascii="Arial" w:cs="Arial" w:eastAsia="Arial" w:hAnsi="Arial"/>
+                <w:color w:val="333333"/>
+                <w:sz w:val="17"/>
+                <w:szCs w:val="17"/>
+              </w:rPr>
+              <w:t xml:space="preserve"> a Seguimiento Mensual (un toque cada 30 días)</w:t>
+            </w:r>
+          </w:p>
+        </w:tc>
+        <w:tc>
+          <w:tcPr>
+            <w:tcW w:type="dxa" w:w="1400"/>
+            <w:tcBorders>
+              <w:top w:val="single" w:color="CCCCCC" w:sz="1"/>
+              <w:left w:val="single" w:color="CCCCCC" w:sz="1"/>
+              <w:bottom w:val="single" w:color="CCCCCC" w:sz="1"/>
+              <w:right w:val="single" w:color="CCCCCC" w:sz="1"/>
+            </w:tcBorders>
+            <w:shd w:fill="FFFFFF" w:val="clear"/>
+            <w:tcMar>
+              <w:top w:type="dxa" w:w="70"/>
+              <w:left w:type="dxa" w:w="100"/>
+              <w:bottom w:type="dxa" w:w="70"/>
+              <w:right w:type="dxa" w:w="100"/>
+            </w:tcMar>
+          </w:tcPr>
+          <w:p>
+            <w:pPr>
+              <w:spacing w:after="0"/>
+            </w:pPr>
+            <w:r>
+              <w:rPr>
+                <w:rFonts w:ascii="Arial" w:cs="Arial" w:eastAsia="Arial" w:hAnsi="Arial"/>
+                <w:color w:val="333333"/>
+                <w:sz w:val="17"/>
+                <w:szCs w:val="17"/>
+              </w:rPr>
+              <w:t xml:space="preserve">Día 10</w:t>
+            </w:r>
+          </w:p>
+        </w:tc>
+        <w:tc>
+          <w:tcPr>
+            <w:tcW w:type="dxa" w:w="1854"/>
+            <w:tcBorders>
+              <w:top w:val="single" w:color="CCCCCC" w:sz="1"/>
+              <w:left w:val="single" w:color="CCCCCC" w:sz="1"/>
+              <w:bottom w:val="single" w:color="CCCCCC" w:sz="1"/>
+              <w:right w:val="single" w:color="CCCCCC" w:sz="1"/>
+            </w:tcBorders>
+            <w:shd w:fill="FFFFFF" w:val="clear"/>
+            <w:tcMar>
+              <w:top w:type="dxa" w:w="70"/>
+              <w:left w:type="dxa" w:w="100"/>
+              <w:bottom w:type="dxa" w:w="70"/>
+              <w:right w:type="dxa" w:w="100"/>
+            </w:tcMar>
+          </w:tcPr>
+          <w:p>
+            <w:pPr>
+              <w:spacing w:after="0"/>
+            </w:pPr>
+            <w:r>
+              <w:rPr>
+                <w:rFonts w:ascii="Arial" w:cs="Arial" w:eastAsia="Arial" w:hAnsi="Arial"/>
+                <w:color w:val="333333"/>
+                <w:sz w:val="17"/>
+                <w:szCs w:val="17"/>
+              </w:rPr>
+              <w:t xml:space="preserve">Formulario </w:t>
+            </w:r>
+            <w:r>
+              <w:rPr>
+                <w:rFonts w:ascii="Arial" w:cs="Arial" w:eastAsia="Arial" w:hAnsi="Arial"/>
+                <w:b/>
+                <w:bCs/>
+                <w:color w:val="333333"/>
+                <w:sz w:val="17"/>
+                <w:szCs w:val="17"/>
+              </w:rPr>
+              <w:t xml:space="preserve">No contesta</w:t>
             </w:r>
           </w:p>
         </w:tc>
@@ -4450,7 +4472,7 @@
         </w:trPr>
         <w:tc>
           <w:tcPr>
-            <w:tcW w:type="dxa" w:w="906"/>
+            <w:tcW w:type="dxa" w:w="894"/>
             <w:tcBorders>
               <w:top w:val="single" w:color="CCCCCC" w:sz="1"/>
               <w:left w:val="single" w:color="CCCCCC" w:sz="1"/>
@@ -4482,7 +4504,7 @@
         </w:tc>
         <w:tc>
           <w:tcPr>
-            <w:tcW w:type="dxa" w:w="2472"/>
+            <w:tcW w:type="dxa" w:w="2499"/>
             <w:tcBorders>
               <w:top w:val="single" w:color="CCCCCC" w:sz="1"/>
               <w:left w:val="single" w:color="CCCCCC" w:sz="1"/>
@@ -4516,7 +4538,7 @@
         </w:tc>
         <w:tc>
           <w:tcPr>
-            <w:tcW w:type="dxa" w:w="3330"/>
+            <w:tcW w:type="dxa" w:w="3325"/>
             <w:tcBorders>
               <w:top w:val="single" w:color="CCCCCC" w:sz="1"/>
               <w:left w:val="single" w:color="CCCCCC" w:sz="1"/>
@@ -4548,7 +4570,7 @@
         </w:tc>
         <w:tc>
           <w:tcPr>
-            <w:tcW w:type="dxa" w:w="1431"/>
+            <w:tcW w:type="dxa" w:w="1400"/>
             <w:tcBorders>
               <w:top w:val="single" w:color="CCCCCC" w:sz="1"/>
               <w:left w:val="single" w:color="CCCCCC" w:sz="1"/>
@@ -4580,7 +4602,7 @@
         </w:tc>
         <w:tc>
           <w:tcPr>
-            <w:tcW w:type="dxa" w:w="1833"/>
+            <w:tcW w:type="dxa" w:w="1854"/>
             <w:tcBorders>
               <w:top w:val="single" w:color="CCCCCC" w:sz="1"/>
               <w:left w:val="single" w:color="CCCCCC" w:sz="1"/>
@@ -4617,7 +4639,7 @@
         </w:trPr>
         <w:tc>
           <w:tcPr>
-            <w:tcW w:type="dxa" w:w="906"/>
+            <w:tcW w:type="dxa" w:w="894"/>
             <w:tcBorders>
               <w:top w:val="single" w:color="CCCCCC" w:sz="1"/>
               <w:left w:val="single" w:color="CCCCCC" w:sz="1"/>
@@ -4649,7 +4671,7 @@
         </w:tc>
         <w:tc>
           <w:tcPr>
-            <w:tcW w:type="dxa" w:w="2472"/>
+            <w:tcW w:type="dxa" w:w="2499"/>
             <w:tcBorders>
               <w:top w:val="single" w:color="CCCCCC" w:sz="1"/>
               <w:left w:val="single" w:color="CCCCCC" w:sz="1"/>
@@ -4692,7 +4714,7 @@
         </w:tc>
         <w:tc>
           <w:tcPr>
-            <w:tcW w:type="dxa" w:w="3330"/>
+            <w:tcW w:type="dxa" w:w="3325"/>
             <w:tcBorders>
               <w:top w:val="single" w:color="CCCCCC" w:sz="1"/>
               <w:left w:val="single" w:color="CCCCCC" w:sz="1"/>
@@ -4744,7 +4766,7 @@
         </w:tc>
         <w:tc>
           <w:tcPr>
-            <w:tcW w:type="dxa" w:w="1431"/>
+            <w:tcW w:type="dxa" w:w="1400"/>
             <w:tcBorders>
               <w:top w:val="single" w:color="CCCCCC" w:sz="1"/>
               <w:left w:val="single" w:color="CCCCCC" w:sz="1"/>
@@ -4776,7 +4798,7 @@
         </w:tc>
         <w:tc>
           <w:tcPr>
-            <w:tcW w:type="dxa" w:w="1833"/>
+            <w:tcW w:type="dxa" w:w="1854"/>
             <w:tcBorders>
               <w:top w:val="single" w:color="CCCCCC" w:sz="1"/>
               <w:left w:val="single" w:color="CCCCCC" w:sz="1"/>
@@ -4831,7 +4853,7 @@
         </w:trPr>
         <w:tc>
           <w:tcPr>
-            <w:tcW w:type="dxa" w:w="906"/>
+            <w:tcW w:type="dxa" w:w="894"/>
             <w:tcBorders>
               <w:top w:val="single" w:color="CCCCCC" w:sz="1"/>
               <w:left w:val="single" w:color="CCCCCC" w:sz="1"/>
@@ -4863,7 +4885,7 @@
         </w:tc>
         <w:tc>
           <w:tcPr>
-            <w:tcW w:type="dxa" w:w="2472"/>
+            <w:tcW w:type="dxa" w:w="2499"/>
             <w:tcBorders>
               <w:top w:val="single" w:color="CCCCCC" w:sz="1"/>
               <w:left w:val="single" w:color="CCCCCC" w:sz="1"/>
@@ -4906,7 +4928,7 @@
         </w:tc>
         <w:tc>
           <w:tcPr>
-            <w:tcW w:type="dxa" w:w="3330"/>
+            <w:tcW w:type="dxa" w:w="3325"/>
             <w:tcBorders>
               <w:top w:val="single" w:color="CCCCCC" w:sz="1"/>
               <w:left w:val="single" w:color="CCCCCC" w:sz="1"/>
@@ -4938,7 +4960,7 @@
         </w:tc>
         <w:tc>
           <w:tcPr>
-            <w:tcW w:type="dxa" w:w="1431"/>
+            <w:tcW w:type="dxa" w:w="1400"/>
             <w:tcBorders>
               <w:top w:val="single" w:color="CCCCCC" w:sz="1"/>
               <w:left w:val="single" w:color="CCCCCC" w:sz="1"/>
@@ -4970,7 +4992,7 @@
         </w:tc>
         <w:tc>
           <w:tcPr>
-            <w:tcW w:type="dxa" w:w="1833"/>
+            <w:tcW w:type="dxa" w:w="1854"/>
             <w:tcBorders>
               <w:top w:val="single" w:color="CCCCCC" w:sz="1"/>
               <w:left w:val="single" w:color="CCCCCC" w:sz="1"/>
@@ -5007,7 +5029,7 @@
         </w:trPr>
         <w:tc>
           <w:tcPr>
-            <w:tcW w:type="dxa" w:w="906"/>
+            <w:tcW w:type="dxa" w:w="894"/>
             <w:tcBorders>
               <w:top w:val="single" w:color="CCCCCC" w:sz="1"/>
               <w:left w:val="single" w:color="CCCCCC" w:sz="1"/>
@@ -5039,7 +5061,7 @@
         </w:tc>
         <w:tc>
           <w:tcPr>
-            <w:tcW w:type="dxa" w:w="2472"/>
+            <w:tcW w:type="dxa" w:w="2499"/>
             <w:tcBorders>
               <w:top w:val="single" w:color="CCCCCC" w:sz="1"/>
               <w:left w:val="single" w:color="CCCCCC" w:sz="1"/>
@@ -5082,7 +5104,7 @@
         </w:tc>
         <w:tc>
           <w:tcPr>
-            <w:tcW w:type="dxa" w:w="3330"/>
+            <w:tcW w:type="dxa" w:w="3325"/>
             <w:tcBorders>
               <w:top w:val="single" w:color="CCCCCC" w:sz="1"/>
               <w:left w:val="single" w:color="CCCCCC" w:sz="1"/>
@@ -5114,7 +5136,7 @@
         </w:tc>
         <w:tc>
           <w:tcPr>
-            <w:tcW w:type="dxa" w:w="1431"/>
+            <w:tcW w:type="dxa" w:w="1400"/>
             <w:tcBorders>
               <w:top w:val="single" w:color="CCCCCC" w:sz="1"/>
               <w:left w:val="single" w:color="CCCCCC" w:sz="1"/>
@@ -5146,7 +5168,7 @@
         </w:tc>
         <w:tc>
           <w:tcPr>
-            <w:tcW w:type="dxa" w:w="1833"/>
+            <w:tcW w:type="dxa" w:w="1854"/>
             <w:tcBorders>
               <w:top w:val="single" w:color="CCCCCC" w:sz="1"/>
               <w:left w:val="single" w:color="CCCCCC" w:sz="1"/>
@@ -5183,7 +5205,7 @@
         </w:trPr>
         <w:tc>
           <w:tcPr>
-            <w:tcW w:type="dxa" w:w="906"/>
+            <w:tcW w:type="dxa" w:w="894"/>
             <w:tcBorders>
               <w:top w:val="single" w:color="CCCCCC" w:sz="1"/>
               <w:left w:val="single" w:color="CCCCCC" w:sz="1"/>
@@ -5215,7 +5237,7 @@
         </w:tc>
         <w:tc>
           <w:tcPr>
-            <w:tcW w:type="dxa" w:w="2472"/>
+            <w:tcW w:type="dxa" w:w="2499"/>
             <w:tcBorders>
               <w:top w:val="single" w:color="CCCCCC" w:sz="1"/>
               <w:left w:val="single" w:color="CCCCCC" w:sz="1"/>
@@ -5258,7 +5280,7 @@
         </w:tc>
         <w:tc>
           <w:tcPr>
-            <w:tcW w:type="dxa" w:w="3330"/>
+            <w:tcW w:type="dxa" w:w="3325"/>
             <w:tcBorders>
               <w:top w:val="single" w:color="CCCCCC" w:sz="1"/>
               <w:left w:val="single" w:color="CCCCCC" w:sz="1"/>
@@ -5290,7 +5312,7 @@
         </w:tc>
         <w:tc>
           <w:tcPr>
-            <w:tcW w:type="dxa" w:w="1431"/>
+            <w:tcW w:type="dxa" w:w="1400"/>
             <w:tcBorders>
               <w:top w:val="single" w:color="CCCCCC" w:sz="1"/>
               <w:left w:val="single" w:color="CCCCCC" w:sz="1"/>
@@ -5322,7 +5344,7 @@
         </w:tc>
         <w:tc>
           <w:tcPr>
-            <w:tcW w:type="dxa" w:w="1833"/>
+            <w:tcW w:type="dxa" w:w="1854"/>
             <w:tcBorders>
               <w:top w:val="single" w:color="CCCCCC" w:sz="1"/>
               <w:left w:val="single" w:color="CCCCCC" w:sz="1"/>
@@ -5359,7 +5381,7 @@
         </w:trPr>
         <w:tc>
           <w:tcPr>
-            <w:tcW w:type="dxa" w:w="906"/>
+            <w:tcW w:type="dxa" w:w="894"/>
             <w:tcBorders>
               <w:top w:val="single" w:color="CCCCCC" w:sz="1"/>
               <w:left w:val="single" w:color="CCCCCC" w:sz="1"/>
@@ -5391,7 +5413,7 @@
         </w:tc>
         <w:tc>
           <w:tcPr>
-            <w:tcW w:type="dxa" w:w="2472"/>
+            <w:tcW w:type="dxa" w:w="2499"/>
             <w:tcBorders>
               <w:top w:val="single" w:color="CCCCCC" w:sz="1"/>
               <w:left w:val="single" w:color="CCCCCC" w:sz="1"/>
@@ -5425,7 +5447,7 @@
         </w:tc>
         <w:tc>
           <w:tcPr>
-            <w:tcW w:type="dxa" w:w="3330"/>
+            <w:tcW w:type="dxa" w:w="3325"/>
             <w:tcBorders>
               <w:top w:val="single" w:color="CCCCCC" w:sz="1"/>
               <w:left w:val="single" w:color="CCCCCC" w:sz="1"/>
@@ -5457,7 +5479,7 @@
         </w:tc>
         <w:tc>
           <w:tcPr>
-            <w:tcW w:type="dxa" w:w="1431"/>
+            <w:tcW w:type="dxa" w:w="1400"/>
             <w:tcBorders>
               <w:top w:val="single" w:color="CCCCCC" w:sz="1"/>
               <w:left w:val="single" w:color="CCCCCC" w:sz="1"/>
@@ -5489,7 +5511,7 @@
         </w:tc>
         <w:tc>
           <w:tcPr>
-            <w:tcW w:type="dxa" w:w="1833"/>
+            <w:tcW w:type="dxa" w:w="1854"/>
             <w:tcBorders>
               <w:top w:val="single" w:color="CCCCCC" w:sz="1"/>
               <w:left w:val="single" w:color="CCCCCC" w:sz="1"/>
@@ -5526,7 +5548,7 @@
         </w:trPr>
         <w:tc>
           <w:tcPr>
-            <w:tcW w:type="dxa" w:w="906"/>
+            <w:tcW w:type="dxa" w:w="894"/>
             <w:tcBorders>
               <w:top w:val="single" w:color="CCCCCC" w:sz="1"/>
               <w:left w:val="single" w:color="CCCCCC" w:sz="1"/>
@@ -5558,7 +5580,7 @@
         </w:tc>
         <w:tc>
           <w:tcPr>
-            <w:tcW w:type="dxa" w:w="2472"/>
+            <w:tcW w:type="dxa" w:w="2499"/>
             <w:tcBorders>
               <w:top w:val="single" w:color="CCCCCC" w:sz="1"/>
               <w:left w:val="single" w:color="CCCCCC" w:sz="1"/>
@@ -5601,7 +5623,7 @@
         </w:tc>
         <w:tc>
           <w:tcPr>
-            <w:tcW w:type="dxa" w:w="3330"/>
+            <w:tcW w:type="dxa" w:w="3325"/>
             <w:tcBorders>
               <w:top w:val="single" w:color="CCCCCC" w:sz="1"/>
               <w:left w:val="single" w:color="CCCCCC" w:sz="1"/>
@@ -5633,7 +5655,7 @@
         </w:tc>
         <w:tc>
           <w:tcPr>
-            <w:tcW w:type="dxa" w:w="1431"/>
+            <w:tcW w:type="dxa" w:w="1400"/>
             <w:tcBorders>
               <w:top w:val="single" w:color="CCCCCC" w:sz="1"/>
               <w:left w:val="single" w:color="CCCCCC" w:sz="1"/>
@@ -5665,7 +5687,7 @@
         </w:tc>
         <w:tc>
           <w:tcPr>
-            <w:tcW w:type="dxa" w:w="1833"/>
+            <w:tcW w:type="dxa" w:w="1854"/>
             <w:tcBorders>
               <w:top w:val="single" w:color="CCCCCC" w:sz="1"/>
               <w:left w:val="single" w:color="CCCCCC" w:sz="1"/>
@@ -5729,7 +5751,7 @@
         </w:trPr>
         <w:tc>
           <w:tcPr>
-            <w:tcW w:type="dxa" w:w="906"/>
+            <w:tcW w:type="dxa" w:w="894"/>
             <w:tcBorders>
               <w:top w:val="single" w:color="CCCCCC" w:sz="1"/>
               <w:left w:val="single" w:color="CCCCCC" w:sz="1"/>
@@ -5761,7 +5783,7 @@
         </w:tc>
         <w:tc>
           <w:tcPr>
-            <w:tcW w:type="dxa" w:w="2472"/>
+            <w:tcW w:type="dxa" w:w="2499"/>
             <w:tcBorders>
               <w:top w:val="single" w:color="CCCCCC" w:sz="1"/>
               <w:left w:val="single" w:color="CCCCCC" w:sz="1"/>
@@ -5795,7 +5817,7 @@
         </w:tc>
         <w:tc>
           <w:tcPr>
-            <w:tcW w:type="dxa" w:w="3330"/>
+            <w:tcW w:type="dxa" w:w="3325"/>
             <w:tcBorders>
               <w:top w:val="single" w:color="CCCCCC" w:sz="1"/>
               <w:left w:val="single" w:color="CCCCCC" w:sz="1"/>
@@ -5847,7 +5869,7 @@
         </w:tc>
         <w:tc>
           <w:tcPr>
-            <w:tcW w:type="dxa" w:w="1431"/>
+            <w:tcW w:type="dxa" w:w="1400"/>
             <w:tcBorders>
               <w:top w:val="single" w:color="CCCCCC" w:sz="1"/>
               <w:left w:val="single" w:color="CCCCCC" w:sz="1"/>
@@ -5879,7 +5901,7 @@
         </w:tc>
         <w:tc>
           <w:tcPr>
-            <w:tcW w:type="dxa" w:w="1833"/>
+            <w:tcW w:type="dxa" w:w="1854"/>
             <w:tcBorders>
               <w:top w:val="single" w:color="CCCCCC" w:sz="1"/>
               <w:left w:val="single" w:color="CCCCCC" w:sz="1"/>
@@ -5916,7 +5938,7 @@
         </w:trPr>
         <w:tc>
           <w:tcPr>
-            <w:tcW w:type="dxa" w:w="906"/>
+            <w:tcW w:type="dxa" w:w="894"/>
             <w:tcBorders>
               <w:top w:val="single" w:color="CCCCCC" w:sz="1"/>
               <w:left w:val="single" w:color="CCCCCC" w:sz="1"/>
@@ -5948,7 +5970,7 @@
         </w:tc>
         <w:tc>
           <w:tcPr>
-            <w:tcW w:type="dxa" w:w="2472"/>
+            <w:tcW w:type="dxa" w:w="2499"/>
             <w:tcBorders>
               <w:top w:val="single" w:color="CCCCCC" w:sz="1"/>
               <w:left w:val="single" w:color="CCCCCC" w:sz="1"/>
@@ -5991,7 +6013,7 @@
         </w:tc>
         <w:tc>
           <w:tcPr>
-            <w:tcW w:type="dxa" w:w="3330"/>
+            <w:tcW w:type="dxa" w:w="3325"/>
             <w:tcBorders>
               <w:top w:val="single" w:color="CCCCCC" w:sz="1"/>
               <w:left w:val="single" w:color="CCCCCC" w:sz="1"/>
@@ -6023,7 +6045,7 @@
         </w:tc>
         <w:tc>
           <w:tcPr>
-            <w:tcW w:type="dxa" w:w="1431"/>
+            <w:tcW w:type="dxa" w:w="1400"/>
             <w:tcBorders>
               <w:top w:val="single" w:color="CCCCCC" w:sz="1"/>
               <w:left w:val="single" w:color="CCCCCC" w:sz="1"/>
@@ -6055,7 +6077,7 @@
         </w:tc>
         <w:tc>
           <w:tcPr>
-            <w:tcW w:type="dxa" w:w="1833"/>
+            <w:tcW w:type="dxa" w:w="1854"/>
             <w:tcBorders>
               <w:top w:val="single" w:color="CCCCCC" w:sz="1"/>
               <w:left w:val="single" w:color="CCCCCC" w:sz="1"/>
@@ -6081,25 +6103,7 @@
                 <w:sz w:val="17"/>
                 <w:szCs w:val="17"/>
               </w:rPr>
-              <w:t xml:space="preserve">Nota </w:t>
-            </w:r>
-            <w:r>
-              <w:rPr>
-                <w:rFonts w:ascii="Courier New" w:cs="Courier New" w:eastAsia="Courier New" w:hAnsi="Courier New"/>
-                <w:color w:val="333333"/>
-                <w:sz w:val="15"/>
-                <w:szCs w:val="15"/>
-              </w:rPr>
-              <w:t xml:space="preserve">Fuera de zona</w:t>
-            </w:r>
-            <w:r>
-              <w:rPr>
-                <w:rFonts w:ascii="Arial" w:cs="Arial" w:eastAsia="Arial" w:hAnsi="Arial"/>
-                <w:color w:val="333333"/>
-                <w:sz w:val="17"/>
-                <w:szCs w:val="17"/>
-              </w:rPr>
-              <w:t xml:space="preserve"> + </w:t>
+              <w:t xml:space="preserve">Formulario </w:t>
             </w:r>
             <w:r>
               <w:rPr>
@@ -6110,7 +6114,36 @@
                 <w:sz w:val="17"/>
                 <w:szCs w:val="17"/>
               </w:rPr>
-              <w:t xml:space="preserve">Lost</w:t>
+              <w:t xml:space="preserve">Fuera de zona</w:t>
+            </w:r>
+            <w:r>
+              <w:rPr>
+                <w:rFonts w:ascii="Arial" w:cs="Arial" w:eastAsia="Arial" w:hAnsi="Arial"/>
+                <w:color w:val="333333"/>
+                <w:sz w:val="17"/>
+                <w:szCs w:val="17"/>
+              </w:rPr>
+              <w:t xml:space="preserve"> (el cliente pasa solo a </w:t>
+            </w:r>
+            <w:r>
+              <w:rPr>
+                <w:rFonts w:ascii="Arial" w:cs="Arial" w:eastAsia="Arial" w:hAnsi="Arial"/>
+                <w:b/>
+                <w:bCs/>
+                <w:color w:val="333333"/>
+                <w:sz w:val="17"/>
+                <w:szCs w:val="17"/>
+              </w:rPr>
+              <w:t xml:space="preserve">Perdido</w:t>
+            </w:r>
+            <w:r>
+              <w:rPr>
+                <w:rFonts w:ascii="Arial" w:cs="Arial" w:eastAsia="Arial" w:hAnsi="Arial"/>
+                <w:color w:val="333333"/>
+                <w:sz w:val="17"/>
+                <w:szCs w:val="17"/>
+              </w:rPr>
+              <w:t xml:space="preserve">)</w:t>
             </w:r>
           </w:p>
         </w:tc>
@@ -6121,7 +6154,7 @@
         </w:trPr>
         <w:tc>
           <w:tcPr>
-            <w:tcW w:type="dxa" w:w="906"/>
+            <w:tcW w:type="dxa" w:w="894"/>
             <w:tcBorders>
               <w:top w:val="single" w:color="CCCCCC" w:sz="1"/>
               <w:left w:val="single" w:color="CCCCCC" w:sz="1"/>
@@ -6153,7 +6186,7 @@
         </w:tc>
         <w:tc>
           <w:tcPr>
-            <w:tcW w:type="dxa" w:w="2472"/>
+            <w:tcW w:type="dxa" w:w="2499"/>
             <w:tcBorders>
               <w:top w:val="single" w:color="CCCCCC" w:sz="1"/>
               <w:left w:val="single" w:color="CCCCCC" w:sz="1"/>
@@ -6196,7 +6229,7 @@
         </w:tc>
         <w:tc>
           <w:tcPr>
-            <w:tcW w:type="dxa" w:w="3330"/>
+            <w:tcW w:type="dxa" w:w="3325"/>
             <w:tcBorders>
               <w:top w:val="single" w:color="CCCCCC" w:sz="1"/>
               <w:left w:val="single" w:color="CCCCCC" w:sz="1"/>
@@ -6228,7 +6261,7 @@
         </w:tc>
         <w:tc>
           <w:tcPr>
-            <w:tcW w:type="dxa" w:w="1431"/>
+            <w:tcW w:type="dxa" w:w="1400"/>
             <w:tcBorders>
               <w:top w:val="single" w:color="CCCCCC" w:sz="1"/>
               <w:left w:val="single" w:color="CCCCCC" w:sz="1"/>
@@ -6260,7 +6293,7 @@
         </w:tc>
         <w:tc>
           <w:tcPr>
-            <w:tcW w:type="dxa" w:w="1833"/>
+            <w:tcW w:type="dxa" w:w="1854"/>
             <w:tcBorders>
               <w:top w:val="single" w:color="CCCCCC" w:sz="1"/>
               <w:left w:val="single" w:color="CCCCCC" w:sz="1"/>
@@ -6297,7 +6330,7 @@
         </w:trPr>
         <w:tc>
           <w:tcPr>
-            <w:tcW w:type="dxa" w:w="906"/>
+            <w:tcW w:type="dxa" w:w="894"/>
             <w:tcBorders>
               <w:top w:val="single" w:color="CCCCCC" w:sz="1"/>
               <w:left w:val="single" w:color="CCCCCC" w:sz="1"/>
@@ -6329,7 +6362,7 @@
         </w:tc>
         <w:tc>
           <w:tcPr>
-            <w:tcW w:type="dxa" w:w="2472"/>
+            <w:tcW w:type="dxa" w:w="2499"/>
             <w:tcBorders>
               <w:top w:val="single" w:color="CCCCCC" w:sz="1"/>
               <w:left w:val="single" w:color="CCCCCC" w:sz="1"/>
@@ -6372,7 +6405,7 @@
         </w:tc>
         <w:tc>
           <w:tcPr>
-            <w:tcW w:type="dxa" w:w="3330"/>
+            <w:tcW w:type="dxa" w:w="3325"/>
             <w:tcBorders>
               <w:top w:val="single" w:color="CCCCCC" w:sz="1"/>
               <w:left w:val="single" w:color="CCCCCC" w:sz="1"/>
@@ -6404,7 +6437,7 @@
         </w:tc>
         <w:tc>
           <w:tcPr>
-            <w:tcW w:type="dxa" w:w="1431"/>
+            <w:tcW w:type="dxa" w:w="1400"/>
             <w:tcBorders>
               <w:top w:val="single" w:color="CCCCCC" w:sz="1"/>
               <w:left w:val="single" w:color="CCCCCC" w:sz="1"/>
@@ -6436,7 +6469,7 @@
         </w:tc>
         <w:tc>
           <w:tcPr>
-            <w:tcW w:type="dxa" w:w="1833"/>
+            <w:tcW w:type="dxa" w:w="1854"/>
             <w:tcBorders>
               <w:top w:val="single" w:color="CCCCCC" w:sz="1"/>
               <w:left w:val="single" w:color="CCCCCC" w:sz="1"/>
@@ -6911,7 +6944,7 @@
           <w:sz w:val="20"/>
           <w:szCs w:val="20"/>
         </w:rPr>
-        <w:t xml:space="preserve"> furnace desde $2,350; aire desde $4,000; sistema completo desde $6,500; mantenimiento</w:t>
+        <w:t xml:space="preserve"> furnace desde $2,700; aire desde $4,000; sistema completo desde $6,500; mantenimiento</w:t>
       </w:r>
     </w:p>
     <w:p>
@@ -7019,7 +7052,47 @@
           <w:sz w:val="20"/>
           <w:szCs w:val="20"/>
         </w:rPr>
-        <w:t xml:space="preserve"> datos de la casa + foto del furnace y su etiqueta → Juan David da el precio exacto el mismo día → llamada 2 con el precio, contrato e instalación. La visita, solo si el cliente la pide. Guion: Speech 01, "VENTA DIRECTA DE REEMPLAZO".</w:t>
+        <w:t xml:space="preserve"> datos de la casa + foto del furnace y su etiqueta → Juan David da el precio exacto el mismo día → llamada 2 con el precio, contrato e instalación. La visita, solo si el cliente la pide. Guion: Speech 01, "VENTA DIRECTA DE REEMPLAZO". Pasos del sistema: formulario </w:t>
+      </w:r>
+      <w:r>
+        <w:rPr>
+          <w:rFonts w:ascii="Arial" w:cs="Arial" w:eastAsia="Arial" w:hAnsi="Arial"/>
+          <w:b/>
+          <w:bCs/>
+          <w:color w:val="333333"/>
+          <w:sz w:val="20"/>
+          <w:szCs w:val="20"/>
+        </w:rPr>
+        <w:t xml:space="preserve">Esperando foto / precio</w:t>
+      </w:r>
+      <w:r>
+        <w:rPr>
+          <w:rFonts w:ascii="Arial" w:cs="Arial" w:eastAsia="Arial" w:hAnsi="Arial"/>
+          <w:color w:val="333333"/>
+          <w:sz w:val="20"/>
+          <w:szCs w:val="20"/>
+        </w:rPr>
+        <w:t xml:space="preserve"> (tarea "Pasar foto a Juan David"; al día siguiente "Llamar si no llegó la foto") → cuando el cliente acepta el precio, formulario </w:t>
+      </w:r>
+      <w:r>
+        <w:rPr>
+          <w:rFonts w:ascii="Arial" w:cs="Arial" w:eastAsia="Arial" w:hAnsi="Arial"/>
+          <w:b/>
+          <w:bCs/>
+          <w:color w:val="333333"/>
+          <w:sz w:val="20"/>
+          <w:szCs w:val="20"/>
+        </w:rPr>
+        <w:t xml:space="preserve">Precio aceptado - enviar contrato</w:t>
+      </w:r>
+      <w:r>
+        <w:rPr>
+          <w:rFonts w:ascii="Arial" w:cs="Arial" w:eastAsia="Arial" w:hAnsi="Arial"/>
+          <w:color w:val="333333"/>
+          <w:sz w:val="20"/>
+          <w:szCs w:val="20"/>
+        </w:rPr>
+        <w:t xml:space="preserve"> (tarea "Enviar contrato a mano": lo manda ella, con todos los datos completos, no la plantilla del CRM; el cliente firma antes de empezar el trabajo).</w:t>
       </w:r>
     </w:p>
     <w:p>
@@ -7393,58 +7466,16 @@
           <w:sz w:val="20"/>
           <w:szCs w:val="20"/>
         </w:rPr>
-        <w:t xml:space="preserve">Después de CADA llamada, en el momento, una nota</w:t>
-      </w:r>
-      <w:r>
-        <w:rPr>
-          <w:rFonts w:ascii="Arial" w:cs="Arial" w:eastAsia="Arial" w:hAnsi="Arial"/>
-          <w:color w:val="333333"/>
-          <w:sz w:val="20"/>
-          <w:szCs w:val="20"/>
-        </w:rPr>
-        <w:t xml:space="preserve"> (Inducción, módulo 3.5):</w:t>
-      </w:r>
-    </w:p>
-    <w:p>
-      <w:pPr>
-        <w:keepLines/>
-        <w:shd w:fill="F2F4F7" w:val="clear"/>
-        <w:spacing w:after="0"/>
-        <w:ind w:left="100" w:right="100"/>
-      </w:pPr>
-      <w:r>
-        <w:rPr>
-          <w:rFonts w:ascii="Courier New" w:cs="Courier New" w:eastAsia="Courier New" w:hAnsi="Courier New"/>
-          <w:color w:val="1B2A4A"/>
-          <w:sz w:val="17"/>
-          <w:szCs w:val="17"/>
-        </w:rPr>
-        <w:t xml:space="preserve">Contestó: Sí | Resultado: Agendó</w:t>
-      </w:r>
-    </w:p>
-    <w:p>
-      <w:pPr>
-        <w:keepLines/>
-        <w:shd w:fill="F2F4F7" w:val="clear"/>
-        <w:spacing w:after="0"/>
-        <w:ind w:left="100" w:right="100"/>
-      </w:pPr>
-      <w:r>
-        <w:rPr>
-          <w:rFonts w:ascii="Courier New" w:cs="Courier New" w:eastAsia="Courier New" w:hAnsi="Courier New"/>
-          <w:color w:val="1B2A4A"/>
-          <w:sz w:val="17"/>
-          <w:szCs w:val="17"/>
-        </w:rPr>
-        <w:t xml:space="preserve">Detalle: furnace de 20 años, quiere cambiarlo antes del invierno. Visita jueves 10 a.m.</w:t>
-      </w:r>
-    </w:p>
-    <w:p>
-      <w:pPr>
-        <w:spacing w:after="160"/>
-      </w:pPr>
-      <w:r>
-        <w:t xml:space="preserve"/>
+        <w:t xml:space="preserve">Después de CADA llamada, en el momento, el formulario de resultado</w:t>
+      </w:r>
+      <w:r>
+        <w:rPr>
+          <w:rFonts w:ascii="Arial" w:cs="Arial" w:eastAsia="Arial" w:hAnsi="Arial"/>
+          <w:color w:val="333333"/>
+          <w:sz w:val="20"/>
+          <w:szCs w:val="20"/>
+        </w:rPr>
+        <w:t xml:space="preserve"> (Inducción, módulo 3.5): https://api.leadconnectorhq.com/widget/form/DGoYUAAWeaqimug9GUci — teléfono del lead, resultado y observaciones (lo que dijo el cliente, con sus palabras). Los 8 resultados: Agendó visita · No contesta · Llamar después · No interesado · Número equivocado · Fuera de zona · Esperando foto / precio · Precio aceptado - enviar contrato.</w:t>
       </w:r>
     </w:p>
     <w:p>
@@ -7454,11 +7485,40 @@
       <w:r>
         <w:rPr>
           <w:rFonts w:ascii="Arial" w:cs="Arial" w:eastAsia="Arial" w:hAnsi="Arial"/>
-          <w:color w:val="333333"/>
-          <w:sz w:val="20"/>
-          <w:szCs w:val="20"/>
-        </w:rPr>
-        <w:t xml:space="preserve">Resultados: Agendó · Confirmó · Reprogramó · No interesado · Objeción — precio · Objeción — tiempo · Ya contrató a otro · No disponible · Sin respuesta · No contactable · Fuera de zona · Urgencia atendida.</w:t>
+          <w:b/>
+          <w:bCs/>
+          <w:color w:val="333333"/>
+          <w:sz w:val="20"/>
+          <w:szCs w:val="20"/>
+        </w:rPr>
+        <w:t xml:space="preserve">La nota escrita queda solo para la visita:</w:t>
+      </w:r>
+      <w:r>
+        <w:rPr>
+          <w:rFonts w:ascii="Arial" w:cs="Arial" w:eastAsia="Arial" w:hAnsi="Arial"/>
+          <w:color w:val="333333"/>
+          <w:sz w:val="20"/>
+          <w:szCs w:val="20"/>
+        </w:rPr>
+        <w:t xml:space="preserve"> </w:t>
+      </w:r>
+      <w:r>
+        <w:rPr>
+          <w:rFonts w:ascii="Courier New" w:cs="Courier New" w:eastAsia="Courier New" w:hAnsi="Courier New"/>
+          <w:color w:val="333333"/>
+          <w:sz w:val="18"/>
+          <w:szCs w:val="18"/>
+        </w:rPr>
+        <w:t xml:space="preserve">Visitó: Sí | Compró: Sí | Valor: … | Anticipo: …</w:t>
+      </w:r>
+      <w:r>
+        <w:rPr>
+          <w:rFonts w:ascii="Arial" w:cs="Arial" w:eastAsia="Arial" w:hAnsi="Arial"/>
+          <w:color w:val="333333"/>
+          <w:sz w:val="20"/>
+          <w:szCs w:val="20"/>
+        </w:rPr>
+        <w:t xml:space="preserve">.</w:t>
       </w:r>
     </w:p>
     <w:p>
@@ -7474,16 +7534,16 @@
           <w:sz w:val="20"/>
           <w:szCs w:val="20"/>
         </w:rPr>
-        <w:t xml:space="preserve">Etapas que mueve el Setter</w:t>
-      </w:r>
-      <w:r>
-        <w:rPr>
-          <w:rFonts w:ascii="Arial" w:cs="Arial" w:eastAsia="Arial" w:hAnsi="Arial"/>
-          <w:color w:val="333333"/>
-          <w:sz w:val="20"/>
-          <w:szCs w:val="20"/>
-        </w:rPr>
-        <w:t xml:space="preserve"> (nombres reales del pipeline "Sales Pipeline"):</w:t>
+        <w:t xml:space="preserve">Etapas</w:t>
+      </w:r>
+      <w:r>
+        <w:rPr>
+          <w:rFonts w:ascii="Arial" w:cs="Arial" w:eastAsia="Arial" w:hAnsi="Arial"/>
+          <w:color w:val="333333"/>
+          <w:sz w:val="20"/>
+          <w:szCs w:val="20"/>
+        </w:rPr>
+        <w:t xml:space="preserve"> (pipeline "Aire Express — Visitas"; casi todas las mueve el sistema, Inducción módulo 6):</w:t>
       </w:r>
     </w:p>
     <w:tbl>
@@ -7499,8 +7559,8 @@
         </w:tblBorders>
       </w:tblPr>
       <w:tblGrid>
-        <w:gridCol w:w="5604"/>
-        <w:gridCol w:w="4368"/>
+        <w:gridCol w:w="4838"/>
+        <w:gridCol w:w="5134"/>
       </w:tblGrid>
       <w:tr>
         <w:trPr>
@@ -7508,7 +7568,7 @@
         </w:trPr>
         <w:tc>
           <w:tcPr>
-            <w:tcW w:type="dxa" w:w="5604"/>
+            <w:tcW w:type="dxa" w:w="4838"/>
             <w:tcBorders>
               <w:top w:val="single" w:color="CCCCCC" w:sz="1"/>
               <w:left w:val="single" w:color="CCCCCC" w:sz="1"/>
@@ -7543,7 +7603,7 @@
         </w:tc>
         <w:tc>
           <w:tcPr>
-            <w:tcW w:type="dxa" w:w="4368"/>
+            <w:tcW w:type="dxa" w:w="5134"/>
             <w:tcBorders>
               <w:top w:val="single" w:color="CCCCCC" w:sz="1"/>
               <w:left w:val="single" w:color="CCCCCC" w:sz="1"/>
@@ -7583,7 +7643,7 @@
         </w:trPr>
         <w:tc>
           <w:tcPr>
-            <w:tcW w:type="dxa" w:w="5604"/>
+            <w:tcW w:type="dxa" w:w="4838"/>
             <w:tcBorders>
               <w:top w:val="single" w:color="CCCCCC" w:sz="1"/>
               <w:left w:val="single" w:color="CCCCCC" w:sz="1"/>
@@ -7609,13 +7669,13 @@
                 <w:sz w:val="17"/>
                 <w:szCs w:val="17"/>
               </w:rPr>
-              <w:t xml:space="preserve">Hizo el primer intento y no contestó</w:t>
-            </w:r>
-          </w:p>
-        </w:tc>
-        <w:tc>
-          <w:tcPr>
-            <w:tcW w:type="dxa" w:w="4368"/>
+              <w:t xml:space="preserve">Entra el lead</w:t>
+            </w:r>
+          </w:p>
+        </w:tc>
+        <w:tc>
+          <w:tcPr>
+            <w:tcW w:type="dxa" w:w="5134"/>
             <w:tcBorders>
               <w:top w:val="single" w:color="CCCCCC" w:sz="1"/>
               <w:left w:val="single" w:color="CCCCCC" w:sz="1"/>
@@ -7643,7 +7703,16 @@
                 <w:sz w:val="17"/>
                 <w:szCs w:val="17"/>
               </w:rPr>
-              <w:t xml:space="preserve">Contact Attempt</w:t>
+              <w:t xml:space="preserve">Nuevo</w:t>
+            </w:r>
+            <w:r>
+              <w:rPr>
+                <w:rFonts w:ascii="Arial" w:cs="Arial" w:eastAsia="Arial" w:hAnsi="Arial"/>
+                <w:color w:val="333333"/>
+                <w:sz w:val="17"/>
+                <w:szCs w:val="17"/>
+              </w:rPr>
+              <w:t xml:space="preserve"> (sistema)</w:t>
             </w:r>
           </w:p>
         </w:tc>
@@ -7654,7 +7723,7 @@
         </w:trPr>
         <w:tc>
           <w:tcPr>
-            <w:tcW w:type="dxa" w:w="5604"/>
+            <w:tcW w:type="dxa" w:w="4838"/>
             <w:tcBorders>
               <w:top w:val="single" w:color="CCCCCC" w:sz="1"/>
               <w:left w:val="single" w:color="CCCCCC" w:sz="1"/>
@@ -7680,13 +7749,13 @@
                 <w:sz w:val="17"/>
                 <w:szCs w:val="17"/>
               </w:rPr>
-              <w:t xml:space="preserve">Habló con el cliente y quedó pendiente (pidió que lo llamen otro día)</w:t>
-            </w:r>
-          </w:p>
-        </w:tc>
-        <w:tc>
-          <w:tcPr>
-            <w:tcW w:type="dxa" w:w="4368"/>
+              <w:t xml:space="preserve">Formulario "Esperando foto / precio"</w:t>
+            </w:r>
+          </w:p>
+        </w:tc>
+        <w:tc>
+          <w:tcPr>
+            <w:tcW w:type="dxa" w:w="5134"/>
             <w:tcBorders>
               <w:top w:val="single" w:color="CCCCCC" w:sz="1"/>
               <w:left w:val="single" w:color="CCCCCC" w:sz="1"/>
@@ -7714,16 +7783,16 @@
                 <w:sz w:val="17"/>
                 <w:szCs w:val="17"/>
               </w:rPr>
-              <w:t xml:space="preserve">Manual Follow Up</w:t>
-            </w:r>
-            <w:r>
-              <w:rPr>
-                <w:rFonts w:ascii="Arial" w:cs="Arial" w:eastAsia="Arial" w:hAnsi="Arial"/>
-                <w:color w:val="333333"/>
-                <w:sz w:val="17"/>
-                <w:szCs w:val="17"/>
-              </w:rPr>
-              <w:t xml:space="preserve"> + tarea con fecha y hora</w:t>
+              <w:t xml:space="preserve">Gestión Humana</w:t>
+            </w:r>
+            <w:r>
+              <w:rPr>
+                <w:rFonts w:ascii="Arial" w:cs="Arial" w:eastAsia="Arial" w:hAnsi="Arial"/>
+                <w:color w:val="333333"/>
+                <w:sz w:val="17"/>
+                <w:szCs w:val="17"/>
+              </w:rPr>
+              <w:t xml:space="preserve"> (sistema)</w:t>
             </w:r>
           </w:p>
         </w:tc>
@@ -7734,7 +7803,7 @@
         </w:trPr>
         <w:tc>
           <w:tcPr>
-            <w:tcW w:type="dxa" w:w="5604"/>
+            <w:tcW w:type="dxa" w:w="4838"/>
             <w:tcBorders>
               <w:top w:val="single" w:color="CCCCCC" w:sz="1"/>
               <w:left w:val="single" w:color="CCCCCC" w:sz="1"/>
@@ -7760,13 +7829,13 @@
                 <w:sz w:val="17"/>
                 <w:szCs w:val="17"/>
               </w:rPr>
-              <w:t xml:space="preserve">Agendó la visita</w:t>
-            </w:r>
-          </w:p>
-        </w:tc>
-        <w:tc>
-          <w:tcPr>
-            <w:tcW w:type="dxa" w:w="4368"/>
+              <w:t xml:space="preserve">Creó la visita en el calendario</w:t>
+            </w:r>
+          </w:p>
+        </w:tc>
+        <w:tc>
+          <w:tcPr>
+            <w:tcW w:type="dxa" w:w="5134"/>
             <w:tcBorders>
               <w:top w:val="single" w:color="CCCCCC" w:sz="1"/>
               <w:left w:val="single" w:color="CCCCCC" w:sz="1"/>
@@ -7794,7 +7863,16 @@
                 <w:sz w:val="17"/>
                 <w:szCs w:val="17"/>
               </w:rPr>
-              <w:t xml:space="preserve">Appointment Scheduled</w:t>
+              <w:t xml:space="preserve">Visita Agendada</w:t>
+            </w:r>
+            <w:r>
+              <w:rPr>
+                <w:rFonts w:ascii="Arial" w:cs="Arial" w:eastAsia="Arial" w:hAnsi="Arial"/>
+                <w:color w:val="333333"/>
+                <w:sz w:val="17"/>
+                <w:szCs w:val="17"/>
+              </w:rPr>
+              <w:t xml:space="preserve"> (sistema)</w:t>
             </w:r>
           </w:p>
         </w:tc>
@@ -7805,7 +7883,7 @@
         </w:trPr>
         <w:tc>
           <w:tcPr>
-            <w:tcW w:type="dxa" w:w="5604"/>
+            <w:tcW w:type="dxa" w:w="4838"/>
             <w:tcBorders>
               <w:top w:val="single" w:color="CCCCCC" w:sz="1"/>
               <w:left w:val="single" w:color="CCCCCC" w:sz="1"/>
@@ -7831,13 +7909,13 @@
                 <w:sz w:val="17"/>
                 <w:szCs w:val="17"/>
               </w:rPr>
-              <w:t xml:space="preserve">No contactable tras el intento 4, no le interesa o fuera de zona</w:t>
-            </w:r>
-          </w:p>
-        </w:tc>
-        <w:tc>
-          <w:tcPr>
-            <w:tcW w:type="dxa" w:w="4368"/>
+              <w:t xml:space="preserve">10 días sin agendar</w:t>
+            </w:r>
+          </w:p>
+        </w:tc>
+        <w:tc>
+          <w:tcPr>
+            <w:tcW w:type="dxa" w:w="5134"/>
             <w:tcBorders>
               <w:top w:val="single" w:color="CCCCCC" w:sz="1"/>
               <w:left w:val="single" w:color="CCCCCC" w:sz="1"/>
@@ -7865,16 +7943,216 @@
                 <w:sz w:val="17"/>
                 <w:szCs w:val="17"/>
               </w:rPr>
-              <w:t xml:space="preserve">Lost</w:t>
-            </w:r>
-            <w:r>
-              <w:rPr>
-                <w:rFonts w:ascii="Arial" w:cs="Arial" w:eastAsia="Arial" w:hAnsi="Arial"/>
-                <w:color w:val="333333"/>
-                <w:sz w:val="17"/>
-                <w:szCs w:val="17"/>
-              </w:rPr>
-              <w:t xml:space="preserve"> con el motivo</w:t>
+              <w:t xml:space="preserve">Seguimiento Mensual</w:t>
+            </w:r>
+            <w:r>
+              <w:rPr>
+                <w:rFonts w:ascii="Arial" w:cs="Arial" w:eastAsia="Arial" w:hAnsi="Arial"/>
+                <w:color w:val="333333"/>
+                <w:sz w:val="17"/>
+                <w:szCs w:val="17"/>
+              </w:rPr>
+              <w:t xml:space="preserve"> (sistema)</w:t>
+            </w:r>
+          </w:p>
+        </w:tc>
+      </w:tr>
+      <w:tr>
+        <w:trPr>
+          <w:cantSplit/>
+        </w:trPr>
+        <w:tc>
+          <w:tcPr>
+            <w:tcW w:type="dxa" w:w="4838"/>
+            <w:tcBorders>
+              <w:top w:val="single" w:color="CCCCCC" w:sz="1"/>
+              <w:left w:val="single" w:color="CCCCCC" w:sz="1"/>
+              <w:bottom w:val="single" w:color="CCCCCC" w:sz="1"/>
+              <w:right w:val="single" w:color="CCCCCC" w:sz="1"/>
+            </w:tcBorders>
+            <w:shd w:fill="F7F8FA" w:val="clear"/>
+            <w:tcMar>
+              <w:top w:type="dxa" w:w="70"/>
+              <w:left w:type="dxa" w:w="100"/>
+              <w:bottom w:type="dxa" w:w="70"/>
+              <w:right w:type="dxa" w:w="100"/>
+            </w:tcMar>
+          </w:tcPr>
+          <w:p>
+            <w:pPr>
+              <w:spacing w:after="0"/>
+            </w:pPr>
+            <w:r>
+              <w:rPr>
+                <w:rFonts w:ascii="Arial" w:cs="Arial" w:eastAsia="Arial" w:hAnsi="Arial"/>
+                <w:color w:val="333333"/>
+                <w:sz w:val="17"/>
+                <w:szCs w:val="17"/>
+              </w:rPr>
+              <w:t xml:space="preserve">Formulario "No interesado", "Número equivocado" o "Fuera de zona"</w:t>
+            </w:r>
+          </w:p>
+        </w:tc>
+        <w:tc>
+          <w:tcPr>
+            <w:tcW w:type="dxa" w:w="5134"/>
+            <w:tcBorders>
+              <w:top w:val="single" w:color="CCCCCC" w:sz="1"/>
+              <w:left w:val="single" w:color="CCCCCC" w:sz="1"/>
+              <w:bottom w:val="single" w:color="CCCCCC" w:sz="1"/>
+              <w:right w:val="single" w:color="CCCCCC" w:sz="1"/>
+            </w:tcBorders>
+            <w:shd w:fill="F7F8FA" w:val="clear"/>
+            <w:tcMar>
+              <w:top w:type="dxa" w:w="70"/>
+              <w:left w:type="dxa" w:w="100"/>
+              <w:bottom w:type="dxa" w:w="70"/>
+              <w:right w:type="dxa" w:w="100"/>
+            </w:tcMar>
+          </w:tcPr>
+          <w:p>
+            <w:pPr>
+              <w:spacing w:after="0"/>
+            </w:pPr>
+            <w:r>
+              <w:rPr>
+                <w:rFonts w:ascii="Arial" w:cs="Arial" w:eastAsia="Arial" w:hAnsi="Arial"/>
+                <w:b/>
+                <w:bCs/>
+                <w:color w:val="333333"/>
+                <w:sz w:val="17"/>
+                <w:szCs w:val="17"/>
+              </w:rPr>
+              <w:t xml:space="preserve">Perdido</w:t>
+            </w:r>
+            <w:r>
+              <w:rPr>
+                <w:rFonts w:ascii="Arial" w:cs="Arial" w:eastAsia="Arial" w:hAnsi="Arial"/>
+                <w:color w:val="333333"/>
+                <w:sz w:val="17"/>
+                <w:szCs w:val="17"/>
+              </w:rPr>
+              <w:t xml:space="preserve"> (sistema)</w:t>
+            </w:r>
+          </w:p>
+        </w:tc>
+      </w:tr>
+      <w:tr>
+        <w:trPr>
+          <w:cantSplit/>
+        </w:trPr>
+        <w:tc>
+          <w:tcPr>
+            <w:tcW w:type="dxa" w:w="4838"/>
+            <w:tcBorders>
+              <w:top w:val="single" w:color="CCCCCC" w:sz="1"/>
+              <w:left w:val="single" w:color="CCCCCC" w:sz="1"/>
+              <w:bottom w:val="single" w:color="CCCCCC" w:sz="1"/>
+              <w:right w:val="single" w:color="CCCCCC" w:sz="1"/>
+            </w:tcBorders>
+            <w:shd w:fill="FFFFFF" w:val="clear"/>
+            <w:tcMar>
+              <w:top w:type="dxa" w:w="70"/>
+              <w:left w:type="dxa" w:w="100"/>
+              <w:bottom w:type="dxa" w:w="70"/>
+              <w:right w:type="dxa" w:w="100"/>
+            </w:tcMar>
+          </w:tcPr>
+          <w:p>
+            <w:pPr>
+              <w:spacing w:after="0"/>
+            </w:pPr>
+            <w:r>
+              <w:rPr>
+                <w:rFonts w:ascii="Arial" w:cs="Arial" w:eastAsia="Arial" w:hAnsi="Arial"/>
+                <w:color w:val="333333"/>
+                <w:sz w:val="17"/>
+                <w:szCs w:val="17"/>
+              </w:rPr>
+              <w:t xml:space="preserve">La visita no se hizo, se hizo sin compra, o se compró</w:t>
+            </w:r>
+          </w:p>
+        </w:tc>
+        <w:tc>
+          <w:tcPr>
+            <w:tcW w:type="dxa" w:w="5134"/>
+            <w:tcBorders>
+              <w:top w:val="single" w:color="CCCCCC" w:sz="1"/>
+              <w:left w:val="single" w:color="CCCCCC" w:sz="1"/>
+              <w:bottom w:val="single" w:color="CCCCCC" w:sz="1"/>
+              <w:right w:val="single" w:color="CCCCCC" w:sz="1"/>
+            </w:tcBorders>
+            <w:shd w:fill="FFFFFF" w:val="clear"/>
+            <w:tcMar>
+              <w:top w:type="dxa" w:w="70"/>
+              <w:left w:type="dxa" w:w="100"/>
+              <w:bottom w:type="dxa" w:w="70"/>
+              <w:right w:type="dxa" w:w="100"/>
+            </w:tcMar>
+          </w:tcPr>
+          <w:p>
+            <w:pPr>
+              <w:spacing w:after="0"/>
+            </w:pPr>
+            <w:r>
+              <w:rPr>
+                <w:rFonts w:ascii="Arial" w:cs="Arial" w:eastAsia="Arial" w:hAnsi="Arial"/>
+                <w:b/>
+                <w:bCs/>
+                <w:color w:val="333333"/>
+                <w:sz w:val="17"/>
+                <w:szCs w:val="17"/>
+              </w:rPr>
+              <w:t xml:space="preserve">No Asistió</w:t>
+            </w:r>
+            <w:r>
+              <w:rPr>
+                <w:rFonts w:ascii="Arial" w:cs="Arial" w:eastAsia="Arial" w:hAnsi="Arial"/>
+                <w:color w:val="333333"/>
+                <w:sz w:val="17"/>
+                <w:szCs w:val="17"/>
+              </w:rPr>
+              <w:t xml:space="preserve">, </w:t>
+            </w:r>
+            <w:r>
+              <w:rPr>
+                <w:rFonts w:ascii="Arial" w:cs="Arial" w:eastAsia="Arial" w:hAnsi="Arial"/>
+                <w:b/>
+                <w:bCs/>
+                <w:color w:val="333333"/>
+                <w:sz w:val="17"/>
+                <w:szCs w:val="17"/>
+              </w:rPr>
+              <w:t xml:space="preserve">Visita Realizada</w:t>
+            </w:r>
+            <w:r>
+              <w:rPr>
+                <w:rFonts w:ascii="Arial" w:cs="Arial" w:eastAsia="Arial" w:hAnsi="Arial"/>
+                <w:color w:val="333333"/>
+                <w:sz w:val="17"/>
+                <w:szCs w:val="17"/>
+              </w:rPr>
+              <w:t xml:space="preserve">, </w:t>
+            </w:r>
+            <w:r>
+              <w:rPr>
+                <w:rFonts w:ascii="Arial" w:cs="Arial" w:eastAsia="Arial" w:hAnsi="Arial"/>
+                <w:b/>
+                <w:bCs/>
+                <w:color w:val="333333"/>
+                <w:sz w:val="17"/>
+                <w:szCs w:val="17"/>
+              </w:rPr>
+              <w:t xml:space="preserve">Ganado</w:t>
+            </w:r>
+            <w:r>
+              <w:rPr>
+                <w:rFonts w:ascii="Arial" w:cs="Arial" w:eastAsia="Arial" w:hAnsi="Arial"/>
+                <w:color w:val="333333"/>
+                <w:sz w:val="17"/>
+                <w:szCs w:val="17"/>
+              </w:rPr>
+              <w:t xml:space="preserve"> (las mueve quien visita o la Setter según la Inducción, módulo 3.7)</w:t>
             </w:r>
           </w:p>
         </w:tc>
@@ -7895,36 +8173,22 @@
       <w:r>
         <w:rPr>
           <w:rFonts w:ascii="Arial" w:cs="Arial" w:eastAsia="Arial" w:hAnsi="Arial"/>
-          <w:color w:val="333333"/>
-          <w:sz w:val="20"/>
-          <w:szCs w:val="20"/>
-        </w:rPr>
-        <w:t xml:space="preserve">Las demás etapas (Estimating, Proposal Sent, Won) las mueve quien visita.</w:t>
-      </w:r>
-    </w:p>
-    <w:p>
-      <w:pPr>
-        <w:spacing w:after="110"/>
-      </w:pPr>
-      <w:r>
-        <w:rPr>
-          <w:rFonts w:ascii="Arial" w:cs="Arial" w:eastAsia="Arial" w:hAnsi="Arial"/>
           <w:b/>
           <w:bCs/>
           <w:color w:val="333333"/>
           <w:sz w:val="20"/>
           <w:szCs w:val="20"/>
         </w:rPr>
-        <w:t xml:space="preserve">Tag de la visita que agenda una persona:</w:t>
-      </w:r>
-      <w:r>
-        <w:rPr>
-          <w:rFonts w:ascii="Arial" w:cs="Arial" w:eastAsia="Arial" w:hAnsi="Arial"/>
-          <w:color w:val="333333"/>
-          <w:sz w:val="20"/>
-          <w:szCs w:val="20"/>
-        </w:rPr>
-        <w:t xml:space="preserve"> </w:t>
+        <w:t xml:space="preserve">Tag de la visita:</w:t>
+      </w:r>
+      <w:r>
+        <w:rPr>
+          <w:rFonts w:ascii="Arial" w:cs="Arial" w:eastAsia="Arial" w:hAnsi="Arial"/>
+          <w:color w:val="333333"/>
+          <w:sz w:val="20"/>
+          <w:szCs w:val="20"/>
+        </w:rPr>
+        <w:t xml:space="preserve"> al crear la visita en el calendario el sistema pone solo el tag </w:t>
       </w:r>
       <w:r>
         <w:rPr>
@@ -7933,34 +8197,16 @@
           <w:sz w:val="18"/>
           <w:szCs w:val="18"/>
         </w:rPr>
-        <w:t xml:space="preserve">visita-agendada-humano</w:t>
-      </w:r>
-      <w:r>
-        <w:rPr>
-          <w:rFonts w:ascii="Arial" w:cs="Arial" w:eastAsia="Arial" w:hAnsi="Arial"/>
-          <w:color w:val="333333"/>
-          <w:sz w:val="20"/>
-          <w:szCs w:val="20"/>
-        </w:rPr>
-        <w:t xml:space="preserve"> </w:t>
-      </w:r>
-      <w:r>
-        <w:rPr>
-          <w:rFonts w:ascii="Courier New" w:cs="Courier New" w:eastAsia="Courier New" w:hAnsi="Courier New"/>
-          <w:color w:val="333333"/>
-          <w:sz w:val="18"/>
-          <w:szCs w:val="18"/>
-        </w:rPr>
-        <w:t xml:space="preserve">[COMPLETAR — el tag todavía no existe en GHL; se crea en los ajustes del CRM antes de que empiece el Setter]</w:t>
-      </w:r>
-      <w:r>
-        <w:rPr>
-          <w:rFonts w:ascii="Arial" w:cs="Arial" w:eastAsia="Arial" w:hAnsi="Arial"/>
-          <w:color w:val="333333"/>
-          <w:sz w:val="20"/>
-          <w:szCs w:val="20"/>
-        </w:rPr>
-        <w:t xml:space="preserve">.</w:t>
+        <w:t xml:space="preserve">visita-agendada</w:t>
+      </w:r>
+      <w:r>
+        <w:rPr>
+          <w:rFonts w:ascii="Arial" w:cs="Arial" w:eastAsia="Arial" w:hAnsi="Arial"/>
+          <w:color w:val="333333"/>
+          <w:sz w:val="20"/>
+          <w:szCs w:val="20"/>
+        </w:rPr>
+        <w:t xml:space="preserve">. La Setter no pone tags a mano.</w:t>
       </w:r>
     </w:p>
     <w:p>
@@ -8000,7 +8246,7 @@
           <w:sz w:val="20"/>
           <w:szCs w:val="20"/>
         </w:rPr>
-        <w:t xml:space="preserve">Ninguna tarea de hoy abierta ni completada sin nota.</w:t>
+        <w:t xml:space="preserve">Ninguna tarea de hoy abierta ni completada sin formulario de resultado.</w:t>
       </w:r>
     </w:p>
     <w:p>
@@ -8121,9 +8367,9 @@
         </w:tblBorders>
       </w:tblPr>
       <w:tblGrid>
-        <w:gridCol w:w="3432"/>
-        <w:gridCol w:w="3196"/>
-        <w:gridCol w:w="3344"/>
+        <w:gridCol w:w="3450"/>
+        <w:gridCol w:w="3079"/>
+        <w:gridCol w:w="3443"/>
       </w:tblGrid>
       <w:tr>
         <w:trPr>
@@ -8131,7 +8377,7 @@
         </w:trPr>
         <w:tc>
           <w:tcPr>
-            <w:tcW w:type="dxa" w:w="3432"/>
+            <w:tcW w:type="dxa" w:w="3450"/>
             <w:tcBorders>
               <w:top w:val="single" w:color="CCCCCC" w:sz="1"/>
               <w:left w:val="single" w:color="CCCCCC" w:sz="1"/>
@@ -8166,7 +8412,7 @@
         </w:tc>
         <w:tc>
           <w:tcPr>
-            <w:tcW w:type="dxa" w:w="3196"/>
+            <w:tcW w:type="dxa" w:w="3079"/>
             <w:tcBorders>
               <w:top w:val="single" w:color="CCCCCC" w:sz="1"/>
               <w:left w:val="single" w:color="CCCCCC" w:sz="1"/>
@@ -8201,7 +8447,7 @@
         </w:tc>
         <w:tc>
           <w:tcPr>
-            <w:tcW w:type="dxa" w:w="3344"/>
+            <w:tcW w:type="dxa" w:w="3443"/>
             <w:tcBorders>
               <w:top w:val="single" w:color="CCCCCC" w:sz="1"/>
               <w:left w:val="single" w:color="CCCCCC" w:sz="1"/>
@@ -8241,7 +8487,7 @@
         </w:trPr>
         <w:tc>
           <w:tcPr>
-            <w:tcW w:type="dxa" w:w="3432"/>
+            <w:tcW w:type="dxa" w:w="3450"/>
             <w:tcBorders>
               <w:top w:val="single" w:color="CCCCCC" w:sz="1"/>
               <w:left w:val="single" w:color="CCCCCC" w:sz="1"/>
@@ -8273,7 +8519,7 @@
         </w:tc>
         <w:tc>
           <w:tcPr>
-            <w:tcW w:type="dxa" w:w="3196"/>
+            <w:tcW w:type="dxa" w:w="3079"/>
             <w:tcBorders>
               <w:top w:val="single" w:color="CCCCCC" w:sz="1"/>
               <w:left w:val="single" w:color="CCCCCC" w:sz="1"/>
@@ -8307,7 +8553,7 @@
         </w:tc>
         <w:tc>
           <w:tcPr>
-            <w:tcW w:type="dxa" w:w="3344"/>
+            <w:tcW w:type="dxa" w:w="3443"/>
             <w:tcBorders>
               <w:top w:val="single" w:color="CCCCCC" w:sz="1"/>
               <w:left w:val="single" w:color="CCCCCC" w:sz="1"/>
@@ -8344,7 +8590,7 @@
         </w:trPr>
         <w:tc>
           <w:tcPr>
-            <w:tcW w:type="dxa" w:w="3432"/>
+            <w:tcW w:type="dxa" w:w="3450"/>
             <w:tcBorders>
               <w:top w:val="single" w:color="CCCCCC" w:sz="1"/>
               <w:left w:val="single" w:color="CCCCCC" w:sz="1"/>
@@ -8376,7 +8622,7 @@
         </w:tc>
         <w:tc>
           <w:tcPr>
-            <w:tcW w:type="dxa" w:w="3196"/>
+            <w:tcW w:type="dxa" w:w="3079"/>
             <w:tcBorders>
               <w:top w:val="single" w:color="CCCCCC" w:sz="1"/>
               <w:left w:val="single" w:color="CCCCCC" w:sz="1"/>
@@ -8410,7 +8656,7 @@
         </w:tc>
         <w:tc>
           <w:tcPr>
-            <w:tcW w:type="dxa" w:w="3344"/>
+            <w:tcW w:type="dxa" w:w="3443"/>
             <w:tcBorders>
               <w:top w:val="single" w:color="CCCCCC" w:sz="1"/>
               <w:left w:val="single" w:color="CCCCCC" w:sz="1"/>
@@ -8447,7 +8693,7 @@
         </w:trPr>
         <w:tc>
           <w:tcPr>
-            <w:tcW w:type="dxa" w:w="3432"/>
+            <w:tcW w:type="dxa" w:w="3450"/>
             <w:tcBorders>
               <w:top w:val="single" w:color="CCCCCC" w:sz="1"/>
               <w:left w:val="single" w:color="CCCCCC" w:sz="1"/>
@@ -8473,13 +8719,13 @@
                 <w:sz w:val="17"/>
                 <w:szCs w:val="17"/>
               </w:rPr>
-              <w:t xml:space="preserve">Nota después de cada llamada</w:t>
-            </w:r>
-          </w:p>
-        </w:tc>
-        <w:tc>
-          <w:tcPr>
-            <w:tcW w:type="dxa" w:w="3196"/>
+              <w:t xml:space="preserve">Formulario después de cada llamada</w:t>
+            </w:r>
+          </w:p>
+        </w:tc>
+        <w:tc>
+          <w:tcPr>
+            <w:tcW w:type="dxa" w:w="3079"/>
             <w:tcBorders>
               <w:top w:val="single" w:color="CCCCCC" w:sz="1"/>
               <w:left w:val="single" w:color="CCCCCC" w:sz="1"/>
@@ -8509,20 +8755,11 @@
               </w:rPr>
               <w:t xml:space="preserve">100%</w:t>
             </w:r>
-            <w:r>
-              <w:rPr>
-                <w:rFonts w:ascii="Arial" w:cs="Arial" w:eastAsia="Arial" w:hAnsi="Arial"/>
-                <w:color w:val="333333"/>
-                <w:sz w:val="17"/>
-                <w:szCs w:val="17"/>
-              </w:rPr>
-              <w:t xml:space="preserve">, con la primera línea en el formato</w:t>
-            </w:r>
-          </w:p>
-        </w:tc>
-        <w:tc>
-          <w:tcPr>
-            <w:tcW w:type="dxa" w:w="3344"/>
+          </w:p>
+        </w:tc>
+        <w:tc>
+          <w:tcPr>
+            <w:tcW w:type="dxa" w:w="3443"/>
             <w:tcBorders>
               <w:top w:val="single" w:color="CCCCCC" w:sz="1"/>
               <w:left w:val="single" w:color="CCCCCC" w:sz="1"/>
@@ -8548,7 +8785,7 @@
                 <w:sz w:val="17"/>
                 <w:szCs w:val="17"/>
               </w:rPr>
-              <w:t xml:space="preserve">Llamadas sin nota en el reporte</w:t>
+              <w:t xml:space="preserve">Llamadas sin formulario en el reporte</w:t>
             </w:r>
           </w:p>
         </w:tc>
@@ -8559,7 +8796,7 @@
         </w:trPr>
         <w:tc>
           <w:tcPr>
-            <w:tcW w:type="dxa" w:w="3432"/>
+            <w:tcW w:type="dxa" w:w="3450"/>
             <w:tcBorders>
               <w:top w:val="single" w:color="CCCCCC" w:sz="1"/>
               <w:left w:val="single" w:color="CCCCCC" w:sz="1"/>
@@ -8591,7 +8828,7 @@
         </w:tc>
         <w:tc>
           <w:tcPr>
-            <w:tcW w:type="dxa" w:w="3196"/>
+            <w:tcW w:type="dxa" w:w="3079"/>
             <w:tcBorders>
               <w:top w:val="single" w:color="CCCCCC" w:sz="1"/>
               <w:left w:val="single" w:color="CCCCCC" w:sz="1"/>
@@ -8625,7 +8862,7 @@
         </w:tc>
         <w:tc>
           <w:tcPr>
-            <w:tcW w:type="dxa" w:w="3344"/>
+            <w:tcW w:type="dxa" w:w="3443"/>
             <w:tcBorders>
               <w:top w:val="single" w:color="CCCCCC" w:sz="1"/>
               <w:left w:val="single" w:color="CCCCCC" w:sz="1"/>
@@ -8662,7 +8899,7 @@
         </w:trPr>
         <w:tc>
           <w:tcPr>
-            <w:tcW w:type="dxa" w:w="3432"/>
+            <w:tcW w:type="dxa" w:w="3450"/>
             <w:tcBorders>
               <w:top w:val="single" w:color="CCCCCC" w:sz="1"/>
               <w:left w:val="single" w:color="CCCCCC" w:sz="1"/>
@@ -8694,7 +8931,7 @@
         </w:tc>
         <w:tc>
           <w:tcPr>
-            <w:tcW w:type="dxa" w:w="3196"/>
+            <w:tcW w:type="dxa" w:w="3079"/>
             <w:tcBorders>
               <w:top w:val="single" w:color="CCCCCC" w:sz="1"/>
               <w:left w:val="single" w:color="CCCCCC" w:sz="1"/>
@@ -8728,7 +8965,7 @@
         </w:tc>
         <w:tc>
           <w:tcPr>
-            <w:tcW w:type="dxa" w:w="3344"/>
+            <w:tcW w:type="dxa" w:w="3443"/>
             <w:tcBorders>
               <w:top w:val="single" w:color="CCCCCC" w:sz="1"/>
               <w:left w:val="single" w:color="CCCCCC" w:sz="1"/>
@@ -8765,7 +9002,7 @@
         </w:trPr>
         <w:tc>
           <w:tcPr>
-            <w:tcW w:type="dxa" w:w="3432"/>
+            <w:tcW w:type="dxa" w:w="3450"/>
             <w:tcBorders>
               <w:top w:val="single" w:color="CCCCCC" w:sz="1"/>
               <w:left w:val="single" w:color="CCCCCC" w:sz="1"/>
@@ -8797,7 +9034,7 @@
         </w:tc>
         <w:tc>
           <w:tcPr>
-            <w:tcW w:type="dxa" w:w="3196"/>
+            <w:tcW w:type="dxa" w:w="3079"/>
             <w:tcBorders>
               <w:top w:val="single" w:color="CCCCCC" w:sz="1"/>
               <w:left w:val="single" w:color="CCCCCC" w:sz="1"/>
@@ -8840,7 +9077,7 @@
         </w:tc>
         <w:tc>
           <w:tcPr>
-            <w:tcW w:type="dxa" w:w="3344"/>
+            <w:tcW w:type="dxa" w:w="3443"/>
             <w:tcBorders>
               <w:top w:val="single" w:color="CCCCCC" w:sz="1"/>
               <w:left w:val="single" w:color="CCCCCC" w:sz="1"/>
@@ -8877,7 +9114,7 @@
         </w:trPr>
         <w:tc>
           <w:tcPr>
-            <w:tcW w:type="dxa" w:w="3432"/>
+            <w:tcW w:type="dxa" w:w="3450"/>
             <w:tcBorders>
               <w:top w:val="single" w:color="CCCCCC" w:sz="1"/>
               <w:left w:val="single" w:color="CCCCCC" w:sz="1"/>
@@ -8909,7 +9146,7 @@
         </w:tc>
         <w:tc>
           <w:tcPr>
-            <w:tcW w:type="dxa" w:w="3196"/>
+            <w:tcW w:type="dxa" w:w="3079"/>
             <w:tcBorders>
               <w:top w:val="single" w:color="CCCCCC" w:sz="1"/>
               <w:left w:val="single" w:color="CCCCCC" w:sz="1"/>
@@ -8943,7 +9180,7 @@
         </w:tc>
         <w:tc>
           <w:tcPr>
-            <w:tcW w:type="dxa" w:w="3344"/>
+            <w:tcW w:type="dxa" w:w="3443"/>
             <w:tcBorders>
               <w:top w:val="single" w:color="CCCCCC" w:sz="1"/>
               <w:left w:val="single" w:color="CCCCCC" w:sz="1"/>
@@ -8980,7 +9217,7 @@
         </w:trPr>
         <w:tc>
           <w:tcPr>
-            <w:tcW w:type="dxa" w:w="3432"/>
+            <w:tcW w:type="dxa" w:w="3450"/>
             <w:tcBorders>
               <w:top w:val="single" w:color="CCCCCC" w:sz="1"/>
               <w:left w:val="single" w:color="CCCCCC" w:sz="1"/>
@@ -9012,7 +9249,7 @@
         </w:tc>
         <w:tc>
           <w:tcPr>
-            <w:tcW w:type="dxa" w:w="3196"/>
+            <w:tcW w:type="dxa" w:w="3079"/>
             <w:tcBorders>
               <w:top w:val="single" w:color="CCCCCC" w:sz="1"/>
               <w:left w:val="single" w:color="CCCCCC" w:sz="1"/>
@@ -9040,22 +9277,22 @@
                 <w:sz w:val="17"/>
                 <w:szCs w:val="17"/>
               </w:rPr>
-              <w:t xml:space="preserve">Exactamente 4, cada uno con doble marcado</w:t>
-            </w:r>
-            <w:r>
-              <w:rPr>
-                <w:rFonts w:ascii="Arial" w:cs="Arial" w:eastAsia="Arial" w:hAnsi="Arial"/>
-                <w:color w:val="333333"/>
-                <w:sz w:val="17"/>
-                <w:szCs w:val="17"/>
-              </w:rPr>
-              <w:t xml:space="preserve"> (8 marcadas)</w:t>
-            </w:r>
-          </w:p>
-        </w:tc>
-        <w:tc>
-          <w:tcPr>
-            <w:tcW w:type="dxa" w:w="3344"/>
+              <w:t xml:space="preserve">Exactamente 6, cada uno con doble marcado</w:t>
+            </w:r>
+            <w:r>
+              <w:rPr>
+                <w:rFonts w:ascii="Arial" w:cs="Arial" w:eastAsia="Arial" w:hAnsi="Arial"/>
+                <w:color w:val="333333"/>
+                <w:sz w:val="17"/>
+                <w:szCs w:val="17"/>
+              </w:rPr>
+              <w:t xml:space="preserve"> (12 marcadas en 10 días)</w:t>
+            </w:r>
+          </w:p>
+        </w:tc>
+        <w:tc>
+          <w:tcPr>
+            <w:tcW w:type="dxa" w:w="3443"/>
             <w:tcBorders>
               <w:top w:val="single" w:color="CCCCCC" w:sz="1"/>
               <w:left w:val="single" w:color="CCCCCC" w:sz="1"/>
@@ -9081,7 +9318,7 @@
                 <w:sz w:val="17"/>
                 <w:szCs w:val="17"/>
               </w:rPr>
-              <w:t xml:space="preserve">Notas por lead</w:t>
+              <w:t xml:space="preserve">Formularios por lead</w:t>
             </w:r>
           </w:p>
         </w:tc>
@@ -9092,7 +9329,7 @@
         </w:trPr>
         <w:tc>
           <w:tcPr>
-            <w:tcW w:type="dxa" w:w="3432"/>
+            <w:tcW w:type="dxa" w:w="3450"/>
             <w:tcBorders>
               <w:top w:val="single" w:color="CCCCCC" w:sz="1"/>
               <w:left w:val="single" w:color="CCCCCC" w:sz="1"/>
@@ -9124,7 +9361,7 @@
         </w:tc>
         <w:tc>
           <w:tcPr>
-            <w:tcW w:type="dxa" w:w="3196"/>
+            <w:tcW w:type="dxa" w:w="3079"/>
             <w:tcBorders>
               <w:top w:val="single" w:color="CCCCCC" w:sz="1"/>
               <w:left w:val="single" w:color="CCCCCC" w:sz="1"/>
@@ -9167,7 +9404,7 @@
         </w:tc>
         <w:tc>
           <w:tcPr>
-            <w:tcW w:type="dxa" w:w="3344"/>
+            <w:tcW w:type="dxa" w:w="3443"/>
             <w:tcBorders>
               <w:top w:val="single" w:color="CCCCCC" w:sz="1"/>
               <w:left w:val="single" w:color="CCCCCC" w:sz="1"/>
@@ -9204,7 +9441,7 @@
         </w:trPr>
         <w:tc>
           <w:tcPr>
-            <w:tcW w:type="dxa" w:w="3432"/>
+            <w:tcW w:type="dxa" w:w="3450"/>
             <w:tcBorders>
               <w:top w:val="single" w:color="CCCCCC" w:sz="1"/>
               <w:left w:val="single" w:color="CCCCCC" w:sz="1"/>
@@ -9236,7 +9473,7 @@
         </w:tc>
         <w:tc>
           <w:tcPr>
-            <w:tcW w:type="dxa" w:w="3196"/>
+            <w:tcW w:type="dxa" w:w="3079"/>
             <w:tcBorders>
               <w:top w:val="single" w:color="CCCCCC" w:sz="1"/>
               <w:left w:val="single" w:color="CCCCCC" w:sz="1"/>
@@ -9268,7 +9505,7 @@
         </w:tc>
         <w:tc>
           <w:tcPr>
-            <w:tcW w:type="dxa" w:w="3344"/>
+            <w:tcW w:type="dxa" w:w="3443"/>
             <w:tcBorders>
               <w:top w:val="single" w:color="CCCCCC" w:sz="1"/>
               <w:left w:val="single" w:color="CCCCCC" w:sz="1"/>
@@ -9305,7 +9542,7 @@
         </w:trPr>
         <w:tc>
           <w:tcPr>
-            <w:tcW w:type="dxa" w:w="3432"/>
+            <w:tcW w:type="dxa" w:w="3450"/>
             <w:tcBorders>
               <w:top w:val="single" w:color="CCCCCC" w:sz="1"/>
               <w:left w:val="single" w:color="CCCCCC" w:sz="1"/>
@@ -9337,7 +9574,7 @@
         </w:tc>
         <w:tc>
           <w:tcPr>
-            <w:tcW w:type="dxa" w:w="3196"/>
+            <w:tcW w:type="dxa" w:w="3079"/>
             <w:tcBorders>
               <w:top w:val="single" w:color="CCCCCC" w:sz="1"/>
               <w:left w:val="single" w:color="CCCCCC" w:sz="1"/>
@@ -9369,7 +9606,7 @@
         </w:tc>
         <w:tc>
           <w:tcPr>
-            <w:tcW w:type="dxa" w:w="3344"/>
+            <w:tcW w:type="dxa" w:w="3443"/>
             <w:tcBorders>
               <w:top w:val="single" w:color="CCCCCC" w:sz="1"/>
               <w:left w:val="single" w:color="CCCCCC" w:sz="1"/>
@@ -9395,25 +9632,7 @@
                 <w:sz w:val="17"/>
                 <w:szCs w:val="17"/>
               </w:rPr>
-              <w:t xml:space="preserve">Notas </w:t>
-            </w:r>
-            <w:r>
-              <w:rPr>
-                <w:rFonts w:ascii="Courier New" w:cs="Courier New" w:eastAsia="Courier New" w:hAnsi="Courier New"/>
-                <w:color w:val="333333"/>
-                <w:sz w:val="15"/>
-                <w:szCs w:val="15"/>
-              </w:rPr>
-              <w:t xml:space="preserve">Agendó</w:t>
-            </w:r>
-            <w:r>
-              <w:rPr>
-                <w:rFonts w:ascii="Arial" w:cs="Arial" w:eastAsia="Arial" w:hAnsi="Arial"/>
-                <w:color w:val="333333"/>
-                <w:sz w:val="17"/>
-                <w:szCs w:val="17"/>
-              </w:rPr>
-              <w:t xml:space="preserve"> / contestados</w:t>
+              <w:t xml:space="preserve">Formularios "Agendó visita" / contestados</w:t>
             </w:r>
           </w:p>
         </w:tc>
@@ -10061,7 +10280,7 @@
           <w:sz w:val="20"/>
           <w:szCs w:val="20"/>
         </w:rPr>
-        <w:t xml:space="preserve">   simulada con el speech 01 → nota con el formato → crear la visita en el calendario con el tag → mover la etapa.</w:t>
+        <w:t xml:space="preserve">   simulada con el speech 01 → formulario de resultado → crear la visita en el calendario → marcar Showed → mover la etapa → nota de la visita.</w:t>
       </w:r>
     </w:p>
     <w:p>
@@ -10289,50 +10508,6 @@
           <w:sz w:val="20"/>
           <w:szCs w:val="20"/>
         </w:rPr>
-        <w:t xml:space="preserve">Crear en GHL el tag </w:t>
-      </w:r>
-      <w:r>
-        <w:rPr>
-          <w:rFonts w:ascii="Courier New" w:cs="Courier New" w:eastAsia="Courier New" w:hAnsi="Courier New"/>
-          <w:color w:val="333333"/>
-          <w:sz w:val="18"/>
-          <w:szCs w:val="18"/>
-        </w:rPr>
-        <w:t xml:space="preserve">visita-agendada-humano</w:t>
-      </w:r>
-      <w:r>
-        <w:rPr>
-          <w:rFonts w:ascii="Arial" w:cs="Arial" w:eastAsia="Arial" w:hAnsi="Arial"/>
-          <w:color w:val="333333"/>
-          <w:sz w:val="20"/>
-          <w:szCs w:val="20"/>
-        </w:rPr>
-        <w:t xml:space="preserve">.</w:t>
-      </w:r>
-    </w:p>
-    <w:p>
-      <w:pPr>
-        <w:spacing w:after="50"/>
-        <w:ind w:left="360" w:hanging="240"/>
-      </w:pPr>
-      <w:r>
-        <w:rPr>
-          <w:rFonts w:ascii="Arial" w:cs="Arial" w:eastAsia="Arial" w:hAnsi="Arial"/>
-          <w:b/>
-          <w:bCs/>
-          <w:color w:val="2E75B6"/>
-          <w:sz w:val="20"/>
-          <w:szCs w:val="20"/>
-        </w:rPr>
-        <w:t xml:space="preserve">• </w:t>
-      </w:r>
-      <w:r>
-        <w:rPr>
-          <w:rFonts w:ascii="Arial" w:cs="Arial" w:eastAsia="Arial" w:hAnsi="Arial"/>
-          <w:color w:val="333333"/>
-          <w:sz w:val="20"/>
-          <w:szCs w:val="20"/>
-        </w:rPr>
         <w:t xml:space="preserve">Festivos de Aire Express (sección 3).</w:t>
       </w:r>
     </w:p>
@@ -10398,8 +10573,8 @@
       </w:r>
     </w:p>
     <w:sectPr>
-      <w:headerReference w:type="default" r:id="rId7"/>
-      <w:footerReference w:type="default" r:id="rId8"/>
+      <w:headerReference w:type="default" r:id="rId6"/>
+      <w:footerReference w:type="default" r:id="rId7"/>
       <w:pgSz w:w="12240" w:h="15840" w:orient="portrait"/>
       <w:pgMar w:top="1134" w:right="1134" w:bottom="1134" w:left="1134" w:header="708" w:footer="708" w:gutter="0"/>
       <w:pgNumType/>
@@ -10407,10 +10582,6 @@
     </w:sectPr>
   </w:body>
 </w:document>
-</file>
-
-<file path=word/comments.xml><?xml version="1.0" encoding="utf-8"?>
-<w:comments xmlns:cx="http://schemas.microsoft.com/office/drawing/2014/chartex" xmlns:cx1="http://schemas.microsoft.com/office/drawing/2015/9/8/chartex" xmlns:cx2="http://schemas.microsoft.com/office/drawing/2015/10/21/chartex" xmlns:cx3="http://schemas.microsoft.com/office/drawing/2016/5/9/chartex" xmlns:cx4="http://schemas.microsoft.com/office/drawing/2016/5/10/chartex" xmlns:cx5="http://schemas.microsoft.com/office/drawing/2016/5/11/chartex" xmlns:cx6="http://schemas.microsoft.com/office/drawing/2016/5/12/chartex" xmlns:cx7="http://schemas.microsoft.com/office/drawing/2016/5/13/chartex" xmlns:cx8="http://schemas.microsoft.com/office/drawing/2016/5/14/chartex" xmlns:mc="http://schemas.openxmlformats.org/markup-compatibility/2006" xmlns:aink="http://schemas.microsoft.com/office/drawing/2016/ink" xmlns:am3d="http://schemas.microsoft.com/office/drawing/2017/model3d" xmlns:o="urn:schemas-microsoft-com:office:office" xmlns:r="http://schemas.openxmlformats.org/officeDocument/2006/relationships" xmlns:m="http://schemas.openxmlformats.org/officeDocument/2006/math" xmlns:v="urn:schemas-microsoft-com:vml" xmlns:wp14="http://schemas.microsoft.com/office/word/2010/wordprocessingDrawing" xmlns:wp="http://schemas.openxmlformats.org/drawingml/2006/wordprocessingDrawing" xmlns:w10="urn:schemas-microsoft-com:office:word" xmlns:w="http://schemas.openxmlformats.org/wordprocessingml/2006/main" xmlns:w14="http://schemas.microsoft.com/office/word/2010/wordml" xmlns:w15="http://schemas.microsoft.com/office/word/2012/wordml" xmlns:w16cex="http://schemas.microsoft.com/office/word/2018/wordml/cex" xmlns:w16cid="http://schemas.microsoft.com/office/word/2016/wordml/cid" xmlns:w16="http://schemas.microsoft.com/office/word/2018/wordml" xmlns:w16sdtdh="http://schemas.microsoft.com/office/word/2020/wordml/sdtdatahash" xmlns:w16se="http://schemas.microsoft.com/office/word/2015/wordml/symex" xmlns:wpg="http://schemas.microsoft.com/office/word/2010/wordprocessingGroup" xmlns:wpi="http://schemas.microsoft.com/office/word/2010/wordprocessingInk" xmlns:wne="http://schemas.microsoft.com/office/word/2006/wordml" xmlns:wps="http://schemas.microsoft.com/office/word/2010/wordprocessingShape"/>
 </file>
 
 <file path=word/endnotes.xml><?xml version="1.0" encoding="utf-8"?>
@@ -10477,8 +10648,32 @@
         <w:szCs w:val="16"/>
       </w:rPr>
       <w:fldChar w:fldCharType="begin"/>
+    </w:r>
+    <w:r>
+      <w:rPr>
+        <w:rFonts w:ascii="Arial" w:cs="Arial" w:eastAsia="Arial" w:hAnsi="Arial"/>
+        <w:color w:val="666666"/>
+        <w:sz w:val="16"/>
+        <w:szCs w:val="16"/>
+      </w:rPr>
       <w:instrText xml:space="preserve">PAGE</w:instrText>
+    </w:r>
+    <w:r>
+      <w:rPr>
+        <w:rFonts w:ascii="Arial" w:cs="Arial" w:eastAsia="Arial" w:hAnsi="Arial"/>
+        <w:color w:val="666666"/>
+        <w:sz w:val="16"/>
+        <w:szCs w:val="16"/>
+      </w:rPr>
       <w:fldChar w:fldCharType="separate"/>
+    </w:r>
+    <w:r>
+      <w:rPr>
+        <w:rFonts w:ascii="Arial" w:cs="Arial" w:eastAsia="Arial" w:hAnsi="Arial"/>
+        <w:color w:val="666666"/>
+        <w:sz w:val="16"/>
+        <w:szCs w:val="16"/>
+      </w:rPr>
       <w:fldChar w:fldCharType="end"/>
     </w:r>
     <w:r>
@@ -10498,8 +10693,32 @@
         <w:szCs w:val="16"/>
       </w:rPr>
       <w:fldChar w:fldCharType="begin"/>
+    </w:r>
+    <w:r>
+      <w:rPr>
+        <w:rFonts w:ascii="Arial" w:cs="Arial" w:eastAsia="Arial" w:hAnsi="Arial"/>
+        <w:color w:val="666666"/>
+        <w:sz w:val="16"/>
+        <w:szCs w:val="16"/>
+      </w:rPr>
       <w:instrText xml:space="preserve">NUMPAGES</w:instrText>
+    </w:r>
+    <w:r>
+      <w:rPr>
+        <w:rFonts w:ascii="Arial" w:cs="Arial" w:eastAsia="Arial" w:hAnsi="Arial"/>
+        <w:color w:val="666666"/>
+        <w:sz w:val="16"/>
+        <w:szCs w:val="16"/>
+      </w:rPr>
       <w:fldChar w:fldCharType="separate"/>
+    </w:r>
+    <w:r>
+      <w:rPr>
+        <w:rFonts w:ascii="Arial" w:cs="Arial" w:eastAsia="Arial" w:hAnsi="Arial"/>
+        <w:color w:val="666666"/>
+        <w:sz w:val="16"/>
+        <w:szCs w:val="16"/>
+      </w:rPr>
       <w:fldChar w:fldCharType="end"/>
     </w:r>
   </w:p>
@@ -10580,7 +10799,7 @@
 <w:numbering xmlns:wpc="http://schemas.microsoft.com/office/word/2010/wordprocessingCanvas" xmlns:mc="http://schemas.openxmlformats.org/markup-compatibility/2006" xmlns:o="urn:schemas-microsoft-com:office:office" xmlns:r="http://schemas.openxmlformats.org/officeDocument/2006/relationships" xmlns:m="http://schemas.openxmlformats.org/officeDocument/2006/math" xmlns:v="urn:schemas-microsoft-com:vml" xmlns:wp14="http://schemas.microsoft.com/office/word/2010/wordprocessingDrawing" xmlns:wp="http://schemas.openxmlformats.org/drawingml/2006/wordprocessingDrawing" xmlns:w10="urn:schemas-microsoft-com:office:word" xmlns:w="http://schemas.openxmlformats.org/wordprocessingml/2006/main" xmlns:w14="http://schemas.microsoft.com/office/word/2010/wordml" xmlns:w15="http://schemas.microsoft.com/office/word/2012/wordml" xmlns:wpg="http://schemas.microsoft.com/office/word/2010/wordprocessingGroup" xmlns:wpi="http://schemas.microsoft.com/office/word/2010/wordprocessingInk" xmlns:wne="http://schemas.microsoft.com/office/word/2006/wordml" xmlns:wps="http://schemas.microsoft.com/office/word/2010/wordprocessingShape" mc:Ignorable="w14 w15 wp14">
   <w:abstractNum w:abstractNumId="1" w15:restartNumberingAfterBreak="0">
     <w:multiLevelType w:val="hybridMultilevel"/>
-    <w:lvl w:ilvl="0" w15:tentative="1">
+    <w:lvl w:ilvl="0" w:tentative="1">
       <w:start w:val="1"/>
       <w:numFmt w:val="bullet"/>
       <w:lvlText w:val="●"/>
@@ -10589,7 +10808,7 @@
         <w:ind w:left="720" w:hanging="360"/>
       </w:pPr>
     </w:lvl>
-    <w:lvl w:ilvl="1" w15:tentative="1">
+    <w:lvl w:ilvl="1" w:tentative="1">
       <w:start w:val="1"/>
       <w:numFmt w:val="bullet"/>
       <w:lvlText w:val="○"/>
@@ -10598,7 +10817,7 @@
         <w:ind w:left="1440" w:hanging="360"/>
       </w:pPr>
     </w:lvl>
-    <w:lvl w:ilvl="2" w15:tentative="1">
+    <w:lvl w:ilvl="2" w:tentative="1">
       <w:start w:val="1"/>
       <w:numFmt w:val="bullet"/>
       <w:lvlText w:val="■"/>
@@ -10607,7 +10826,7 @@
         <w:ind w:left="2160" w:hanging="360"/>
       </w:pPr>
     </w:lvl>
-    <w:lvl w:ilvl="3" w15:tentative="1">
+    <w:lvl w:ilvl="3" w:tentative="1">
       <w:start w:val="1"/>
       <w:numFmt w:val="bullet"/>
       <w:lvlText w:val="●"/>
@@ -10616,7 +10835,7 @@
         <w:ind w:left="2880" w:hanging="360"/>
       </w:pPr>
     </w:lvl>
-    <w:lvl w:ilvl="4" w15:tentative="1">
+    <w:lvl w:ilvl="4" w:tentative="1">
       <w:start w:val="1"/>
       <w:numFmt w:val="bullet"/>
       <w:lvlText w:val="○"/>
@@ -10625,7 +10844,7 @@
         <w:ind w:left="3600" w:hanging="360"/>
       </w:pPr>
     </w:lvl>
-    <w:lvl w:ilvl="5" w15:tentative="1">
+    <w:lvl w:ilvl="5" w:tentative="1">
       <w:start w:val="1"/>
       <w:numFmt w:val="bullet"/>
       <w:lvlText w:val="■"/>
@@ -10634,7 +10853,7 @@
         <w:ind w:left="4320" w:hanging="360"/>
       </w:pPr>
     </w:lvl>
-    <w:lvl w:ilvl="6" w15:tentative="1">
+    <w:lvl w:ilvl="6" w:tentative="1">
       <w:start w:val="1"/>
       <w:numFmt w:val="bullet"/>
       <w:lvlText w:val="●"/>
@@ -10643,7 +10862,7 @@
         <w:ind w:left="5040" w:hanging="360"/>
       </w:pPr>
     </w:lvl>
-    <w:lvl w:ilvl="7" w15:tentative="1">
+    <w:lvl w:ilvl="7" w:tentative="1">
       <w:start w:val="1"/>
       <w:numFmt w:val="bullet"/>
       <w:lvlText w:val="●"/>
@@ -10652,7 +10871,7 @@
         <w:ind w:left="5760" w:hanging="360"/>
       </w:pPr>
     </w:lvl>
-    <w:lvl w:ilvl="8" w15:tentative="1">
+    <w:lvl w:ilvl="8" w:tentative="1">
       <w:start w:val="1"/>
       <w:numFmt w:val="bullet"/>
       <w:lvlText w:val="●"/>
@@ -10684,6 +10903,25 @@
     </w:rPrDefault>
     <w:pPrDefault/>
   </w:docDefaults>
+  <w:style w:type="paragraph" w:styleId="Normal" w:default="1">
+    <w:name w:val="Normal"/>
+    <w:qFormat/>
+  </w:style>
+  <w:style w:type="table" w:styleId="TableNormal" w:default="true">
+    <w:name w:val="Normal Table"/>
+    <w:uiPriority w:val="99"/>
+    <w:semiHidden/>
+    <w:unhideWhenUsed/>
+    <w:tblPr>
+      <w:tblInd w:type="dxa" w:w="0"/>
+      <w:tblCellMar>
+        <w:top w:type="dxa" w:w="0"/>
+        <w:left w:type="dxa" w:w="108"/>
+        <w:bottom w:type="dxa" w:w="0"/>
+        <w:right w:type="dxa" w:w="108"/>
+      </w:tblCellMar>
+    </w:tblPr>
+  </w:style>
   <w:style w:type="paragraph" w:styleId="Title">
     <w:name w:val="Title"/>
     <w:basedOn w:val="Normal"/>
@@ -10771,6 +11009,139 @@
     <w:basedOn w:val="Normal"/>
     <w:qFormat/>
   </w:style>
+  <w:style w:type="paragraph" w:styleId="Caption">
+    <w:name w:val="caption"/>
+    <w:basedOn w:val="Normal"/>
+    <w:next w:val="Normal"/>
+    <w:uiPriority w:val="35"/>
+    <w:semiHidden/>
+    <w:unhideWhenUsed/>
+    <w:qFormat/>
+    <w:pPr>
+      <w:spacing w:after="200"/>
+    </w:pPr>
+    <w:rPr>
+      <w:i/>
+      <w:iCs/>
+      <w:color w:val="44546A" w:themeColor="dark2"/>
+      <w:sz w:val="18"/>
+      <w:szCs w:val="18"/>
+    </w:rPr>
+  </w:style>
+  <w:style w:type="paragraph" w:styleId="Bibliography">
+    <w:name w:val="Bibliography"/>
+    <w:basedOn w:val="Normal"/>
+    <w:next w:val="Normal"/>
+    <w:uiPriority w:val="37"/>
+    <w:unhideWhenUsed/>
+  </w:style>
+  <w:style w:type="paragraph" w:styleId="TOC1">
+    <w:name w:val="toc 1"/>
+    <w:basedOn w:val="Normal"/>
+    <w:next w:val="Normal"/>
+    <w:uiPriority w:val="39"/>
+    <w:semiHidden/>
+    <w:unhideWhenUsed/>
+    <w:pPr>
+      <w:spacing w:after="100"/>
+    </w:pPr>
+  </w:style>
+  <w:style w:type="paragraph" w:styleId="TOC2">
+    <w:name w:val="toc 2"/>
+    <w:basedOn w:val="Normal"/>
+    <w:next w:val="Normal"/>
+    <w:uiPriority w:val="39"/>
+    <w:semiHidden/>
+    <w:unhideWhenUsed/>
+    <w:pPr>
+      <w:spacing w:after="100"/>
+      <w:ind w:left="200"/>
+    </w:pPr>
+  </w:style>
+  <w:style w:type="paragraph" w:styleId="TOC3">
+    <w:name w:val="toc 3"/>
+    <w:basedOn w:val="Normal"/>
+    <w:next w:val="Normal"/>
+    <w:uiPriority w:val="39"/>
+    <w:semiHidden/>
+    <w:unhideWhenUsed/>
+    <w:pPr>
+      <w:spacing w:after="100"/>
+      <w:ind w:left="400"/>
+    </w:pPr>
+  </w:style>
+  <w:style w:type="paragraph" w:styleId="TOC4">
+    <w:name w:val="toc 4"/>
+    <w:basedOn w:val="Normal"/>
+    <w:next w:val="Normal"/>
+    <w:uiPriority w:val="39"/>
+    <w:semiHidden/>
+    <w:unhideWhenUsed/>
+    <w:pPr>
+      <w:spacing w:after="100"/>
+      <w:ind w:left="600"/>
+    </w:pPr>
+  </w:style>
+  <w:style w:type="paragraph" w:styleId="TOC5">
+    <w:name w:val="toc 5"/>
+    <w:basedOn w:val="Normal"/>
+    <w:next w:val="Normal"/>
+    <w:uiPriority w:val="39"/>
+    <w:semiHidden/>
+    <w:unhideWhenUsed/>
+    <w:pPr>
+      <w:spacing w:after="100"/>
+      <w:ind w:left="800"/>
+    </w:pPr>
+  </w:style>
+  <w:style w:type="paragraph" w:styleId="TOC6">
+    <w:name w:val="toc 6"/>
+    <w:basedOn w:val="Normal"/>
+    <w:next w:val="Normal"/>
+    <w:uiPriority w:val="39"/>
+    <w:semiHidden/>
+    <w:unhideWhenUsed/>
+    <w:pPr>
+      <w:spacing w:after="100"/>
+      <w:ind w:left="1000"/>
+    </w:pPr>
+  </w:style>
+  <w:style w:type="paragraph" w:styleId="TOC7">
+    <w:name w:val="toc 7"/>
+    <w:basedOn w:val="Normal"/>
+    <w:next w:val="Normal"/>
+    <w:uiPriority w:val="39"/>
+    <w:semiHidden/>
+    <w:unhideWhenUsed/>
+    <w:pPr>
+      <w:spacing w:after="100"/>
+      <w:ind w:left="1200"/>
+    </w:pPr>
+  </w:style>
+  <w:style w:type="paragraph" w:styleId="TOC8">
+    <w:name w:val="toc 8"/>
+    <w:basedOn w:val="Normal"/>
+    <w:next w:val="Normal"/>
+    <w:uiPriority w:val="39"/>
+    <w:semiHidden/>
+    <w:unhideWhenUsed/>
+    <w:pPr>
+      <w:spacing w:after="100"/>
+      <w:ind w:left="1400"/>
+    </w:pPr>
+  </w:style>
+  <w:style w:type="paragraph" w:styleId="TOC9">
+    <w:name w:val="toc 9"/>
+    <w:basedOn w:val="Normal"/>
+    <w:next w:val="Normal"/>
+    <w:uiPriority w:val="39"/>
+    <w:semiHidden/>
+    <w:unhideWhenUsed/>
+    <w:pPr>
+      <w:spacing w:after="100"/>
+      <w:ind w:left="1600"/>
+    </w:pPr>
+  </w:style>
   <w:style w:type="character" w:styleId="Hyperlink">
     <w:name w:val="Hyperlink"/>
     <w:basedOn w:val="DefaultParagraphFont"/>
@@ -10855,5 +11226,302 @@
       <w:szCs w:val="20"/>
     </w:rPr>
   </w:style>
+  <w:style w:type="character" w:styleId="LineNumber">
+    <w:name w:val="line number"/>
+    <w:basedOn w:val="DefaultParagraphFont"/>
+    <w:uiPriority w:val="99"/>
+    <w:semiHidden/>
+    <w:unhideWhenUsed/>
+  </w:style>
 </w:styles>
+</file>
+
+<file path=word/theme/theme1.xml><?xml version="1.0" encoding="utf-8"?>
+<a:theme xmlns:a="http://schemas.openxmlformats.org/drawingml/2006/main" name="Office Theme">
+  <a:themeElements>
+    <a:clrScheme name="Office">
+      <a:dk1>
+        <a:sysClr val="windowText" lastClr="000000"/>
+      </a:dk1>
+      <a:lt1>
+        <a:sysClr val="window" lastClr="FFFFFF"/>
+      </a:lt1>
+      <a:dk2>
+        <a:srgbClr val="44546A"/>
+      </a:dk2>
+      <a:lt2>
+        <a:srgbClr val="E7E6E6"/>
+      </a:lt2>
+      <a:accent1>
+        <a:srgbClr val="4472C4"/>
+      </a:accent1>
+      <a:accent2>
+        <a:srgbClr val="ED7D31"/>
+      </a:accent2>
+      <a:accent3>
+        <a:srgbClr val="A5A5A5"/>
+      </a:accent3>
+      <a:accent4>
+        <a:srgbClr val="FFC000"/>
+      </a:accent4>
+      <a:accent5>
+        <a:srgbClr val="5B9BD5"/>
+      </a:accent5>
+      <a:accent6>
+        <a:srgbClr val="70AD47"/>
+      </a:accent6>
+      <a:hlink>
+        <a:srgbClr val="0563C1"/>
+      </a:hlink>
+      <a:folHlink>
+        <a:srgbClr val="954F72"/>
+      </a:folHlink>
+    </a:clrScheme>
+    <a:fontScheme name="Office">
+      <a:majorFont>
+        <a:latin typeface="Calibri Light" panose="020F0302020204030204"/>
+        <a:ea typeface=""/>
+        <a:cs typeface=""/>
+        <a:font script="Jpan" typeface="游ゴシック Light"/>
+        <a:font script="Hang" typeface="맑은 고딕"/>
+        <a:font script="Hans" typeface="等线 Light"/>
+        <a:font script="Hant" typeface="新細明體"/>
+        <a:font script="Arab" typeface="Times New Roman"/>
+        <a:font script="Hebr" typeface="Times New Roman"/>
+        <a:font script="Thai" typeface="Angsana New"/>
+        <a:font script="Ethi" typeface="Nyala"/>
+        <a:font script="Beng" typeface="Vrinda"/>
+        <a:font script="Gujr" typeface="Shruti"/>
+        <a:font script="Khmr" typeface="MoolBoran"/>
+        <a:font script="Knda" typeface="Tunga"/>
+        <a:font script="Guru" typeface="Raavi"/>
+        <a:font script="Cans" typeface="Euphemia"/>
+        <a:font script="Cher" typeface="Plantagenet Cherokee"/>
+        <a:font script="Yiii" typeface="Microsoft Yi Baiti"/>
+        <a:font script="Tibt" typeface="Microsoft Himalaya"/>
+        <a:font script="Thaa" typeface="MV Boli"/>
+        <a:font script="Deva" typeface="Mangal"/>
+        <a:font script="Telu" typeface="Gautami"/>
+        <a:font script="Taml" typeface="Latha"/>
+        <a:font script="Syrc" typeface="Estrangelo Edessa"/>
+        <a:font script="Orya" typeface="Kalinga"/>
+        <a:font script="Mlym" typeface="Kartika"/>
+        <a:font script="Laoo" typeface="DokChampa"/>
+        <a:font script="Sinh" typeface="Iskoola Pota"/>
+        <a:font script="Mong" typeface="Mongolian Baiti"/>
+        <a:font script="Viet" typeface="Times New Roman"/>
+        <a:font script="Uigh" typeface="Microsoft Uighur"/>
+        <a:font script="Geor" typeface="Sylfaen"/>
+        <a:font script="Armn" typeface="Arial"/>
+        <a:font script="Bugi" typeface="Leelawadee UI"/>
+        <a:font script="Bopo" typeface="Microsoft JhengHei"/>
+        <a:font script="Java" typeface="Javanese Text"/>
+        <a:font script="Lisu" typeface="Segoe UI"/>
+        <a:font script="Mymr" typeface="Myanmar Text"/>
+        <a:font script="Nkoo" typeface="Ebrima"/>
+        <a:font script="Olck" typeface="Nirmala UI"/>
+        <a:font script="Osma" typeface="Ebrima"/>
+        <a:font script="Phag" typeface="Phagspa"/>
+        <a:font script="Syrn" typeface="Estrangelo Edessa"/>
+        <a:font script="Syrj" typeface="Estrangelo Edessa"/>
+        <a:font script="Syre" typeface="Estrangelo Edessa"/>
+        <a:font script="Sora" typeface="Nirmala UI"/>
+        <a:font script="Tale" typeface="Microsoft Tai Le"/>
+        <a:font script="Talu" typeface="Microsoft New Tai Lue"/>
+        <a:font script="Tfng" typeface="Ebrima"/>
+      </a:majorFont>
+      <a:minorFont>
+        <a:latin typeface="Calibri" panose="020F0502020204030204"/>
+        <a:ea typeface=""/>
+        <a:cs typeface=""/>
+        <a:font script="Jpan" typeface="游明朝"/>
+        <a:font script="Hang" typeface="맑은 고딕"/>
+        <a:font script="Hans" typeface="等线"/>
+        <a:font script="Hant" typeface="新細明體"/>
+        <a:font script="Arab" typeface="Arial"/>
+        <a:font script="Hebr" typeface="Arial"/>
+        <a:font script="Thai" typeface="Cordia New"/>
+        <a:font script="Ethi" typeface="Nyala"/>
+        <a:font script="Beng" typeface="Vrinda"/>
+        <a:font script="Gujr" typeface="Shruti"/>
+        <a:font script="Khmr" typeface="DaunPenh"/>
+        <a:font script="Knda" typeface="Tunga"/>
+        <a:font script="Guru" typeface="Raavi"/>
+        <a:font script="Cans" typeface="Euphemia"/>
+        <a:font script="Cher" typeface="Plantagenet Cherokee"/>
+        <a:font script="Yiii" typeface="Microsoft Yi Baiti"/>
+        <a:font script="Tibt" typeface="Microsoft Himalaya"/>
+        <a:font script="Thaa" typeface="MV Boli"/>
+        <a:font script="Deva" typeface="Mangal"/>
+        <a:font script="Telu" typeface="Gautami"/>
+        <a:font script="Taml" typeface="Latha"/>
+        <a:font script="Syrc" typeface="Estrangelo Edessa"/>
+        <a:font script="Orya" typeface="Kalinga"/>
+        <a:font script="Mlym" typeface="Kartika"/>
+        <a:font script="Laoo" typeface="DokChampa"/>
+        <a:font script="Sinh" typeface="Iskoola Pota"/>
+        <a:font script="Mong" typeface="Mongolian Baiti"/>
+        <a:font script="Viet" typeface="Arial"/>
+        <a:font script="Uigh" typeface="Microsoft Uighur"/>
+        <a:font script="Geor" typeface="Sylfaen"/>
+        <a:font script="Armn" typeface="Arial"/>
+        <a:font script="Bugi" typeface="Leelawadee UI"/>
+        <a:font script="Bopo" typeface="Microsoft JhengHei"/>
+        <a:font script="Java" typeface="Javanese Text"/>
+        <a:font script="Lisu" typeface="Segoe UI"/>
+        <a:font script="Mymr" typeface="Myanmar Text"/>
+        <a:font script="Nkoo" typeface="Ebrima"/>
+        <a:font script="Olck" typeface="Nirmala UI"/>
+        <a:font script="Osma" typeface="Ebrima"/>
+        <a:font script="Phag" typeface="Phagspa"/>
+        <a:font script="Syrn" typeface="Estrangelo Edessa"/>
+        <a:font script="Syrj" typeface="Estrangelo Edessa"/>
+        <a:font script="Syre" typeface="Estrangelo Edessa"/>
+        <a:font script="Sora" typeface="Nirmala UI"/>
+        <a:font script="Tale" typeface="Microsoft Tai Le"/>
+        <a:font script="Talu" typeface="Microsoft New Tai Lue"/>
+        <a:font script="Tfng" typeface="Ebrima"/>
+      </a:minorFont>
+    </a:fontScheme>
+    <a:fmtScheme name="Office">
+      <a:fillStyleLst>
+        <a:solidFill>
+          <a:schemeClr val="phClr"/>
+        </a:solidFill>
+        <a:gradFill rotWithShape="true">
+          <a:gsLst>
+            <a:gs pos="0">
+              <a:schemeClr val="phClr">
+                <a:lumMod val="110000"/>
+                <a:satMod val="105000"/>
+                <a:tint val="67000"/>
+              </a:schemeClr>
+            </a:gs>
+            <a:gs pos="50000">
+              <a:schemeClr val="phClr">
+                <a:lumMod val="105000"/>
+                <a:satMod val="103000"/>
+                <a:tint val="73000"/>
+              </a:schemeClr>
+            </a:gs>
+            <a:gs pos="100000">
+              <a:schemeClr val="phClr">
+                <a:lumMod val="105000"/>
+                <a:satMod val="109000"/>
+                <a:tint val="81000"/>
+              </a:schemeClr>
+            </a:gs>
+          </a:gsLst>
+          <a:lin ang="5400000" scaled="false"/>
+        </a:gradFill>
+        <a:gradFill rotWithShape="true">
+          <a:gsLst>
+            <a:gs pos="0">
+              <a:schemeClr val="phClr">
+                <a:satMod val="103000"/>
+                <a:lumMod val="102000"/>
+                <a:tint val="94000"/>
+              </a:schemeClr>
+            </a:gs>
+            <a:gs pos="50000">
+              <a:schemeClr val="phClr">
+                <a:satMod val="110000"/>
+                <a:lumMod val="100000"/>
+                <a:shade val="100000"/>
+              </a:schemeClr>
+            </a:gs>
+            <a:gs pos="100000">
+              <a:schemeClr val="phClr">
+                <a:lumMod val="99000"/>
+                <a:satMod val="120000"/>
+                <a:shade val="78000"/>
+              </a:schemeClr>
+            </a:gs>
+          </a:gsLst>
+          <a:lin ang="5400000" scaled="false"/>
+        </a:gradFill>
+      </a:fillStyleLst>
+      <a:lnStyleLst>
+        <a:ln w="6350" cap="flat" cmpd="sng" algn="ctr">
+          <a:solidFill>
+            <a:schemeClr val="phClr"/>
+          </a:solidFill>
+          <a:prstDash val="solid"/>
+          <a:miter lim="800000"/>
+        </a:ln>
+        <a:ln w="12700" cap="flat" cmpd="sng" algn="ctr">
+          <a:solidFill>
+            <a:schemeClr val="phClr"/>
+          </a:solidFill>
+          <a:prstDash val="solid"/>
+          <a:miter lim="800000"/>
+        </a:ln>
+        <a:ln w="19050" cap="flat" cmpd="sng" algn="ctr">
+          <a:solidFill>
+            <a:schemeClr val="phClr"/>
+          </a:solidFill>
+          <a:prstDash val="solid"/>
+          <a:miter lim="800000"/>
+        </a:ln>
+      </a:lnStyleLst>
+      <a:effectStyleLst>
+        <a:effectStyle>
+          <a:effectLst/>
+        </a:effectStyle>
+        <a:effectStyle>
+          <a:effectLst/>
+        </a:effectStyle>
+        <a:effectStyle>
+          <a:effectLst>
+            <a:outerShdw blurRad="57150" dist="19050" dir="5400000" algn="ctr" rotWithShape="false">
+              <a:srgbClr val="000000">
+                <a:alpha val="63000"/>
+              </a:srgbClr>
+            </a:outerShdw>
+          </a:effectLst>
+        </a:effectStyle>
+      </a:effectStyleLst>
+      <a:bgFillStyleLst>
+        <a:solidFill>
+          <a:schemeClr val="phClr"/>
+        </a:solidFill>
+        <a:solidFill>
+          <a:schemeClr val="phClr">
+            <a:tint val="95000"/>
+            <a:satMod val="170000"/>
+          </a:schemeClr>
+        </a:solidFill>
+        <a:gradFill rotWithShape="true">
+          <a:gsLst>
+            <a:gs pos="0">
+              <a:schemeClr val="phClr">
+                <a:tint val="93000"/>
+                <a:satMod val="150000"/>
+                <a:shade val="98000"/>
+                <a:lumMod val="102000"/>
+              </a:schemeClr>
+            </a:gs>
+            <a:gs pos="50000">
+              <a:schemeClr val="phClr">
+                <a:tint val="98000"/>
+                <a:satMod val="130000"/>
+                <a:shade val="90000"/>
+                <a:lumMod val="103000"/>
+              </a:schemeClr>
+            </a:gs>
+            <a:gs pos="100000">
+              <a:schemeClr val="phClr">
+                <a:shade val="63000"/>
+                <a:satMod val="120000"/>
+              </a:schemeClr>
+            </a:gs>
+          </a:gsLst>
+          <a:lin ang="5400000" scaled="false"/>
+        </a:gradFill>
+      </a:bgFillStyleLst>
+    </a:fmtScheme>
+  </a:themeElements>
+  <a:objectDefaults/>
+  <a:extraClrSchemeLst/>
+</a:theme>
 </file>
--- a/induccion-aire-express/guiones/docs/07_ROL_SETTER_ATENCION_REMOTA.docx
+++ b/induccion-aire-express/guiones/docs/07_ROL_SETTER_ATENCION_REMOTA.docx
@@ -2338,9 +2338,9 @@
         </w:tblBorders>
       </w:tblPr>
       <w:tblGrid>
-        <w:gridCol w:w="2053"/>
-        <w:gridCol w:w="5363"/>
-        <w:gridCol w:w="2556"/>
+        <w:gridCol w:w="2028"/>
+        <w:gridCol w:w="5296"/>
+        <w:gridCol w:w="2648"/>
       </w:tblGrid>
       <w:tr>
         <w:trPr>
@@ -2348,7 +2348,7 @@
         </w:trPr>
         <w:tc>
           <w:tcPr>
-            <w:tcW w:type="dxa" w:w="2053"/>
+            <w:tcW w:type="dxa" w:w="2028"/>
             <w:tcBorders>
               <w:top w:val="single" w:color="CCCCCC" w:sz="1"/>
               <w:left w:val="single" w:color="CCCCCC" w:sz="1"/>
@@ -2383,7 +2383,7 @@
         </w:tc>
         <w:tc>
           <w:tcPr>
-            <w:tcW w:type="dxa" w:w="5363"/>
+            <w:tcW w:type="dxa" w:w="5296"/>
             <w:tcBorders>
               <w:top w:val="single" w:color="CCCCCC" w:sz="1"/>
               <w:left w:val="single" w:color="CCCCCC" w:sz="1"/>
@@ -2418,7 +2418,7 @@
         </w:tc>
         <w:tc>
           <w:tcPr>
-            <w:tcW w:type="dxa" w:w="2556"/>
+            <w:tcW w:type="dxa" w:w="2648"/>
             <w:tcBorders>
               <w:top w:val="single" w:color="CCCCCC" w:sz="1"/>
               <w:left w:val="single" w:color="CCCCCC" w:sz="1"/>
@@ -2458,7 +2458,7 @@
         </w:trPr>
         <w:tc>
           <w:tcPr>
-            <w:tcW w:type="dxa" w:w="2053"/>
+            <w:tcW w:type="dxa" w:w="2028"/>
             <w:tcBorders>
               <w:top w:val="single" w:color="CCCCCC" w:sz="1"/>
               <w:left w:val="single" w:color="CCCCCC" w:sz="1"/>
@@ -2492,7 +2492,7 @@
         </w:tc>
         <w:tc>
           <w:tcPr>
-            <w:tcW w:type="dxa" w:w="5363"/>
+            <w:tcW w:type="dxa" w:w="5296"/>
             <w:tcBorders>
               <w:top w:val="single" w:color="CCCCCC" w:sz="1"/>
               <w:left w:val="single" w:color="CCCCCC" w:sz="1"/>
@@ -2564,7 +2564,7 @@
         </w:tc>
         <w:tc>
           <w:tcPr>
-            <w:tcW w:type="dxa" w:w="2556"/>
+            <w:tcW w:type="dxa" w:w="2648"/>
             <w:tcBorders>
               <w:top w:val="single" w:color="CCCCCC" w:sz="1"/>
               <w:left w:val="single" w:color="CCCCCC" w:sz="1"/>
@@ -2601,7 +2601,7 @@
         </w:trPr>
         <w:tc>
           <w:tcPr>
-            <w:tcW w:type="dxa" w:w="2053"/>
+            <w:tcW w:type="dxa" w:w="2028"/>
             <w:tcBorders>
               <w:top w:val="single" w:color="CCCCCC" w:sz="1"/>
               <w:left w:val="single" w:color="CCCCCC" w:sz="1"/>
@@ -2635,7 +2635,7 @@
         </w:tc>
         <w:tc>
           <w:tcPr>
-            <w:tcW w:type="dxa" w:w="5363"/>
+            <w:tcW w:type="dxa" w:w="5296"/>
             <w:tcBorders>
               <w:top w:val="single" w:color="CCCCCC" w:sz="1"/>
               <w:left w:val="single" w:color="CCCCCC" w:sz="1"/>
@@ -2667,7 +2667,7 @@
         </w:tc>
         <w:tc>
           <w:tcPr>
-            <w:tcW w:type="dxa" w:w="2556"/>
+            <w:tcW w:type="dxa" w:w="2648"/>
             <w:tcBorders>
               <w:top w:val="single" w:color="CCCCCC" w:sz="1"/>
               <w:left w:val="single" w:color="CCCCCC" w:sz="1"/>
@@ -2704,7 +2704,7 @@
         </w:trPr>
         <w:tc>
           <w:tcPr>
-            <w:tcW w:type="dxa" w:w="2053"/>
+            <w:tcW w:type="dxa" w:w="2028"/>
             <w:tcBorders>
               <w:top w:val="single" w:color="CCCCCC" w:sz="1"/>
               <w:left w:val="single" w:color="CCCCCC" w:sz="1"/>
@@ -2738,7 +2738,7 @@
         </w:tc>
         <w:tc>
           <w:tcPr>
-            <w:tcW w:type="dxa" w:w="5363"/>
+            <w:tcW w:type="dxa" w:w="5296"/>
             <w:tcBorders>
               <w:top w:val="single" w:color="CCCCCC" w:sz="1"/>
               <w:left w:val="single" w:color="CCCCCC" w:sz="1"/>
@@ -2770,7 +2770,7 @@
         </w:tc>
         <w:tc>
           <w:tcPr>
-            <w:tcW w:type="dxa" w:w="2556"/>
+            <w:tcW w:type="dxa" w:w="2648"/>
             <w:tcBorders>
               <w:top w:val="single" w:color="CCCCCC" w:sz="1"/>
               <w:left w:val="single" w:color="CCCCCC" w:sz="1"/>
@@ -2807,7 +2807,7 @@
         </w:trPr>
         <w:tc>
           <w:tcPr>
-            <w:tcW w:type="dxa" w:w="2053"/>
+            <w:tcW w:type="dxa" w:w="2028"/>
             <w:tcBorders>
               <w:top w:val="single" w:color="CCCCCC" w:sz="1"/>
               <w:left w:val="single" w:color="CCCCCC" w:sz="1"/>
@@ -2841,7 +2841,7 @@
         </w:tc>
         <w:tc>
           <w:tcPr>
-            <w:tcW w:type="dxa" w:w="5363"/>
+            <w:tcW w:type="dxa" w:w="5296"/>
             <w:tcBorders>
               <w:top w:val="single" w:color="CCCCCC" w:sz="1"/>
               <w:left w:val="single" w:color="CCCCCC" w:sz="1"/>
@@ -2893,7 +2893,7 @@
         </w:tc>
         <w:tc>
           <w:tcPr>
-            <w:tcW w:type="dxa" w:w="2556"/>
+            <w:tcW w:type="dxa" w:w="2648"/>
             <w:tcBorders>
               <w:top w:val="single" w:color="CCCCCC" w:sz="1"/>
               <w:left w:val="single" w:color="CCCCCC" w:sz="1"/>
@@ -2919,7 +2919,7 @@
                 <w:sz w:val="17"/>
                 <w:szCs w:val="17"/>
               </w:rPr>
-              <w:t xml:space="preserve">Nota </w:t>
+              <w:t xml:space="preserve">Formulario de resultado: </w:t>
             </w:r>
             <w:r>
               <w:rPr>
@@ -2928,7 +2928,7 @@
                 <w:sz w:val="15"/>
                 <w:szCs w:val="15"/>
               </w:rPr>
-              <w:t xml:space="preserve">Resultado: Confirmó</w:t>
+              <w:t xml:space="preserve">Confirmó visita</w:t>
             </w:r>
             <w:r>
               <w:rPr>
@@ -2946,7 +2946,7 @@
                 <w:sz w:val="15"/>
                 <w:szCs w:val="15"/>
               </w:rPr>
-              <w:t xml:space="preserve">Reprogramó</w:t>
+              <w:t xml:space="preserve">Reprogramó visita</w:t>
             </w:r>
           </w:p>
         </w:tc>
@@ -2957,7 +2957,7 @@
         </w:trPr>
         <w:tc>
           <w:tcPr>
-            <w:tcW w:type="dxa" w:w="2053"/>
+            <w:tcW w:type="dxa" w:w="2028"/>
             <w:tcBorders>
               <w:top w:val="single" w:color="CCCCCC" w:sz="1"/>
               <w:left w:val="single" w:color="CCCCCC" w:sz="1"/>
@@ -2991,7 +2991,7 @@
         </w:tc>
         <w:tc>
           <w:tcPr>
-            <w:tcW w:type="dxa" w:w="5363"/>
+            <w:tcW w:type="dxa" w:w="5296"/>
             <w:tcBorders>
               <w:top w:val="single" w:color="CCCCCC" w:sz="1"/>
               <w:left w:val="single" w:color="CCCCCC" w:sz="1"/>
@@ -3023,7 +3023,7 @@
         </w:tc>
         <w:tc>
           <w:tcPr>
-            <w:tcW w:type="dxa" w:w="2556"/>
+            <w:tcW w:type="dxa" w:w="2648"/>
             <w:tcBorders>
               <w:top w:val="single" w:color="CCCCCC" w:sz="1"/>
               <w:left w:val="single" w:color="CCCCCC" w:sz="1"/>
@@ -3060,7 +3060,7 @@
         </w:trPr>
         <w:tc>
           <w:tcPr>
-            <w:tcW w:type="dxa" w:w="2053"/>
+            <w:tcW w:type="dxa" w:w="2028"/>
             <w:tcBorders>
               <w:top w:val="single" w:color="CCCCCC" w:sz="1"/>
               <w:left w:val="single" w:color="CCCCCC" w:sz="1"/>
@@ -3094,7 +3094,7 @@
         </w:tc>
         <w:tc>
           <w:tcPr>
-            <w:tcW w:type="dxa" w:w="5363"/>
+            <w:tcW w:type="dxa" w:w="5296"/>
             <w:tcBorders>
               <w:top w:val="single" w:color="CCCCCC" w:sz="1"/>
               <w:left w:val="single" w:color="CCCCCC" w:sz="1"/>
@@ -3126,7 +3126,7 @@
         </w:tc>
         <w:tc>
           <w:tcPr>
-            <w:tcW w:type="dxa" w:w="2556"/>
+            <w:tcW w:type="dxa" w:w="2648"/>
             <w:tcBorders>
               <w:top w:val="single" w:color="CCCCCC" w:sz="1"/>
               <w:left w:val="single" w:color="CCCCCC" w:sz="1"/>
@@ -3163,7 +3163,7 @@
         </w:trPr>
         <w:tc>
           <w:tcPr>
-            <w:tcW w:type="dxa" w:w="2053"/>
+            <w:tcW w:type="dxa" w:w="2028"/>
             <w:tcBorders>
               <w:top w:val="single" w:color="CCCCCC" w:sz="1"/>
               <w:left w:val="single" w:color="CCCCCC" w:sz="1"/>
@@ -3197,7 +3197,7 @@
         </w:tc>
         <w:tc>
           <w:tcPr>
-            <w:tcW w:type="dxa" w:w="5363"/>
+            <w:tcW w:type="dxa" w:w="5296"/>
             <w:tcBorders>
               <w:top w:val="single" w:color="CCCCCC" w:sz="1"/>
               <w:left w:val="single" w:color="CCCCCC" w:sz="1"/>
@@ -3229,7 +3229,7 @@
         </w:tc>
         <w:tc>
           <w:tcPr>
-            <w:tcW w:type="dxa" w:w="2556"/>
+            <w:tcW w:type="dxa" w:w="2648"/>
             <w:tcBorders>
               <w:top w:val="single" w:color="CCCCCC" w:sz="1"/>
               <w:left w:val="single" w:color="CCCCCC" w:sz="1"/>
@@ -3266,7 +3266,7 @@
         </w:trPr>
         <w:tc>
           <w:tcPr>
-            <w:tcW w:type="dxa" w:w="2053"/>
+            <w:tcW w:type="dxa" w:w="2028"/>
             <w:tcBorders>
               <w:top w:val="single" w:color="CCCCCC" w:sz="1"/>
               <w:left w:val="single" w:color="CCCCCC" w:sz="1"/>
@@ -3300,7 +3300,7 @@
         </w:tc>
         <w:tc>
           <w:tcPr>
-            <w:tcW w:type="dxa" w:w="5363"/>
+            <w:tcW w:type="dxa" w:w="5296"/>
             <w:tcBorders>
               <w:top w:val="single" w:color="CCCCCC" w:sz="1"/>
               <w:left w:val="single" w:color="CCCCCC" w:sz="1"/>
@@ -3332,7 +3332,7 @@
         </w:tc>
         <w:tc>
           <w:tcPr>
-            <w:tcW w:type="dxa" w:w="2556"/>
+            <w:tcW w:type="dxa" w:w="2648"/>
             <w:tcBorders>
               <w:top w:val="single" w:color="CCCCCC" w:sz="1"/>
               <w:left w:val="single" w:color="CCCCCC" w:sz="1"/>
@@ -3369,7 +3369,7 @@
         </w:trPr>
         <w:tc>
           <w:tcPr>
-            <w:tcW w:type="dxa" w:w="2053"/>
+            <w:tcW w:type="dxa" w:w="2028"/>
             <w:tcBorders>
               <w:top w:val="single" w:color="CCCCCC" w:sz="1"/>
               <w:left w:val="single" w:color="CCCCCC" w:sz="1"/>
@@ -3403,7 +3403,7 @@
         </w:tc>
         <w:tc>
           <w:tcPr>
-            <w:tcW w:type="dxa" w:w="5363"/>
+            <w:tcW w:type="dxa" w:w="5296"/>
             <w:tcBorders>
               <w:top w:val="single" w:color="CCCCCC" w:sz="1"/>
               <w:left w:val="single" w:color="CCCCCC" w:sz="1"/>
@@ -3435,7 +3435,7 @@
         </w:tc>
         <w:tc>
           <w:tcPr>
-            <w:tcW w:type="dxa" w:w="2556"/>
+            <w:tcW w:type="dxa" w:w="2648"/>
             <w:tcBorders>
               <w:top w:val="single" w:color="CCCCCC" w:sz="1"/>
               <w:left w:val="single" w:color="CCCCCC" w:sz="1"/>
@@ -3521,11 +3521,11 @@
         </w:tblBorders>
       </w:tblPr>
       <w:tblGrid>
-        <w:gridCol w:w="894"/>
-        <w:gridCol w:w="2499"/>
-        <w:gridCol w:w="3325"/>
-        <w:gridCol w:w="1400"/>
-        <w:gridCol w:w="1854"/>
+        <w:gridCol w:w="888"/>
+        <w:gridCol w:w="2484"/>
+        <w:gridCol w:w="3304"/>
+        <w:gridCol w:w="1391"/>
+        <w:gridCol w:w="1905"/>
       </w:tblGrid>
       <w:tr>
         <w:trPr>
@@ -3533,7 +3533,7 @@
         </w:trPr>
         <w:tc>
           <w:tcPr>
-            <w:tcW w:type="dxa" w:w="894"/>
+            <w:tcW w:type="dxa" w:w="888"/>
             <w:tcBorders>
               <w:top w:val="single" w:color="CCCCCC" w:sz="1"/>
               <w:left w:val="single" w:color="CCCCCC" w:sz="1"/>
@@ -3568,7 +3568,7 @@
         </w:tc>
         <w:tc>
           <w:tcPr>
-            <w:tcW w:type="dxa" w:w="2499"/>
+            <w:tcW w:type="dxa" w:w="2484"/>
             <w:tcBorders>
               <w:top w:val="single" w:color="CCCCCC" w:sz="1"/>
               <w:left w:val="single" w:color="CCCCCC" w:sz="1"/>
@@ -3603,7 +3603,7 @@
         </w:tc>
         <w:tc>
           <w:tcPr>
-            <w:tcW w:type="dxa" w:w="3325"/>
+            <w:tcW w:type="dxa" w:w="3304"/>
             <w:tcBorders>
               <w:top w:val="single" w:color="CCCCCC" w:sz="1"/>
               <w:left w:val="single" w:color="CCCCCC" w:sz="1"/>
@@ -3638,7 +3638,7 @@
         </w:tc>
         <w:tc>
           <w:tcPr>
-            <w:tcW w:type="dxa" w:w="1400"/>
+            <w:tcW w:type="dxa" w:w="1391"/>
             <w:tcBorders>
               <w:top w:val="single" w:color="CCCCCC" w:sz="1"/>
               <w:left w:val="single" w:color="CCCCCC" w:sz="1"/>
@@ -3673,7 +3673,7 @@
         </w:tc>
         <w:tc>
           <w:tcPr>
-            <w:tcW w:type="dxa" w:w="1854"/>
+            <w:tcW w:type="dxa" w:w="1905"/>
             <w:tcBorders>
               <w:top w:val="single" w:color="CCCCCC" w:sz="1"/>
               <w:left w:val="single" w:color="CCCCCC" w:sz="1"/>
@@ -3713,7 +3713,7 @@
         </w:trPr>
         <w:tc>
           <w:tcPr>
-            <w:tcW w:type="dxa" w:w="894"/>
+            <w:tcW w:type="dxa" w:w="888"/>
             <w:tcBorders>
               <w:top w:val="single" w:color="CCCCCC" w:sz="1"/>
               <w:left w:val="single" w:color="CCCCCC" w:sz="1"/>
@@ -3745,7 +3745,7 @@
         </w:tc>
         <w:tc>
           <w:tcPr>
-            <w:tcW w:type="dxa" w:w="2499"/>
+            <w:tcW w:type="dxa" w:w="2484"/>
             <w:tcBorders>
               <w:top w:val="single" w:color="CCCCCC" w:sz="1"/>
               <w:left w:val="single" w:color="CCCCCC" w:sz="1"/>
@@ -3788,7 +3788,7 @@
         </w:tc>
         <w:tc>
           <w:tcPr>
-            <w:tcW w:type="dxa" w:w="3325"/>
+            <w:tcW w:type="dxa" w:w="3304"/>
             <w:tcBorders>
               <w:top w:val="single" w:color="CCCCCC" w:sz="1"/>
               <w:left w:val="single" w:color="CCCCCC" w:sz="1"/>
@@ -3831,7 +3831,7 @@
         </w:tc>
         <w:tc>
           <w:tcPr>
-            <w:tcW w:type="dxa" w:w="1400"/>
+            <w:tcW w:type="dxa" w:w="1391"/>
             <w:tcBorders>
               <w:top w:val="single" w:color="CCCCCC" w:sz="1"/>
               <w:left w:val="single" w:color="CCCCCC" w:sz="1"/>
@@ -3863,7 +3863,7 @@
         </w:tc>
         <w:tc>
           <w:tcPr>
-            <w:tcW w:type="dxa" w:w="1854"/>
+            <w:tcW w:type="dxa" w:w="1905"/>
             <w:tcBorders>
               <w:top w:val="single" w:color="CCCCCC" w:sz="1"/>
               <w:left w:val="single" w:color="CCCCCC" w:sz="1"/>
@@ -3900,7 +3900,7 @@
         </w:trPr>
         <w:tc>
           <w:tcPr>
-            <w:tcW w:type="dxa" w:w="894"/>
+            <w:tcW w:type="dxa" w:w="888"/>
             <w:tcBorders>
               <w:top w:val="single" w:color="CCCCCC" w:sz="1"/>
               <w:left w:val="single" w:color="CCCCCC" w:sz="1"/>
@@ -3932,7 +3932,7 @@
         </w:tc>
         <w:tc>
           <w:tcPr>
-            <w:tcW w:type="dxa" w:w="2499"/>
+            <w:tcW w:type="dxa" w:w="2484"/>
             <w:tcBorders>
               <w:top w:val="single" w:color="CCCCCC" w:sz="1"/>
               <w:left w:val="single" w:color="CCCCCC" w:sz="1"/>
@@ -3966,7 +3966,7 @@
         </w:tc>
         <w:tc>
           <w:tcPr>
-            <w:tcW w:type="dxa" w:w="3325"/>
+            <w:tcW w:type="dxa" w:w="3304"/>
             <w:tcBorders>
               <w:top w:val="single" w:color="CCCCCC" w:sz="1"/>
               <w:left w:val="single" w:color="CCCCCC" w:sz="1"/>
@@ -3998,7 +3998,7 @@
         </w:tc>
         <w:tc>
           <w:tcPr>
-            <w:tcW w:type="dxa" w:w="1400"/>
+            <w:tcW w:type="dxa" w:w="1391"/>
             <w:tcBorders>
               <w:top w:val="single" w:color="CCCCCC" w:sz="1"/>
               <w:left w:val="single" w:color="CCCCCC" w:sz="1"/>
@@ -4030,7 +4030,7 @@
         </w:tc>
         <w:tc>
           <w:tcPr>
-            <w:tcW w:type="dxa" w:w="1854"/>
+            <w:tcW w:type="dxa" w:w="1905"/>
             <w:tcBorders>
               <w:top w:val="single" w:color="CCCCCC" w:sz="1"/>
               <w:left w:val="single" w:color="CCCCCC" w:sz="1"/>
@@ -4067,7 +4067,7 @@
         </w:trPr>
         <w:tc>
           <w:tcPr>
-            <w:tcW w:type="dxa" w:w="894"/>
+            <w:tcW w:type="dxa" w:w="888"/>
             <w:tcBorders>
               <w:top w:val="single" w:color="CCCCCC" w:sz="1"/>
               <w:left w:val="single" w:color="CCCCCC" w:sz="1"/>
@@ -4099,7 +4099,7 @@
         </w:tc>
         <w:tc>
           <w:tcPr>
-            <w:tcW w:type="dxa" w:w="2499"/>
+            <w:tcW w:type="dxa" w:w="2484"/>
             <w:tcBorders>
               <w:top w:val="single" w:color="CCCCCC" w:sz="1"/>
               <w:left w:val="single" w:color="CCCCCC" w:sz="1"/>
@@ -4142,7 +4142,7 @@
         </w:tc>
         <w:tc>
           <w:tcPr>
-            <w:tcW w:type="dxa" w:w="3325"/>
+            <w:tcW w:type="dxa" w:w="3304"/>
             <w:tcBorders>
               <w:top w:val="single" w:color="CCCCCC" w:sz="1"/>
               <w:left w:val="single" w:color="CCCCCC" w:sz="1"/>
@@ -4194,7 +4194,7 @@
         </w:tc>
         <w:tc>
           <w:tcPr>
-            <w:tcW w:type="dxa" w:w="1400"/>
+            <w:tcW w:type="dxa" w:w="1391"/>
             <w:tcBorders>
               <w:top w:val="single" w:color="CCCCCC" w:sz="1"/>
               <w:left w:val="single" w:color="CCCCCC" w:sz="1"/>
@@ -4226,7 +4226,7 @@
         </w:tc>
         <w:tc>
           <w:tcPr>
-            <w:tcW w:type="dxa" w:w="1854"/>
+            <w:tcW w:type="dxa" w:w="1905"/>
             <w:tcBorders>
               <w:top w:val="single" w:color="CCCCCC" w:sz="1"/>
               <w:left w:val="single" w:color="CCCCCC" w:sz="1"/>
@@ -4274,7 +4274,7 @@
         </w:trPr>
         <w:tc>
           <w:tcPr>
-            <w:tcW w:type="dxa" w:w="894"/>
+            <w:tcW w:type="dxa" w:w="888"/>
             <w:tcBorders>
               <w:top w:val="single" w:color="CCCCCC" w:sz="1"/>
               <w:left w:val="single" w:color="CCCCCC" w:sz="1"/>
@@ -4306,7 +4306,7 @@
         </w:tc>
         <w:tc>
           <w:tcPr>
-            <w:tcW w:type="dxa" w:w="2499"/>
+            <w:tcW w:type="dxa" w:w="2484"/>
             <w:tcBorders>
               <w:top w:val="single" w:color="CCCCCC" w:sz="1"/>
               <w:left w:val="single" w:color="CCCCCC" w:sz="1"/>
@@ -4340,7 +4340,7 @@
         </w:tc>
         <w:tc>
           <w:tcPr>
-            <w:tcW w:type="dxa" w:w="3325"/>
+            <w:tcW w:type="dxa" w:w="3304"/>
             <w:tcBorders>
               <w:top w:val="single" w:color="CCCCCC" w:sz="1"/>
               <w:left w:val="single" w:color="CCCCCC" w:sz="1"/>
@@ -4392,7 +4392,7 @@
         </w:tc>
         <w:tc>
           <w:tcPr>
-            <w:tcW w:type="dxa" w:w="1400"/>
+            <w:tcW w:type="dxa" w:w="1391"/>
             <w:tcBorders>
               <w:top w:val="single" w:color="CCCCCC" w:sz="1"/>
               <w:left w:val="single" w:color="CCCCCC" w:sz="1"/>
@@ -4424,7 +4424,7 @@
         </w:tc>
         <w:tc>
           <w:tcPr>
-            <w:tcW w:type="dxa" w:w="1854"/>
+            <w:tcW w:type="dxa" w:w="1905"/>
             <w:tcBorders>
               <w:top w:val="single" w:color="CCCCCC" w:sz="1"/>
               <w:left w:val="single" w:color="CCCCCC" w:sz="1"/>
@@ -4472,7 +4472,7 @@
         </w:trPr>
         <w:tc>
           <w:tcPr>
-            <w:tcW w:type="dxa" w:w="894"/>
+            <w:tcW w:type="dxa" w:w="888"/>
             <w:tcBorders>
               <w:top w:val="single" w:color="CCCCCC" w:sz="1"/>
               <w:left w:val="single" w:color="CCCCCC" w:sz="1"/>
@@ -4504,7 +4504,7 @@
         </w:tc>
         <w:tc>
           <w:tcPr>
-            <w:tcW w:type="dxa" w:w="2499"/>
+            <w:tcW w:type="dxa" w:w="2484"/>
             <w:tcBorders>
               <w:top w:val="single" w:color="CCCCCC" w:sz="1"/>
               <w:left w:val="single" w:color="CCCCCC" w:sz="1"/>
@@ -4538,7 +4538,7 @@
         </w:tc>
         <w:tc>
           <w:tcPr>
-            <w:tcW w:type="dxa" w:w="3325"/>
+            <w:tcW w:type="dxa" w:w="3304"/>
             <w:tcBorders>
               <w:top w:val="single" w:color="CCCCCC" w:sz="1"/>
               <w:left w:val="single" w:color="CCCCCC" w:sz="1"/>
@@ -4570,7 +4570,7 @@
         </w:tc>
         <w:tc>
           <w:tcPr>
-            <w:tcW w:type="dxa" w:w="1400"/>
+            <w:tcW w:type="dxa" w:w="1391"/>
             <w:tcBorders>
               <w:top w:val="single" w:color="CCCCCC" w:sz="1"/>
               <w:left w:val="single" w:color="CCCCCC" w:sz="1"/>
@@ -4602,7 +4602,7 @@
         </w:tc>
         <w:tc>
           <w:tcPr>
-            <w:tcW w:type="dxa" w:w="1854"/>
+            <w:tcW w:type="dxa" w:w="1905"/>
             <w:tcBorders>
               <w:top w:val="single" w:color="CCCCCC" w:sz="1"/>
               <w:left w:val="single" w:color="CCCCCC" w:sz="1"/>
@@ -4639,7 +4639,7 @@
         </w:trPr>
         <w:tc>
           <w:tcPr>
-            <w:tcW w:type="dxa" w:w="894"/>
+            <w:tcW w:type="dxa" w:w="888"/>
             <w:tcBorders>
               <w:top w:val="single" w:color="CCCCCC" w:sz="1"/>
               <w:left w:val="single" w:color="CCCCCC" w:sz="1"/>
@@ -4671,7 +4671,7 @@
         </w:tc>
         <w:tc>
           <w:tcPr>
-            <w:tcW w:type="dxa" w:w="2499"/>
+            <w:tcW w:type="dxa" w:w="2484"/>
             <w:tcBorders>
               <w:top w:val="single" w:color="CCCCCC" w:sz="1"/>
               <w:left w:val="single" w:color="CCCCCC" w:sz="1"/>
@@ -4714,7 +4714,7 @@
         </w:tc>
         <w:tc>
           <w:tcPr>
-            <w:tcW w:type="dxa" w:w="3325"/>
+            <w:tcW w:type="dxa" w:w="3304"/>
             <w:tcBorders>
               <w:top w:val="single" w:color="CCCCCC" w:sz="1"/>
               <w:left w:val="single" w:color="CCCCCC" w:sz="1"/>
@@ -4766,7 +4766,7 @@
         </w:tc>
         <w:tc>
           <w:tcPr>
-            <w:tcW w:type="dxa" w:w="1400"/>
+            <w:tcW w:type="dxa" w:w="1391"/>
             <w:tcBorders>
               <w:top w:val="single" w:color="CCCCCC" w:sz="1"/>
               <w:left w:val="single" w:color="CCCCCC" w:sz="1"/>
@@ -4798,7 +4798,7 @@
         </w:tc>
         <w:tc>
           <w:tcPr>
-            <w:tcW w:type="dxa" w:w="1854"/>
+            <w:tcW w:type="dxa" w:w="1905"/>
             <w:tcBorders>
               <w:top w:val="single" w:color="CCCCCC" w:sz="1"/>
               <w:left w:val="single" w:color="CCCCCC" w:sz="1"/>
@@ -4853,7 +4853,7 @@
         </w:trPr>
         <w:tc>
           <w:tcPr>
-            <w:tcW w:type="dxa" w:w="894"/>
+            <w:tcW w:type="dxa" w:w="888"/>
             <w:tcBorders>
               <w:top w:val="single" w:color="CCCCCC" w:sz="1"/>
               <w:left w:val="single" w:color="CCCCCC" w:sz="1"/>
@@ -4885,7 +4885,7 @@
         </w:tc>
         <w:tc>
           <w:tcPr>
-            <w:tcW w:type="dxa" w:w="2499"/>
+            <w:tcW w:type="dxa" w:w="2484"/>
             <w:tcBorders>
               <w:top w:val="single" w:color="CCCCCC" w:sz="1"/>
               <w:left w:val="single" w:color="CCCCCC" w:sz="1"/>
@@ -4928,7 +4928,7 @@
         </w:tc>
         <w:tc>
           <w:tcPr>
-            <w:tcW w:type="dxa" w:w="3325"/>
+            <w:tcW w:type="dxa" w:w="3304"/>
             <w:tcBorders>
               <w:top w:val="single" w:color="CCCCCC" w:sz="1"/>
               <w:left w:val="single" w:color="CCCCCC" w:sz="1"/>
@@ -4960,7 +4960,7 @@
         </w:tc>
         <w:tc>
           <w:tcPr>
-            <w:tcW w:type="dxa" w:w="1400"/>
+            <w:tcW w:type="dxa" w:w="1391"/>
             <w:tcBorders>
               <w:top w:val="single" w:color="CCCCCC" w:sz="1"/>
               <w:left w:val="single" w:color="CCCCCC" w:sz="1"/>
@@ -4992,7 +4992,7 @@
         </w:tc>
         <w:tc>
           <w:tcPr>
-            <w:tcW w:type="dxa" w:w="1854"/>
+            <w:tcW w:type="dxa" w:w="1905"/>
             <w:tcBorders>
               <w:top w:val="single" w:color="CCCCCC" w:sz="1"/>
               <w:left w:val="single" w:color="CCCCCC" w:sz="1"/>
@@ -5029,7 +5029,7 @@
         </w:trPr>
         <w:tc>
           <w:tcPr>
-            <w:tcW w:type="dxa" w:w="894"/>
+            <w:tcW w:type="dxa" w:w="888"/>
             <w:tcBorders>
               <w:top w:val="single" w:color="CCCCCC" w:sz="1"/>
               <w:left w:val="single" w:color="CCCCCC" w:sz="1"/>
@@ -5061,7 +5061,7 @@
         </w:tc>
         <w:tc>
           <w:tcPr>
-            <w:tcW w:type="dxa" w:w="2499"/>
+            <w:tcW w:type="dxa" w:w="2484"/>
             <w:tcBorders>
               <w:top w:val="single" w:color="CCCCCC" w:sz="1"/>
               <w:left w:val="single" w:color="CCCCCC" w:sz="1"/>
@@ -5104,7 +5104,7 @@
         </w:tc>
         <w:tc>
           <w:tcPr>
-            <w:tcW w:type="dxa" w:w="3325"/>
+            <w:tcW w:type="dxa" w:w="3304"/>
             <w:tcBorders>
               <w:top w:val="single" w:color="CCCCCC" w:sz="1"/>
               <w:left w:val="single" w:color="CCCCCC" w:sz="1"/>
@@ -5136,7 +5136,7 @@
         </w:tc>
         <w:tc>
           <w:tcPr>
-            <w:tcW w:type="dxa" w:w="1400"/>
+            <w:tcW w:type="dxa" w:w="1391"/>
             <w:tcBorders>
               <w:top w:val="single" w:color="CCCCCC" w:sz="1"/>
               <w:left w:val="single" w:color="CCCCCC" w:sz="1"/>
@@ -5168,7 +5168,7 @@
         </w:tc>
         <w:tc>
           <w:tcPr>
-            <w:tcW w:type="dxa" w:w="1854"/>
+            <w:tcW w:type="dxa" w:w="1905"/>
             <w:tcBorders>
               <w:top w:val="single" w:color="CCCCCC" w:sz="1"/>
               <w:left w:val="single" w:color="CCCCCC" w:sz="1"/>
@@ -5205,7 +5205,7 @@
         </w:trPr>
         <w:tc>
           <w:tcPr>
-            <w:tcW w:type="dxa" w:w="894"/>
+            <w:tcW w:type="dxa" w:w="888"/>
             <w:tcBorders>
               <w:top w:val="single" w:color="CCCCCC" w:sz="1"/>
               <w:left w:val="single" w:color="CCCCCC" w:sz="1"/>
@@ -5237,7 +5237,7 @@
         </w:tc>
         <w:tc>
           <w:tcPr>
-            <w:tcW w:type="dxa" w:w="2499"/>
+            <w:tcW w:type="dxa" w:w="2484"/>
             <w:tcBorders>
               <w:top w:val="single" w:color="CCCCCC" w:sz="1"/>
               <w:left w:val="single" w:color="CCCCCC" w:sz="1"/>
@@ -5280,7 +5280,7 @@
         </w:tc>
         <w:tc>
           <w:tcPr>
-            <w:tcW w:type="dxa" w:w="3325"/>
+            <w:tcW w:type="dxa" w:w="3304"/>
             <w:tcBorders>
               <w:top w:val="single" w:color="CCCCCC" w:sz="1"/>
               <w:left w:val="single" w:color="CCCCCC" w:sz="1"/>
@@ -5312,7 +5312,7 @@
         </w:tc>
         <w:tc>
           <w:tcPr>
-            <w:tcW w:type="dxa" w:w="1400"/>
+            <w:tcW w:type="dxa" w:w="1391"/>
             <w:tcBorders>
               <w:top w:val="single" w:color="CCCCCC" w:sz="1"/>
               <w:left w:val="single" w:color="CCCCCC" w:sz="1"/>
@@ -5344,7 +5344,7 @@
         </w:tc>
         <w:tc>
           <w:tcPr>
-            <w:tcW w:type="dxa" w:w="1854"/>
+            <w:tcW w:type="dxa" w:w="1905"/>
             <w:tcBorders>
               <w:top w:val="single" w:color="CCCCCC" w:sz="1"/>
               <w:left w:val="single" w:color="CCCCCC" w:sz="1"/>
@@ -5381,7 +5381,7 @@
         </w:trPr>
         <w:tc>
           <w:tcPr>
-            <w:tcW w:type="dxa" w:w="894"/>
+            <w:tcW w:type="dxa" w:w="888"/>
             <w:tcBorders>
               <w:top w:val="single" w:color="CCCCCC" w:sz="1"/>
               <w:left w:val="single" w:color="CCCCCC" w:sz="1"/>
@@ -5413,7 +5413,7 @@
         </w:tc>
         <w:tc>
           <w:tcPr>
-            <w:tcW w:type="dxa" w:w="2499"/>
+            <w:tcW w:type="dxa" w:w="2484"/>
             <w:tcBorders>
               <w:top w:val="single" w:color="CCCCCC" w:sz="1"/>
               <w:left w:val="single" w:color="CCCCCC" w:sz="1"/>
@@ -5447,7 +5447,7 @@
         </w:tc>
         <w:tc>
           <w:tcPr>
-            <w:tcW w:type="dxa" w:w="3325"/>
+            <w:tcW w:type="dxa" w:w="3304"/>
             <w:tcBorders>
               <w:top w:val="single" w:color="CCCCCC" w:sz="1"/>
               <w:left w:val="single" w:color="CCCCCC" w:sz="1"/>
@@ -5479,7 +5479,7 @@
         </w:tc>
         <w:tc>
           <w:tcPr>
-            <w:tcW w:type="dxa" w:w="1400"/>
+            <w:tcW w:type="dxa" w:w="1391"/>
             <w:tcBorders>
               <w:top w:val="single" w:color="CCCCCC" w:sz="1"/>
               <w:left w:val="single" w:color="CCCCCC" w:sz="1"/>
@@ -5511,7 +5511,7 @@
         </w:tc>
         <w:tc>
           <w:tcPr>
-            <w:tcW w:type="dxa" w:w="1854"/>
+            <w:tcW w:type="dxa" w:w="1905"/>
             <w:tcBorders>
               <w:top w:val="single" w:color="CCCCCC" w:sz="1"/>
               <w:left w:val="single" w:color="CCCCCC" w:sz="1"/>
@@ -5548,7 +5548,7 @@
         </w:trPr>
         <w:tc>
           <w:tcPr>
-            <w:tcW w:type="dxa" w:w="894"/>
+            <w:tcW w:type="dxa" w:w="888"/>
             <w:tcBorders>
               <w:top w:val="single" w:color="CCCCCC" w:sz="1"/>
               <w:left w:val="single" w:color="CCCCCC" w:sz="1"/>
@@ -5580,7 +5580,7 @@
         </w:tc>
         <w:tc>
           <w:tcPr>
-            <w:tcW w:type="dxa" w:w="2499"/>
+            <w:tcW w:type="dxa" w:w="2484"/>
             <w:tcBorders>
               <w:top w:val="single" w:color="CCCCCC" w:sz="1"/>
               <w:left w:val="single" w:color="CCCCCC" w:sz="1"/>
@@ -5623,7 +5623,7 @@
         </w:tc>
         <w:tc>
           <w:tcPr>
-            <w:tcW w:type="dxa" w:w="3325"/>
+            <w:tcW w:type="dxa" w:w="3304"/>
             <w:tcBorders>
               <w:top w:val="single" w:color="CCCCCC" w:sz="1"/>
               <w:left w:val="single" w:color="CCCCCC" w:sz="1"/>
@@ -5655,7 +5655,7 @@
         </w:tc>
         <w:tc>
           <w:tcPr>
-            <w:tcW w:type="dxa" w:w="1400"/>
+            <w:tcW w:type="dxa" w:w="1391"/>
             <w:tcBorders>
               <w:top w:val="single" w:color="CCCCCC" w:sz="1"/>
               <w:left w:val="single" w:color="CCCCCC" w:sz="1"/>
@@ -5687,7 +5687,7 @@
         </w:tc>
         <w:tc>
           <w:tcPr>
-            <w:tcW w:type="dxa" w:w="1854"/>
+            <w:tcW w:type="dxa" w:w="1905"/>
             <w:tcBorders>
               <w:top w:val="single" w:color="CCCCCC" w:sz="1"/>
               <w:left w:val="single" w:color="CCCCCC" w:sz="1"/>
@@ -5713,7 +5713,7 @@
                 <w:sz w:val="17"/>
                 <w:szCs w:val="17"/>
               </w:rPr>
-              <w:t xml:space="preserve">Nota </w:t>
+              <w:t xml:space="preserve">Formulario de resultado: </w:t>
             </w:r>
             <w:r>
               <w:rPr>
@@ -5722,7 +5722,7 @@
                 <w:sz w:val="15"/>
                 <w:szCs w:val="15"/>
               </w:rPr>
-              <w:t xml:space="preserve">Confirmó</w:t>
+              <w:t xml:space="preserve">Confirmó visita</w:t>
             </w:r>
             <w:r>
               <w:rPr>
@@ -5740,7 +5740,7 @@
                 <w:sz w:val="15"/>
                 <w:szCs w:val="15"/>
               </w:rPr>
-              <w:t xml:space="preserve">Reprogramó</w:t>
+              <w:t xml:space="preserve">Reprogramó visita</w:t>
             </w:r>
           </w:p>
         </w:tc>
@@ -5751,7 +5751,7 @@
         </w:trPr>
         <w:tc>
           <w:tcPr>
-            <w:tcW w:type="dxa" w:w="894"/>
+            <w:tcW w:type="dxa" w:w="888"/>
             <w:tcBorders>
               <w:top w:val="single" w:color="CCCCCC" w:sz="1"/>
               <w:left w:val="single" w:color="CCCCCC" w:sz="1"/>
@@ -5783,7 +5783,7 @@
         </w:tc>
         <w:tc>
           <w:tcPr>
-            <w:tcW w:type="dxa" w:w="2499"/>
+            <w:tcW w:type="dxa" w:w="2484"/>
             <w:tcBorders>
               <w:top w:val="single" w:color="CCCCCC" w:sz="1"/>
               <w:left w:val="single" w:color="CCCCCC" w:sz="1"/>
@@ -5817,7 +5817,7 @@
         </w:tc>
         <w:tc>
           <w:tcPr>
-            <w:tcW w:type="dxa" w:w="3325"/>
+            <w:tcW w:type="dxa" w:w="3304"/>
             <w:tcBorders>
               <w:top w:val="single" w:color="CCCCCC" w:sz="1"/>
               <w:left w:val="single" w:color="CCCCCC" w:sz="1"/>
@@ -5869,7 +5869,7 @@
         </w:tc>
         <w:tc>
           <w:tcPr>
-            <w:tcW w:type="dxa" w:w="1400"/>
+            <w:tcW w:type="dxa" w:w="1391"/>
             <w:tcBorders>
               <w:top w:val="single" w:color="CCCCCC" w:sz="1"/>
               <w:left w:val="single" w:color="CCCCCC" w:sz="1"/>
@@ -5901,7 +5901,7 @@
         </w:tc>
         <w:tc>
           <w:tcPr>
-            <w:tcW w:type="dxa" w:w="1854"/>
+            <w:tcW w:type="dxa" w:w="1905"/>
             <w:tcBorders>
               <w:top w:val="single" w:color="CCCCCC" w:sz="1"/>
               <w:left w:val="single" w:color="CCCCCC" w:sz="1"/>
@@ -5938,7 +5938,7 @@
         </w:trPr>
         <w:tc>
           <w:tcPr>
-            <w:tcW w:type="dxa" w:w="894"/>
+            <w:tcW w:type="dxa" w:w="888"/>
             <w:tcBorders>
               <w:top w:val="single" w:color="CCCCCC" w:sz="1"/>
               <w:left w:val="single" w:color="CCCCCC" w:sz="1"/>
@@ -5970,7 +5970,7 @@
         </w:tc>
         <w:tc>
           <w:tcPr>
-            <w:tcW w:type="dxa" w:w="2499"/>
+            <w:tcW w:type="dxa" w:w="2484"/>
             <w:tcBorders>
               <w:top w:val="single" w:color="CCCCCC" w:sz="1"/>
               <w:left w:val="single" w:color="CCCCCC" w:sz="1"/>
@@ -6013,7 +6013,7 @@
         </w:tc>
         <w:tc>
           <w:tcPr>
-            <w:tcW w:type="dxa" w:w="3325"/>
+            <w:tcW w:type="dxa" w:w="3304"/>
             <w:tcBorders>
               <w:top w:val="single" w:color="CCCCCC" w:sz="1"/>
               <w:left w:val="single" w:color="CCCCCC" w:sz="1"/>
@@ -6045,7 +6045,7 @@
         </w:tc>
         <w:tc>
           <w:tcPr>
-            <w:tcW w:type="dxa" w:w="1400"/>
+            <w:tcW w:type="dxa" w:w="1391"/>
             <w:tcBorders>
               <w:top w:val="single" w:color="CCCCCC" w:sz="1"/>
               <w:left w:val="single" w:color="CCCCCC" w:sz="1"/>
@@ -6077,7 +6077,7 @@
         </w:tc>
         <w:tc>
           <w:tcPr>
-            <w:tcW w:type="dxa" w:w="1854"/>
+            <w:tcW w:type="dxa" w:w="1905"/>
             <w:tcBorders>
               <w:top w:val="single" w:color="CCCCCC" w:sz="1"/>
               <w:left w:val="single" w:color="CCCCCC" w:sz="1"/>
@@ -6154,7 +6154,7 @@
         </w:trPr>
         <w:tc>
           <w:tcPr>
-            <w:tcW w:type="dxa" w:w="894"/>
+            <w:tcW w:type="dxa" w:w="888"/>
             <w:tcBorders>
               <w:top w:val="single" w:color="CCCCCC" w:sz="1"/>
               <w:left w:val="single" w:color="CCCCCC" w:sz="1"/>
@@ -6186,7 +6186,7 @@
         </w:tc>
         <w:tc>
           <w:tcPr>
-            <w:tcW w:type="dxa" w:w="2499"/>
+            <w:tcW w:type="dxa" w:w="2484"/>
             <w:tcBorders>
               <w:top w:val="single" w:color="CCCCCC" w:sz="1"/>
               <w:left w:val="single" w:color="CCCCCC" w:sz="1"/>
@@ -6229,7 +6229,7 @@
         </w:tc>
         <w:tc>
           <w:tcPr>
-            <w:tcW w:type="dxa" w:w="3325"/>
+            <w:tcW w:type="dxa" w:w="3304"/>
             <w:tcBorders>
               <w:top w:val="single" w:color="CCCCCC" w:sz="1"/>
               <w:left w:val="single" w:color="CCCCCC" w:sz="1"/>
@@ -6261,7 +6261,7 @@
         </w:tc>
         <w:tc>
           <w:tcPr>
-            <w:tcW w:type="dxa" w:w="1400"/>
+            <w:tcW w:type="dxa" w:w="1391"/>
             <w:tcBorders>
               <w:top w:val="single" w:color="CCCCCC" w:sz="1"/>
               <w:left w:val="single" w:color="CCCCCC" w:sz="1"/>
@@ -6293,7 +6293,7 @@
         </w:tc>
         <w:tc>
           <w:tcPr>
-            <w:tcW w:type="dxa" w:w="1854"/>
+            <w:tcW w:type="dxa" w:w="1905"/>
             <w:tcBorders>
               <w:top w:val="single" w:color="CCCCCC" w:sz="1"/>
               <w:left w:val="single" w:color="CCCCCC" w:sz="1"/>
@@ -6330,7 +6330,7 @@
         </w:trPr>
         <w:tc>
           <w:tcPr>
-            <w:tcW w:type="dxa" w:w="894"/>
+            <w:tcW w:type="dxa" w:w="888"/>
             <w:tcBorders>
               <w:top w:val="single" w:color="CCCCCC" w:sz="1"/>
               <w:left w:val="single" w:color="CCCCCC" w:sz="1"/>
@@ -6362,7 +6362,7 @@
         </w:tc>
         <w:tc>
           <w:tcPr>
-            <w:tcW w:type="dxa" w:w="2499"/>
+            <w:tcW w:type="dxa" w:w="2484"/>
             <w:tcBorders>
               <w:top w:val="single" w:color="CCCCCC" w:sz="1"/>
               <w:left w:val="single" w:color="CCCCCC" w:sz="1"/>
@@ -6405,7 +6405,7 @@
         </w:tc>
         <w:tc>
           <w:tcPr>
-            <w:tcW w:type="dxa" w:w="3325"/>
+            <w:tcW w:type="dxa" w:w="3304"/>
             <w:tcBorders>
               <w:top w:val="single" w:color="CCCCCC" w:sz="1"/>
               <w:left w:val="single" w:color="CCCCCC" w:sz="1"/>
@@ -6437,7 +6437,7 @@
         </w:tc>
         <w:tc>
           <w:tcPr>
-            <w:tcW w:type="dxa" w:w="1400"/>
+            <w:tcW w:type="dxa" w:w="1391"/>
             <w:tcBorders>
               <w:top w:val="single" w:color="CCCCCC" w:sz="1"/>
               <w:left w:val="single" w:color="CCCCCC" w:sz="1"/>
@@ -6469,7 +6469,7 @@
         </w:tc>
         <w:tc>
           <w:tcPr>
-            <w:tcW w:type="dxa" w:w="1854"/>
+            <w:tcW w:type="dxa" w:w="1905"/>
             <w:tcBorders>
               <w:top w:val="single" w:color="CCCCCC" w:sz="1"/>
               <w:left w:val="single" w:color="CCCCCC" w:sz="1"/>
@@ -7475,7 +7475,7 @@
           <w:sz w:val="20"/>
           <w:szCs w:val="20"/>
         </w:rPr>
-        <w:t xml:space="preserve"> (Inducción, módulo 3.5): https://api.leadconnectorhq.com/widget/form/DGoYUAAWeaqimug9GUci — teléfono del lead, resultado y observaciones (lo que dijo el cliente, con sus palabras). Los 8 resultados: Agendó visita · No contesta · Llamar después · No interesado · Número equivocado · Fuera de zona · Esperando foto / precio · Precio aceptado - enviar contrato.</w:t>
+        <w:t xml:space="preserve"> (Inducción, módulo 3.5): https://api.leadconnectorhq.com/widget/form/DGoYUAAWeaqimug9GUci — teléfono del lead, resultado y observaciones (lo que dijo el cliente, con sus palabras). Los 10 resultados: Agendó visita · No contesta · Llamar después · No interesado · Número equivocado · Fuera de zona · Esperando foto / precio · Precio aceptado - enviar contrato · Confirmó visita · Reprogramó visita.</w:t>
       </w:r>
     </w:p>
     <w:p>
@@ -10573,8 +10573,8 @@
       </w:r>
     </w:p>
     <w:sectPr>
-      <w:headerReference w:type="default" r:id="rId6"/>
-      <w:footerReference w:type="default" r:id="rId7"/>
+      <w:headerReference w:type="default" r:id="rId7"/>
+      <w:footerReference w:type="default" r:id="rId8"/>
       <w:pgSz w:w="12240" w:h="15840" w:orient="portrait"/>
       <w:pgMar w:top="1134" w:right="1134" w:bottom="1134" w:left="1134" w:header="708" w:footer="708" w:gutter="0"/>
       <w:pgNumType/>
@@ -10582,6 +10582,10 @@
     </w:sectPr>
   </w:body>
 </w:document>
+</file>
+
+<file path=word/comments.xml><?xml version="1.0" encoding="utf-8"?>
+<w:comments xmlns:cx="http://schemas.microsoft.com/office/drawing/2014/chartex" xmlns:cx1="http://schemas.microsoft.com/office/drawing/2015/9/8/chartex" xmlns:cx2="http://schemas.microsoft.com/office/drawing/2015/10/21/chartex" xmlns:cx3="http://schemas.microsoft.com/office/drawing/2016/5/9/chartex" xmlns:cx4="http://schemas.microsoft.com/office/drawing/2016/5/10/chartex" xmlns:cx5="http://schemas.microsoft.com/office/drawing/2016/5/11/chartex" xmlns:cx6="http://schemas.microsoft.com/office/drawing/2016/5/12/chartex" xmlns:cx7="http://schemas.microsoft.com/office/drawing/2016/5/13/chartex" xmlns:cx8="http://schemas.microsoft.com/office/drawing/2016/5/14/chartex" xmlns:mc="http://schemas.openxmlformats.org/markup-compatibility/2006" xmlns:aink="http://schemas.microsoft.com/office/drawing/2016/ink" xmlns:am3d="http://schemas.microsoft.com/office/drawing/2017/model3d" xmlns:o="urn:schemas-microsoft-com:office:office" xmlns:r="http://schemas.openxmlformats.org/officeDocument/2006/relationships" xmlns:m="http://schemas.openxmlformats.org/officeDocument/2006/math" xmlns:v="urn:schemas-microsoft-com:vml" xmlns:wp14="http://schemas.microsoft.com/office/word/2010/wordprocessingDrawing" xmlns:wp="http://schemas.openxmlformats.org/drawingml/2006/wordprocessingDrawing" xmlns:w10="urn:schemas-microsoft-com:office:word" xmlns:w="http://schemas.openxmlformats.org/wordprocessingml/2006/main" xmlns:w14="http://schemas.microsoft.com/office/word/2010/wordml" xmlns:w15="http://schemas.microsoft.com/office/word/2012/wordml" xmlns:w16cex="http://schemas.microsoft.com/office/word/2018/wordml/cex" xmlns:w16cid="http://schemas.microsoft.com/office/word/2016/wordml/cid" xmlns:w16="http://schemas.microsoft.com/office/word/2018/wordml" xmlns:w16sdtdh="http://schemas.microsoft.com/office/word/2020/wordml/sdtdatahash" xmlns:w16se="http://schemas.microsoft.com/office/word/2015/wordml/symex" xmlns:wpg="http://schemas.microsoft.com/office/word/2010/wordprocessingGroup" xmlns:wpi="http://schemas.microsoft.com/office/word/2010/wordprocessingInk" xmlns:wne="http://schemas.microsoft.com/office/word/2006/wordml" xmlns:wps="http://schemas.microsoft.com/office/word/2010/wordprocessingShape"/>
 </file>
 
 <file path=word/endnotes.xml><?xml version="1.0" encoding="utf-8"?>
@@ -10648,32 +10652,8 @@
         <w:szCs w:val="16"/>
       </w:rPr>
       <w:fldChar w:fldCharType="begin"/>
-    </w:r>
-    <w:r>
-      <w:rPr>
-        <w:rFonts w:ascii="Arial" w:cs="Arial" w:eastAsia="Arial" w:hAnsi="Arial"/>
-        <w:color w:val="666666"/>
-        <w:sz w:val="16"/>
-        <w:szCs w:val="16"/>
-      </w:rPr>
       <w:instrText xml:space="preserve">PAGE</w:instrText>
-    </w:r>
-    <w:r>
-      <w:rPr>
-        <w:rFonts w:ascii="Arial" w:cs="Arial" w:eastAsia="Arial" w:hAnsi="Arial"/>
-        <w:color w:val="666666"/>
-        <w:sz w:val="16"/>
-        <w:szCs w:val="16"/>
-      </w:rPr>
       <w:fldChar w:fldCharType="separate"/>
-    </w:r>
-    <w:r>
-      <w:rPr>
-        <w:rFonts w:ascii="Arial" w:cs="Arial" w:eastAsia="Arial" w:hAnsi="Arial"/>
-        <w:color w:val="666666"/>
-        <w:sz w:val="16"/>
-        <w:szCs w:val="16"/>
-      </w:rPr>
       <w:fldChar w:fldCharType="end"/>
     </w:r>
     <w:r>
@@ -10693,32 +10673,8 @@
         <w:szCs w:val="16"/>
       </w:rPr>
       <w:fldChar w:fldCharType="begin"/>
-    </w:r>
-    <w:r>
-      <w:rPr>
-        <w:rFonts w:ascii="Arial" w:cs="Arial" w:eastAsia="Arial" w:hAnsi="Arial"/>
-        <w:color w:val="666666"/>
-        <w:sz w:val="16"/>
-        <w:szCs w:val="16"/>
-      </w:rPr>
       <w:instrText xml:space="preserve">NUMPAGES</w:instrText>
-    </w:r>
-    <w:r>
-      <w:rPr>
-        <w:rFonts w:ascii="Arial" w:cs="Arial" w:eastAsia="Arial" w:hAnsi="Arial"/>
-        <w:color w:val="666666"/>
-        <w:sz w:val="16"/>
-        <w:szCs w:val="16"/>
-      </w:rPr>
       <w:fldChar w:fldCharType="separate"/>
-    </w:r>
-    <w:r>
-      <w:rPr>
-        <w:rFonts w:ascii="Arial" w:cs="Arial" w:eastAsia="Arial" w:hAnsi="Arial"/>
-        <w:color w:val="666666"/>
-        <w:sz w:val="16"/>
-        <w:szCs w:val="16"/>
-      </w:rPr>
       <w:fldChar w:fldCharType="end"/>
     </w:r>
   </w:p>
@@ -10799,7 +10755,7 @@
 <w:numbering xmlns:wpc="http://schemas.microsoft.com/office/word/2010/wordprocessingCanvas" xmlns:mc="http://schemas.openxmlformats.org/markup-compatibility/2006" xmlns:o="urn:schemas-microsoft-com:office:office" xmlns:r="http://schemas.openxmlformats.org/officeDocument/2006/relationships" xmlns:m="http://schemas.openxmlformats.org/officeDocument/2006/math" xmlns:v="urn:schemas-microsoft-com:vml" xmlns:wp14="http://schemas.microsoft.com/office/word/2010/wordprocessingDrawing" xmlns:wp="http://schemas.openxmlformats.org/drawingml/2006/wordprocessingDrawing" xmlns:w10="urn:schemas-microsoft-com:office:word" xmlns:w="http://schemas.openxmlformats.org/wordprocessingml/2006/main" xmlns:w14="http://schemas.microsoft.com/office/word/2010/wordml" xmlns:w15="http://schemas.microsoft.com/office/word/2012/wordml" xmlns:wpg="http://schemas.microsoft.com/office/word/2010/wordprocessingGroup" xmlns:wpi="http://schemas.microsoft.com/office/word/2010/wordprocessingInk" xmlns:wne="http://schemas.microsoft.com/office/word/2006/wordml" xmlns:wps="http://schemas.microsoft.com/office/word/2010/wordprocessingShape" mc:Ignorable="w14 w15 wp14">
   <w:abstractNum w:abstractNumId="1" w15:restartNumberingAfterBreak="0">
     <w:multiLevelType w:val="hybridMultilevel"/>
-    <w:lvl w:ilvl="0" w:tentative="1">
+    <w:lvl w:ilvl="0" w15:tentative="1">
       <w:start w:val="1"/>
       <w:numFmt w:val="bullet"/>
       <w:lvlText w:val="●"/>
@@ -10808,7 +10764,7 @@
         <w:ind w:left="720" w:hanging="360"/>
       </w:pPr>
     </w:lvl>
-    <w:lvl w:ilvl="1" w:tentative="1">
+    <w:lvl w:ilvl="1" w15:tentative="1">
       <w:start w:val="1"/>
       <w:numFmt w:val="bullet"/>
       <w:lvlText w:val="○"/>
@@ -10817,7 +10773,7 @@
         <w:ind w:left="1440" w:hanging="360"/>
       </w:pPr>
     </w:lvl>
-    <w:lvl w:ilvl="2" w:tentative="1">
+    <w:lvl w:ilvl="2" w15:tentative="1">
       <w:start w:val="1"/>
       <w:numFmt w:val="bullet"/>
       <w:lvlText w:val="■"/>
@@ -10826,7 +10782,7 @@
         <w:ind w:left="2160" w:hanging="360"/>
       </w:pPr>
     </w:lvl>
-    <w:lvl w:ilvl="3" w:tentative="1">
+    <w:lvl w:ilvl="3" w15:tentative="1">
       <w:start w:val="1"/>
       <w:numFmt w:val="bullet"/>
       <w:lvlText w:val="●"/>
@@ -10835,7 +10791,7 @@
         <w:ind w:left="2880" w:hanging="360"/>
       </w:pPr>
     </w:lvl>
-    <w:lvl w:ilvl="4" w:tentative="1">
+    <w:lvl w:ilvl="4" w15:tentative="1">
       <w:start w:val="1"/>
       <w:numFmt w:val="bullet"/>
       <w:lvlText w:val="○"/>
@@ -10844,7 +10800,7 @@
         <w:ind w:left="3600" w:hanging="360"/>
       </w:pPr>
     </w:lvl>
-    <w:lvl w:ilvl="5" w:tentative="1">
+    <w:lvl w:ilvl="5" w15:tentative="1">
       <w:start w:val="1"/>
       <w:numFmt w:val="bullet"/>
       <w:lvlText w:val="■"/>
@@ -10853,7 +10809,7 @@
         <w:ind w:left="4320" w:hanging="360"/>
       </w:pPr>
     </w:lvl>
-    <w:lvl w:ilvl="6" w:tentative="1">
+    <w:lvl w:ilvl="6" w15:tentative="1">
       <w:start w:val="1"/>
       <w:numFmt w:val="bullet"/>
       <w:lvlText w:val="●"/>
@@ -10862,7 +10818,7 @@
         <w:ind w:left="5040" w:hanging="360"/>
       </w:pPr>
     </w:lvl>
-    <w:lvl w:ilvl="7" w:tentative="1">
+    <w:lvl w:ilvl="7" w15:tentative="1">
       <w:start w:val="1"/>
       <w:numFmt w:val="bullet"/>
       <w:lvlText w:val="●"/>
@@ -10871,7 +10827,7 @@
         <w:ind w:left="5760" w:hanging="360"/>
       </w:pPr>
     </w:lvl>
-    <w:lvl w:ilvl="8" w:tentative="1">
+    <w:lvl w:ilvl="8" w15:tentative="1">
       <w:start w:val="1"/>
       <w:numFmt w:val="bullet"/>
       <w:lvlText w:val="●"/>
@@ -10903,25 +10859,6 @@
     </w:rPrDefault>
     <w:pPrDefault/>
   </w:docDefaults>
-  <w:style w:type="paragraph" w:styleId="Normal" w:default="1">
-    <w:name w:val="Normal"/>
-    <w:qFormat/>
-  </w:style>
-  <w:style w:type="table" w:styleId="TableNormal" w:default="true">
-    <w:name w:val="Normal Table"/>
-    <w:uiPriority w:val="99"/>
-    <w:semiHidden/>
-    <w:unhideWhenUsed/>
-    <w:tblPr>
-      <w:tblInd w:type="dxa" w:w="0"/>
-      <w:tblCellMar>
-        <w:top w:type="dxa" w:w="0"/>
-        <w:left w:type="dxa" w:w="108"/>
-        <w:bottom w:type="dxa" w:w="0"/>
-        <w:right w:type="dxa" w:w="108"/>
-      </w:tblCellMar>
-    </w:tblPr>
-  </w:style>
   <w:style w:type="paragraph" w:styleId="Title">
     <w:name w:val="Title"/>
     <w:basedOn w:val="Normal"/>
@@ -11009,139 +10946,6 @@
     <w:basedOn w:val="Normal"/>
     <w:qFormat/>
   </w:style>
-  <w:style w:type="paragraph" w:styleId="Caption">
-    <w:name w:val="caption"/>
-    <w:basedOn w:val="Normal"/>
-    <w:next w:val="Normal"/>
-    <w:uiPriority w:val="35"/>
-    <w:semiHidden/>
-    <w:unhideWhenUsed/>
-    <w:qFormat/>
-    <w:pPr>
-      <w:spacing w:after="200"/>
-    </w:pPr>
-    <w:rPr>
-      <w:i/>
-      <w:iCs/>
-      <w:color w:val="44546A" w:themeColor="dark2"/>
-      <w:sz w:val="18"/>
-      <w:szCs w:val="18"/>
-    </w:rPr>
-  </w:style>
-  <w:style w:type="paragraph" w:styleId="Bibliography">
-    <w:name w:val="Bibliography"/>
-    <w:basedOn w:val="Normal"/>
-    <w:next w:val="Normal"/>
-    <w:uiPriority w:val="37"/>
-    <w:unhideWhenUsed/>
-  </w:style>
-  <w:style w:type="paragraph" w:styleId="TOC1">
-    <w:name w:val="toc 1"/>
-    <w:basedOn w:val="Normal"/>
-    <w:next w:val="Normal"/>
-    <w:uiPriority w:val="39"/>
-    <w:semiHidden/>
-    <w:unhideWhenUsed/>
-    <w:pPr>
-      <w:spacing w:after="100"/>
-    </w:pPr>
-  </w:style>
-  <w:style w:type="paragraph" w:styleId="TOC2">
-    <w:name w:val="toc 2"/>
-    <w:basedOn w:val="Normal"/>
-    <w:next w:val="Normal"/>
-    <w:uiPriority w:val="39"/>
-    <w:semiHidden/>
-    <w:unhideWhenUsed/>
-    <w:pPr>
-      <w:spacing w:after="100"/>
-      <w:ind w:left="200"/>
-    </w:pPr>
-  </w:style>
-  <w:style w:type="paragraph" w:styleId="TOC3">
-    <w:name w:val="toc 3"/>
-    <w:basedOn w:val="Normal"/>
-    <w:next w:val="Normal"/>
-    <w:uiPriority w:val="39"/>
-    <w:semiHidden/>
-    <w:unhideWhenUsed/>
-    <w:pPr>
-      <w:spacing w:after="100"/>
-      <w:ind w:left="400"/>
-    </w:pPr>
-  </w:style>
-  <w:style w:type="paragraph" w:styleId="TOC4">
-    <w:name w:val="toc 4"/>
-    <w:basedOn w:val="Normal"/>
-    <w:next w:val="Normal"/>
-    <w:uiPriority w:val="39"/>
-    <w:semiHidden/>
-    <w:unhideWhenUsed/>
-    <w:pPr>
-      <w:spacing w:after="100"/>
-      <w:ind w:left="600"/>
-    </w:pPr>
-  </w:style>
-  <w:style w:type="paragraph" w:styleId="TOC5">
-    <w:name w:val="toc 5"/>
-    <w:basedOn w:val="Normal"/>
-    <w:next w:val="Normal"/>
-    <w:uiPriority w:val="39"/>
-    <w:semiHidden/>
-    <w:unhideWhenUsed/>
-    <w:pPr>
-      <w:spacing w:after="100"/>
-      <w:ind w:left="800"/>
-    </w:pPr>
-  </w:style>
-  <w:style w:type="paragraph" w:styleId="TOC6">
-    <w:name w:val="toc 6"/>
-    <w:basedOn w:val="Normal"/>
-    <w:next w:val="Normal"/>
-    <w:uiPriority w:val="39"/>
-    <w:semiHidden/>
-    <w:unhideWhenUsed/>
-    <w:pPr>
-      <w:spacing w:after="100"/>
-      <w:ind w:left="1000"/>
-    </w:pPr>
-  </w:style>
-  <w:style w:type="paragraph" w:styleId="TOC7">
-    <w:name w:val="toc 7"/>
-    <w:basedOn w:val="Normal"/>
-    <w:next w:val="Normal"/>
-    <w:uiPriority w:val="39"/>
-    <w:semiHidden/>
-    <w:unhideWhenUsed/>
-    <w:pPr>
-      <w:spacing w:after="100"/>
-      <w:ind w:left="1200"/>
-    </w:pPr>
-  </w:style>
-  <w:style w:type="paragraph" w:styleId="TOC8">
-    <w:name w:val="toc 8"/>
-    <w:basedOn w:val="Normal"/>
-    <w:next w:val="Normal"/>
-    <w:uiPriority w:val="39"/>
-    <w:semiHidden/>
-    <w:unhideWhenUsed/>
-    <w:pPr>
-      <w:spacing w:after="100"/>
-      <w:ind w:left="1400"/>
-    </w:pPr>
-  </w:style>
-  <w:style w:type="paragraph" w:styleId="TOC9">
-    <w:name w:val="toc 9"/>
-    <w:basedOn w:val="Normal"/>
-    <w:next w:val="Normal"/>
-    <w:uiPriority w:val="39"/>
-    <w:semiHidden/>
-    <w:unhideWhenUsed/>
-    <w:pPr>
-      <w:spacing w:after="100"/>
-      <w:ind w:left="1600"/>
-    </w:pPr>
-  </w:style>
   <w:style w:type="character" w:styleId="Hyperlink">
     <w:name w:val="Hyperlink"/>
     <w:basedOn w:val="DefaultParagraphFont"/>
@@ -11226,302 +11030,5 @@
       <w:szCs w:val="20"/>
     </w:rPr>
   </w:style>
-  <w:style w:type="character" w:styleId="LineNumber">
-    <w:name w:val="line number"/>
-    <w:basedOn w:val="DefaultParagraphFont"/>
-    <w:uiPriority w:val="99"/>
-    <w:semiHidden/>
-    <w:unhideWhenUsed/>
-  </w:style>
 </w:styles>
-</file>
-
-<file path=word/theme/theme1.xml><?xml version="1.0" encoding="utf-8"?>
-<a:theme xmlns:a="http://schemas.openxmlformats.org/drawingml/2006/main" name="Office Theme">
-  <a:themeElements>
-    <a:clrScheme name="Office">
-      <a:dk1>
-        <a:sysClr val="windowText" lastClr="000000"/>
-      </a:dk1>
-      <a:lt1>
-        <a:sysClr val="window" lastClr="FFFFFF"/>
-      </a:lt1>
-      <a:dk2>
-        <a:srgbClr val="44546A"/>
-      </a:dk2>
-      <a:lt2>
-        <a:srgbClr val="E7E6E6"/>
-      </a:lt2>
-      <a:accent1>
-        <a:srgbClr val="4472C4"/>
-      </a:accent1>
-      <a:accent2>
-        <a:srgbClr val="ED7D31"/>
-      </a:accent2>
-      <a:accent3>
-        <a:srgbClr val="A5A5A5"/>
-      </a:accent3>
-      <a:accent4>
-        <a:srgbClr val="FFC000"/>
-      </a:accent4>
-      <a:accent5>
-        <a:srgbClr val="5B9BD5"/>
-      </a:accent5>
-      <a:accent6>
-        <a:srgbClr val="70AD47"/>
-      </a:accent6>
-      <a:hlink>
-        <a:srgbClr val="0563C1"/>
-      </a:hlink>
-      <a:folHlink>
-        <a:srgbClr val="954F72"/>
-      </a:folHlink>
-    </a:clrScheme>
-    <a:fontScheme name="Office">
-      <a:majorFont>
-        <a:latin typeface="Calibri Light" panose="020F0302020204030204"/>
-        <a:ea typeface=""/>
-        <a:cs typeface=""/>
-        <a:font script="Jpan" typeface="游ゴシック Light"/>
-        <a:font script="Hang" typeface="맑은 고딕"/>
-        <a:font script="Hans" typeface="等线 Light"/>
-        <a:font script="Hant" typeface="新細明體"/>
-        <a:font script="Arab" typeface="Times New Roman"/>
-        <a:font script="Hebr" typeface="Times New Roman"/>
-        <a:font script="Thai" typeface="Angsana New"/>
-        <a:font script="Ethi" typeface="Nyala"/>
-        <a:font script="Beng" typeface="Vrinda"/>
-        <a:font script="Gujr" typeface="Shruti"/>
-        <a:font script="Khmr" typeface="MoolBoran"/>
-        <a:font script="Knda" typeface="Tunga"/>
-        <a:font script="Guru" typeface="Raavi"/>
-        <a:font script="Cans" typeface="Euphemia"/>
-        <a:font script="Cher" typeface="Plantagenet Cherokee"/>
-        <a:font script="Yiii" typeface="Microsoft Yi Baiti"/>
-        <a:font script="Tibt" typeface="Microsoft Himalaya"/>
-        <a:font script="Thaa" typeface="MV Boli"/>
-        <a:font script="Deva" typeface="Mangal"/>
-        <a:font script="Telu" typeface="Gautami"/>
-        <a:font script="Taml" typeface="Latha"/>
-        <a:font script="Syrc" typeface="Estrangelo Edessa"/>
-        <a:font script="Orya" typeface="Kalinga"/>
-        <a:font script="Mlym" typeface="Kartika"/>
-        <a:font script="Laoo" typeface="DokChampa"/>
-        <a:font script="Sinh" typeface="Iskoola Pota"/>
-        <a:font script="Mong" typeface="Mongolian Baiti"/>
-        <a:font script="Viet" typeface="Times New Roman"/>
-        <a:font script="Uigh" typeface="Microsoft Uighur"/>
-        <a:font script="Geor" typeface="Sylfaen"/>
-        <a:font script="Armn" typeface="Arial"/>
-        <a:font script="Bugi" typeface="Leelawadee UI"/>
-        <a:font script="Bopo" typeface="Microsoft JhengHei"/>
-        <a:font script="Java" typeface="Javanese Text"/>
-        <a:font script="Lisu" typeface="Segoe UI"/>
-        <a:font script="Mymr" typeface="Myanmar Text"/>
-        <a:font script="Nkoo" typeface="Ebrima"/>
-        <a:font script="Olck" typeface="Nirmala UI"/>
-        <a:font script="Osma" typeface="Ebrima"/>
-        <a:font script="Phag" typeface="Phagspa"/>
-        <a:font script="Syrn" typeface="Estrangelo Edessa"/>
-        <a:font script="Syrj" typeface="Estrangelo Edessa"/>
-        <a:font script="Syre" typeface="Estrangelo Edessa"/>
-        <a:font script="Sora" typeface="Nirmala UI"/>
-        <a:font script="Tale" typeface="Microsoft Tai Le"/>
-        <a:font script="Talu" typeface="Microsoft New Tai Lue"/>
-        <a:font script="Tfng" typeface="Ebrima"/>
-      </a:majorFont>
-      <a:minorFont>
-        <a:latin typeface="Calibri" panose="020F0502020204030204"/>
-        <a:ea typeface=""/>
-        <a:cs typeface=""/>
-        <a:font script="Jpan" typeface="游明朝"/>
-        <a:font script="Hang" typeface="맑은 고딕"/>
-        <a:font script="Hans" typeface="等线"/>
-        <a:font script="Hant" typeface="新細明體"/>
-        <a:font script="Arab" typeface="Arial"/>
-        <a:font script="Hebr" typeface="Arial"/>
-        <a:font script="Thai" typeface="Cordia New"/>
-        <a:font script="Ethi" typeface="Nyala"/>
-        <a:font script="Beng" typeface="Vrinda"/>
-        <a:font script="Gujr" typeface="Shruti"/>
-        <a:font script="Khmr" typeface="DaunPenh"/>
-        <a:font script="Knda" typeface="Tunga"/>
-        <a:font script="Guru" typeface="Raavi"/>
-        <a:font script="Cans" typeface="Euphemia"/>
-        <a:font script="Cher" typeface="Plantagenet Cherokee"/>
-        <a:font script="Yiii" typeface="Microsoft Yi Baiti"/>
-        <a:font script="Tibt" typeface="Microsoft Himalaya"/>
-        <a:font script="Thaa" typeface="MV Boli"/>
-        <a:font script="Deva" typeface="Mangal"/>
-        <a:font script="Telu" typeface="Gautami"/>
-        <a:font script="Taml" typeface="Latha"/>
-        <a:font script="Syrc" typeface="Estrangelo Edessa"/>
-        <a:font script="Orya" typeface="Kalinga"/>
-        <a:font script="Mlym" typeface="Kartika"/>
-        <a:font script="Laoo" typeface="DokChampa"/>
-        <a:font script="Sinh" typeface="Iskoola Pota"/>
-        <a:font script="Mong" typeface="Mongolian Baiti"/>
-        <a:font script="Viet" typeface="Arial"/>
-        <a:font script="Uigh" typeface="Microsoft Uighur"/>
-        <a:font script="Geor" typeface="Sylfaen"/>
-        <a:font script="Armn" typeface="Arial"/>
-        <a:font script="Bugi" typeface="Leelawadee UI"/>
-        <a:font script="Bopo" typeface="Microsoft JhengHei"/>
-        <a:font script="Java" typeface="Javanese Text"/>
-        <a:font script="Lisu" typeface="Segoe UI"/>
-        <a:font script="Mymr" typeface="Myanmar Text"/>
-        <a:font script="Nkoo" typeface="Ebrima"/>
-        <a:font script="Olck" typeface="Nirmala UI"/>
-        <a:font script="Osma" typeface="Ebrima"/>
-        <a:font script="Phag" typeface="Phagspa"/>
-        <a:font script="Syrn" typeface="Estrangelo Edessa"/>
-        <a:font script="Syrj" typeface="Estrangelo Edessa"/>
-        <a:font script="Syre" typeface="Estrangelo Edessa"/>
-        <a:font script="Sora" typeface="Nirmala UI"/>
-        <a:font script="Tale" typeface="Microsoft Tai Le"/>
-        <a:font script="Talu" typeface="Microsoft New Tai Lue"/>
-        <a:font script="Tfng" typeface="Ebrima"/>
-      </a:minorFont>
-    </a:fontScheme>
-    <a:fmtScheme name="Office">
-      <a:fillStyleLst>
-        <a:solidFill>
-          <a:schemeClr val="phClr"/>
-        </a:solidFill>
-        <a:gradFill rotWithShape="true">
-          <a:gsLst>
-            <a:gs pos="0">
-              <a:schemeClr val="phClr">
-                <a:lumMod val="110000"/>
-                <a:satMod val="105000"/>
-                <a:tint val="67000"/>
-              </a:schemeClr>
-            </a:gs>
-            <a:gs pos="50000">
-              <a:schemeClr val="phClr">
-                <a:lumMod val="105000"/>
-                <a:satMod val="103000"/>
-                <a:tint val="73000"/>
-              </a:schemeClr>
-            </a:gs>
-            <a:gs pos="100000">
-              <a:schemeClr val="phClr">
-                <a:lumMod val="105000"/>
-                <a:satMod val="109000"/>
-                <a:tint val="81000"/>
-              </a:schemeClr>
-            </a:gs>
-          </a:gsLst>
-          <a:lin ang="5400000" scaled="false"/>
-        </a:gradFill>
-        <a:gradFill rotWithShape="true">
-          <a:gsLst>
-            <a:gs pos="0">
-              <a:schemeClr val="phClr">
-                <a:satMod val="103000"/>
-                <a:lumMod val="102000"/>
-                <a:tint val="94000"/>
-              </a:schemeClr>
-            </a:gs>
-            <a:gs pos="50000">
-              <a:schemeClr val="phClr">
-                <a:satMod val="110000"/>
-                <a:lumMod val="100000"/>
-                <a:shade val="100000"/>
-              </a:schemeClr>
-            </a:gs>
-            <a:gs pos="100000">
-              <a:schemeClr val="phClr">
-                <a:lumMod val="99000"/>
-                <a:satMod val="120000"/>
-                <a:shade val="78000"/>
-              </a:schemeClr>
-            </a:gs>
-          </a:gsLst>
-          <a:lin ang="5400000" scaled="false"/>
-        </a:gradFill>
-      </a:fillStyleLst>
-      <a:lnStyleLst>
-        <a:ln w="6350" cap="flat" cmpd="sng" algn="ctr">
-          <a:solidFill>
-            <a:schemeClr val="phClr"/>
-          </a:solidFill>
-          <a:prstDash val="solid"/>
-          <a:miter lim="800000"/>
-        </a:ln>
-        <a:ln w="12700" cap="flat" cmpd="sng" algn="ctr">
-          <a:solidFill>
-            <a:schemeClr val="phClr"/>
-          </a:solidFill>
-          <a:prstDash val="solid"/>
-          <a:miter lim="800000"/>
-        </a:ln>
-        <a:ln w="19050" cap="flat" cmpd="sng" algn="ctr">
-          <a:solidFill>
-            <a:schemeClr val="phClr"/>
-          </a:solidFill>
-          <a:prstDash val="solid"/>
-          <a:miter lim="800000"/>
-        </a:ln>
-      </a:lnStyleLst>
-      <a:effectStyleLst>
-        <a:effectStyle>
-          <a:effectLst/>
-        </a:effectStyle>
-        <a:effectStyle>
-          <a:effectLst/>
-        </a:effectStyle>
-        <a:effectStyle>
-          <a:effectLst>
-            <a:outerShdw blurRad="57150" dist="19050" dir="5400000" algn="ctr" rotWithShape="false">
-              <a:srgbClr val="000000">
-                <a:alpha val="63000"/>
-              </a:srgbClr>
-            </a:outerShdw>
-          </a:effectLst>
-        </a:effectStyle>
-      </a:effectStyleLst>
-      <a:bgFillStyleLst>
-        <a:solidFill>
-          <a:schemeClr val="phClr"/>
-        </a:solidFill>
-        <a:solidFill>
-          <a:schemeClr val="phClr">
-            <a:tint val="95000"/>
-            <a:satMod val="170000"/>
-          </a:schemeClr>
-        </a:solidFill>
-        <a:gradFill rotWithShape="true">
-          <a:gsLst>
-            <a:gs pos="0">
-              <a:schemeClr val="phClr">
-                <a:tint val="93000"/>
-                <a:satMod val="150000"/>
-                <a:shade val="98000"/>
-                <a:lumMod val="102000"/>
-              </a:schemeClr>
-            </a:gs>
-            <a:gs pos="50000">
-              <a:schemeClr val="phClr">
-                <a:tint val="98000"/>
-                <a:satMod val="130000"/>
-                <a:shade val="90000"/>
-                <a:lumMod val="103000"/>
-              </a:schemeClr>
-            </a:gs>
-            <a:gs pos="100000">
-              <a:schemeClr val="phClr">
-                <a:shade val="63000"/>
-                <a:satMod val="120000"/>
-              </a:schemeClr>
-            </a:gs>
-          </a:gsLst>
-          <a:lin ang="5400000" scaled="false"/>
-        </a:gradFill>
-      </a:bgFillStyleLst>
-    </a:fmtScheme>
-  </a:themeElements>
-  <a:objectDefaults/>
-  <a:extraClrSchemeLst/>
-</a:theme>
 </file>
--- a/induccion-aire-express/guiones/docs/07_ROL_SETTER_ATENCION_REMOTA.docx
+++ b/induccion-aire-express/guiones/docs/07_ROL_SETTER_ATENCION_REMOTA.docx
@@ -217,8 +217,8 @@
         </w:tblBorders>
       </w:tblPr>
       <w:tblGrid>
-        <w:gridCol w:w="5007"/>
-        <w:gridCol w:w="4965"/>
+        <w:gridCol w:w="5088"/>
+        <w:gridCol w:w="4884"/>
       </w:tblGrid>
       <w:tr>
         <w:trPr>
@@ -226,7 +226,7 @@
         </w:trPr>
         <w:tc>
           <w:tcPr>
-            <w:tcW w:type="dxa" w:w="5007"/>
+            <w:tcW w:type="dxa" w:w="5088"/>
             <w:tcBorders>
               <w:top w:val="single" w:color="CCCCCC" w:sz="1"/>
               <w:left w:val="single" w:color="CCCCCC" w:sz="1"/>
@@ -261,7 +261,7 @@
         </w:tc>
         <w:tc>
           <w:tcPr>
-            <w:tcW w:type="dxa" w:w="4965"/>
+            <w:tcW w:type="dxa" w:w="4884"/>
             <w:tcBorders>
               <w:top w:val="single" w:color="CCCCCC" w:sz="1"/>
               <w:left w:val="single" w:color="CCCCCC" w:sz="1"/>
@@ -301,7 +301,7 @@
         </w:trPr>
         <w:tc>
           <w:tcPr>
-            <w:tcW w:type="dxa" w:w="5007"/>
+            <w:tcW w:type="dxa" w:w="5088"/>
             <w:tcBorders>
               <w:top w:val="single" w:color="CCCCCC" w:sz="1"/>
               <w:left w:val="single" w:color="CCCCCC" w:sz="1"/>
@@ -333,7 +333,7 @@
         </w:tc>
         <w:tc>
           <w:tcPr>
-            <w:tcW w:type="dxa" w:w="4965"/>
+            <w:tcW w:type="dxa" w:w="4884"/>
             <w:tcBorders>
               <w:top w:val="single" w:color="CCCCCC" w:sz="1"/>
               <w:left w:val="single" w:color="CCCCCC" w:sz="1"/>
@@ -370,7 +370,7 @@
         </w:trPr>
         <w:tc>
           <w:tcPr>
-            <w:tcW w:type="dxa" w:w="5007"/>
+            <w:tcW w:type="dxa" w:w="5088"/>
             <w:tcBorders>
               <w:top w:val="single" w:color="CCCCCC" w:sz="1"/>
               <w:left w:val="single" w:color="CCCCCC" w:sz="1"/>
@@ -402,7 +402,7 @@
         </w:tc>
         <w:tc>
           <w:tcPr>
-            <w:tcW w:type="dxa" w:w="4965"/>
+            <w:tcW w:type="dxa" w:w="4884"/>
             <w:tcBorders>
               <w:top w:val="single" w:color="CCCCCC" w:sz="1"/>
               <w:left w:val="single" w:color="CCCCCC" w:sz="1"/>
@@ -439,7 +439,7 @@
         </w:trPr>
         <w:tc>
           <w:tcPr>
-            <w:tcW w:type="dxa" w:w="5007"/>
+            <w:tcW w:type="dxa" w:w="5088"/>
             <w:tcBorders>
               <w:top w:val="single" w:color="CCCCCC" w:sz="1"/>
               <w:left w:val="single" w:color="CCCCCC" w:sz="1"/>
@@ -471,7 +471,7 @@
         </w:tc>
         <w:tc>
           <w:tcPr>
-            <w:tcW w:type="dxa" w:w="4965"/>
+            <w:tcW w:type="dxa" w:w="4884"/>
             <w:tcBorders>
               <w:top w:val="single" w:color="CCCCCC" w:sz="1"/>
               <w:left w:val="single" w:color="CCCCCC" w:sz="1"/>
@@ -508,7 +508,7 @@
         </w:trPr>
         <w:tc>
           <w:tcPr>
-            <w:tcW w:type="dxa" w:w="5007"/>
+            <w:tcW w:type="dxa" w:w="5088"/>
             <w:tcBorders>
               <w:top w:val="single" w:color="CCCCCC" w:sz="1"/>
               <w:left w:val="single" w:color="CCCCCC" w:sz="1"/>
@@ -540,7 +540,7 @@
         </w:tc>
         <w:tc>
           <w:tcPr>
-            <w:tcW w:type="dxa" w:w="4965"/>
+            <w:tcW w:type="dxa" w:w="4884"/>
             <w:tcBorders>
               <w:top w:val="single" w:color="CCCCCC" w:sz="1"/>
               <w:left w:val="single" w:color="CCCCCC" w:sz="1"/>
@@ -577,7 +577,7 @@
         </w:trPr>
         <w:tc>
           <w:tcPr>
-            <w:tcW w:type="dxa" w:w="5007"/>
+            <w:tcW w:type="dxa" w:w="5088"/>
             <w:tcBorders>
               <w:top w:val="single" w:color="CCCCCC" w:sz="1"/>
               <w:left w:val="single" w:color="CCCCCC" w:sz="1"/>
@@ -609,7 +609,7 @@
         </w:tc>
         <w:tc>
           <w:tcPr>
-            <w:tcW w:type="dxa" w:w="4965"/>
+            <w:tcW w:type="dxa" w:w="4884"/>
             <w:tcBorders>
               <w:top w:val="single" w:color="CCCCCC" w:sz="1"/>
               <w:left w:val="single" w:color="CCCCCC" w:sz="1"/>
@@ -646,7 +646,7 @@
         </w:trPr>
         <w:tc>
           <w:tcPr>
-            <w:tcW w:type="dxa" w:w="5007"/>
+            <w:tcW w:type="dxa" w:w="5088"/>
             <w:tcBorders>
               <w:top w:val="single" w:color="CCCCCC" w:sz="1"/>
               <w:left w:val="single" w:color="CCCCCC" w:sz="1"/>
@@ -672,33 +672,13 @@
                 <w:sz w:val="17"/>
                 <w:szCs w:val="17"/>
               </w:rPr>
-              <w:t xml:space="preserve">Llamadas de confirmación de </w:t>
-            </w:r>
-            <w:r>
-              <w:rPr>
-                <w:rFonts w:ascii="Arial" w:cs="Arial" w:eastAsia="Arial" w:hAnsi="Arial"/>
-                <w:b/>
-                <w:bCs/>
-                <w:color w:val="333333"/>
-                <w:sz w:val="17"/>
-                <w:szCs w:val="17"/>
-              </w:rPr>
-              <w:t xml:space="preserve">todas</w:t>
-            </w:r>
-            <w:r>
-              <w:rPr>
-                <w:rFonts w:ascii="Arial" w:cs="Arial" w:eastAsia="Arial" w:hAnsi="Arial"/>
-                <w:color w:val="333333"/>
-                <w:sz w:val="17"/>
-                <w:szCs w:val="17"/>
-              </w:rPr>
-              <w:t xml:space="preserve"> las visitas: el día antes y el mismo día</w:t>
-            </w:r>
-          </w:p>
-        </w:tc>
-        <w:tc>
-          <w:tcPr>
-            <w:tcW w:type="dxa" w:w="4965"/>
+              <w:t xml:space="preserve">Llamada de confirmación el día antes, solo a quien no respondió confirmando el recordatorio o no marcó la casilla</w:t>
+            </w:r>
+          </w:p>
+        </w:tc>
+        <w:tc>
+          <w:tcPr>
+            <w:tcW w:type="dxa" w:w="4884"/>
             <w:tcBorders>
               <w:top w:val="single" w:color="CCCCCC" w:sz="1"/>
               <w:left w:val="single" w:color="CCCCCC" w:sz="1"/>
@@ -775,7 +755,7 @@
         </w:trPr>
         <w:tc>
           <w:tcPr>
-            <w:tcW w:type="dxa" w:w="5007"/>
+            <w:tcW w:type="dxa" w:w="5088"/>
             <w:tcBorders>
               <w:top w:val="single" w:color="CCCCCC" w:sz="1"/>
               <w:left w:val="single" w:color="CCCCCC" w:sz="1"/>
@@ -807,7 +787,7 @@
         </w:tc>
         <w:tc>
           <w:tcPr>
-            <w:tcW w:type="dxa" w:w="4965"/>
+            <w:tcW w:type="dxa" w:w="4884"/>
             <w:tcBorders>
               <w:top w:val="single" w:color="CCCCCC" w:sz="1"/>
               <w:left w:val="single" w:color="CCCCCC" w:sz="1"/>
@@ -844,7 +824,7 @@
         </w:trPr>
         <w:tc>
           <w:tcPr>
-            <w:tcW w:type="dxa" w:w="5007"/>
+            <w:tcW w:type="dxa" w:w="5088"/>
             <w:tcBorders>
               <w:top w:val="single" w:color="CCCCCC" w:sz="1"/>
               <w:left w:val="single" w:color="CCCCCC" w:sz="1"/>
@@ -876,7 +856,7 @@
         </w:tc>
         <w:tc>
           <w:tcPr>
-            <w:tcW w:type="dxa" w:w="4965"/>
+            <w:tcW w:type="dxa" w:w="4884"/>
             <w:tcBorders>
               <w:top w:val="single" w:color="CCCCCC" w:sz="1"/>
               <w:left w:val="single" w:color="CCCCCC" w:sz="1"/>
@@ -2338,9 +2318,9 @@
         </w:tblBorders>
       </w:tblPr>
       <w:tblGrid>
-        <w:gridCol w:w="2028"/>
-        <w:gridCol w:w="5296"/>
-        <w:gridCol w:w="2648"/>
+        <w:gridCol w:w="2040"/>
+        <w:gridCol w:w="5269"/>
+        <w:gridCol w:w="2663"/>
       </w:tblGrid>
       <w:tr>
         <w:trPr>
@@ -2348,7 +2328,7 @@
         </w:trPr>
         <w:tc>
           <w:tcPr>
-            <w:tcW w:type="dxa" w:w="2028"/>
+            <w:tcW w:type="dxa" w:w="2040"/>
             <w:tcBorders>
               <w:top w:val="single" w:color="CCCCCC" w:sz="1"/>
               <w:left w:val="single" w:color="CCCCCC" w:sz="1"/>
@@ -2383,7 +2363,7 @@
         </w:tc>
         <w:tc>
           <w:tcPr>
-            <w:tcW w:type="dxa" w:w="5296"/>
+            <w:tcW w:type="dxa" w:w="5269"/>
             <w:tcBorders>
               <w:top w:val="single" w:color="CCCCCC" w:sz="1"/>
               <w:left w:val="single" w:color="CCCCCC" w:sz="1"/>
@@ -2418,7 +2398,7 @@
         </w:tc>
         <w:tc>
           <w:tcPr>
-            <w:tcW w:type="dxa" w:w="2648"/>
+            <w:tcW w:type="dxa" w:w="2663"/>
             <w:tcBorders>
               <w:top w:val="single" w:color="CCCCCC" w:sz="1"/>
               <w:left w:val="single" w:color="CCCCCC" w:sz="1"/>
@@ -2458,7 +2438,7 @@
         </w:trPr>
         <w:tc>
           <w:tcPr>
-            <w:tcW w:type="dxa" w:w="2028"/>
+            <w:tcW w:type="dxa" w:w="2040"/>
             <w:tcBorders>
               <w:top w:val="single" w:color="CCCCCC" w:sz="1"/>
               <w:left w:val="single" w:color="CCCCCC" w:sz="1"/>
@@ -2492,7 +2472,7 @@
         </w:tc>
         <w:tc>
           <w:tcPr>
-            <w:tcW w:type="dxa" w:w="5296"/>
+            <w:tcW w:type="dxa" w:w="5269"/>
             <w:tcBorders>
               <w:top w:val="single" w:color="CCCCCC" w:sz="1"/>
               <w:left w:val="single" w:color="CCCCCC" w:sz="1"/>
@@ -2564,7 +2544,7 @@
         </w:tc>
         <w:tc>
           <w:tcPr>
-            <w:tcW w:type="dxa" w:w="2648"/>
+            <w:tcW w:type="dxa" w:w="2663"/>
             <w:tcBorders>
               <w:top w:val="single" w:color="CCCCCC" w:sz="1"/>
               <w:left w:val="single" w:color="CCCCCC" w:sz="1"/>
@@ -2601,7 +2581,7 @@
         </w:trPr>
         <w:tc>
           <w:tcPr>
-            <w:tcW w:type="dxa" w:w="2028"/>
+            <w:tcW w:type="dxa" w:w="2040"/>
             <w:tcBorders>
               <w:top w:val="single" w:color="CCCCCC" w:sz="1"/>
               <w:left w:val="single" w:color="CCCCCC" w:sz="1"/>
@@ -2635,7 +2615,7 @@
         </w:tc>
         <w:tc>
           <w:tcPr>
-            <w:tcW w:type="dxa" w:w="5296"/>
+            <w:tcW w:type="dxa" w:w="5269"/>
             <w:tcBorders>
               <w:top w:val="single" w:color="CCCCCC" w:sz="1"/>
               <w:left w:val="single" w:color="CCCCCC" w:sz="1"/>
@@ -2667,7 +2647,7 @@
         </w:tc>
         <w:tc>
           <w:tcPr>
-            <w:tcW w:type="dxa" w:w="2648"/>
+            <w:tcW w:type="dxa" w:w="2663"/>
             <w:tcBorders>
               <w:top w:val="single" w:color="CCCCCC" w:sz="1"/>
               <w:left w:val="single" w:color="CCCCCC" w:sz="1"/>
@@ -2704,7 +2684,7 @@
         </w:trPr>
         <w:tc>
           <w:tcPr>
-            <w:tcW w:type="dxa" w:w="2028"/>
+            <w:tcW w:type="dxa" w:w="2040"/>
             <w:tcBorders>
               <w:top w:val="single" w:color="CCCCCC" w:sz="1"/>
               <w:left w:val="single" w:color="CCCCCC" w:sz="1"/>
@@ -2738,7 +2718,7 @@
         </w:tc>
         <w:tc>
           <w:tcPr>
-            <w:tcW w:type="dxa" w:w="5296"/>
+            <w:tcW w:type="dxa" w:w="5269"/>
             <w:tcBorders>
               <w:top w:val="single" w:color="CCCCCC" w:sz="1"/>
               <w:left w:val="single" w:color="CCCCCC" w:sz="1"/>
@@ -2770,7 +2750,7 @@
         </w:tc>
         <w:tc>
           <w:tcPr>
-            <w:tcW w:type="dxa" w:w="2648"/>
+            <w:tcW w:type="dxa" w:w="2663"/>
             <w:tcBorders>
               <w:top w:val="single" w:color="CCCCCC" w:sz="1"/>
               <w:left w:val="single" w:color="CCCCCC" w:sz="1"/>
@@ -2807,7 +2787,7 @@
         </w:trPr>
         <w:tc>
           <w:tcPr>
-            <w:tcW w:type="dxa" w:w="2028"/>
+            <w:tcW w:type="dxa" w:w="2040"/>
             <w:tcBorders>
               <w:top w:val="single" w:color="CCCCCC" w:sz="1"/>
               <w:left w:val="single" w:color="CCCCCC" w:sz="1"/>
@@ -2841,7 +2821,7 @@
         </w:tc>
         <w:tc>
           <w:tcPr>
-            <w:tcW w:type="dxa" w:w="5296"/>
+            <w:tcW w:type="dxa" w:w="5269"/>
             <w:tcBorders>
               <w:top w:val="single" w:color="CCCCCC" w:sz="1"/>
               <w:left w:val="single" w:color="CCCCCC" w:sz="1"/>
@@ -2867,33 +2847,13 @@
                 <w:sz w:val="17"/>
                 <w:szCs w:val="17"/>
               </w:rPr>
-              <w:t xml:space="preserve">Llamadas de confirmación de </w:t>
-            </w:r>
-            <w:r>
-              <w:rPr>
-                <w:rFonts w:ascii="Arial" w:cs="Arial" w:eastAsia="Arial" w:hAnsi="Arial"/>
-                <w:b/>
-                <w:bCs/>
-                <w:color w:val="333333"/>
-                <w:sz w:val="17"/>
-                <w:szCs w:val="17"/>
-              </w:rPr>
-              <w:t xml:space="preserve">todas</w:t>
-            </w:r>
-            <w:r>
-              <w:rPr>
-                <w:rFonts w:ascii="Arial" w:cs="Arial" w:eastAsia="Arial" w:hAnsi="Arial"/>
-                <w:color w:val="333333"/>
-                <w:sz w:val="17"/>
-                <w:szCs w:val="17"/>
-              </w:rPr>
-              <w:t xml:space="preserve"> las visitas de mañana (speech 02, punto 3). Devolver llamadas perdidas. Las visitas de hoy se confirman en la mañana, antes de su hora</w:t>
-            </w:r>
-          </w:p>
-        </w:tc>
-        <w:tc>
-          <w:tcPr>
-            <w:tcW w:type="dxa" w:w="2648"/>
+              <w:t xml:space="preserve">Visitas de mañana: llamas solo a quien no respondió confirmando el recordatorio o no marcó la casilla (speech 02, punto 3). Devolver llamadas perdidas</w:t>
+            </w:r>
+          </w:p>
+        </w:tc>
+        <w:tc>
+          <w:tcPr>
+            <w:tcW w:type="dxa" w:w="2663"/>
             <w:tcBorders>
               <w:top w:val="single" w:color="CCCCCC" w:sz="1"/>
               <w:left w:val="single" w:color="CCCCCC" w:sz="1"/>
@@ -2957,7 +2917,7 @@
         </w:trPr>
         <w:tc>
           <w:tcPr>
-            <w:tcW w:type="dxa" w:w="2028"/>
+            <w:tcW w:type="dxa" w:w="2040"/>
             <w:tcBorders>
               <w:top w:val="single" w:color="CCCCCC" w:sz="1"/>
               <w:left w:val="single" w:color="CCCCCC" w:sz="1"/>
@@ -2991,7 +2951,7 @@
         </w:tc>
         <w:tc>
           <w:tcPr>
-            <w:tcW w:type="dxa" w:w="5296"/>
+            <w:tcW w:type="dxa" w:w="5269"/>
             <w:tcBorders>
               <w:top w:val="single" w:color="CCCCCC" w:sz="1"/>
               <w:left w:val="single" w:color="CCCCCC" w:sz="1"/>
@@ -3023,7 +2983,7 @@
         </w:tc>
         <w:tc>
           <w:tcPr>
-            <w:tcW w:type="dxa" w:w="2648"/>
+            <w:tcW w:type="dxa" w:w="2663"/>
             <w:tcBorders>
               <w:top w:val="single" w:color="CCCCCC" w:sz="1"/>
               <w:left w:val="single" w:color="CCCCCC" w:sz="1"/>
@@ -3060,7 +3020,7 @@
         </w:trPr>
         <w:tc>
           <w:tcPr>
-            <w:tcW w:type="dxa" w:w="2028"/>
+            <w:tcW w:type="dxa" w:w="2040"/>
             <w:tcBorders>
               <w:top w:val="single" w:color="CCCCCC" w:sz="1"/>
               <w:left w:val="single" w:color="CCCCCC" w:sz="1"/>
@@ -3094,7 +3054,7 @@
         </w:tc>
         <w:tc>
           <w:tcPr>
-            <w:tcW w:type="dxa" w:w="5296"/>
+            <w:tcW w:type="dxa" w:w="5269"/>
             <w:tcBorders>
               <w:top w:val="single" w:color="CCCCCC" w:sz="1"/>
               <w:left w:val="single" w:color="CCCCCC" w:sz="1"/>
@@ -3126,7 +3086,7 @@
         </w:tc>
         <w:tc>
           <w:tcPr>
-            <w:tcW w:type="dxa" w:w="2648"/>
+            <w:tcW w:type="dxa" w:w="2663"/>
             <w:tcBorders>
               <w:top w:val="single" w:color="CCCCCC" w:sz="1"/>
               <w:left w:val="single" w:color="CCCCCC" w:sz="1"/>
@@ -3163,7 +3123,7 @@
         </w:trPr>
         <w:tc>
           <w:tcPr>
-            <w:tcW w:type="dxa" w:w="2028"/>
+            <w:tcW w:type="dxa" w:w="2040"/>
             <w:tcBorders>
               <w:top w:val="single" w:color="CCCCCC" w:sz="1"/>
               <w:left w:val="single" w:color="CCCCCC" w:sz="1"/>
@@ -3197,7 +3157,7 @@
         </w:tc>
         <w:tc>
           <w:tcPr>
-            <w:tcW w:type="dxa" w:w="5296"/>
+            <w:tcW w:type="dxa" w:w="5269"/>
             <w:tcBorders>
               <w:top w:val="single" w:color="CCCCCC" w:sz="1"/>
               <w:left w:val="single" w:color="CCCCCC" w:sz="1"/>
@@ -3229,7 +3189,7 @@
         </w:tc>
         <w:tc>
           <w:tcPr>
-            <w:tcW w:type="dxa" w:w="2648"/>
+            <w:tcW w:type="dxa" w:w="2663"/>
             <w:tcBorders>
               <w:top w:val="single" w:color="CCCCCC" w:sz="1"/>
               <w:left w:val="single" w:color="CCCCCC" w:sz="1"/>
@@ -3266,7 +3226,7 @@
         </w:trPr>
         <w:tc>
           <w:tcPr>
-            <w:tcW w:type="dxa" w:w="2028"/>
+            <w:tcW w:type="dxa" w:w="2040"/>
             <w:tcBorders>
               <w:top w:val="single" w:color="CCCCCC" w:sz="1"/>
               <w:left w:val="single" w:color="CCCCCC" w:sz="1"/>
@@ -3300,7 +3260,7 @@
         </w:tc>
         <w:tc>
           <w:tcPr>
-            <w:tcW w:type="dxa" w:w="5296"/>
+            <w:tcW w:type="dxa" w:w="5269"/>
             <w:tcBorders>
               <w:top w:val="single" w:color="CCCCCC" w:sz="1"/>
               <w:left w:val="single" w:color="CCCCCC" w:sz="1"/>
@@ -3332,7 +3292,7 @@
         </w:tc>
         <w:tc>
           <w:tcPr>
-            <w:tcW w:type="dxa" w:w="2648"/>
+            <w:tcW w:type="dxa" w:w="2663"/>
             <w:tcBorders>
               <w:top w:val="single" w:color="CCCCCC" w:sz="1"/>
               <w:left w:val="single" w:color="CCCCCC" w:sz="1"/>
@@ -3369,7 +3329,7 @@
         </w:trPr>
         <w:tc>
           <w:tcPr>
-            <w:tcW w:type="dxa" w:w="2028"/>
+            <w:tcW w:type="dxa" w:w="2040"/>
             <w:tcBorders>
               <w:top w:val="single" w:color="CCCCCC" w:sz="1"/>
               <w:left w:val="single" w:color="CCCCCC" w:sz="1"/>
@@ -3403,7 +3363,7 @@
         </w:tc>
         <w:tc>
           <w:tcPr>
-            <w:tcW w:type="dxa" w:w="5296"/>
+            <w:tcW w:type="dxa" w:w="5269"/>
             <w:tcBorders>
               <w:top w:val="single" w:color="CCCCCC" w:sz="1"/>
               <w:left w:val="single" w:color="CCCCCC" w:sz="1"/>
@@ -3435,7 +3395,7 @@
         </w:tc>
         <w:tc>
           <w:tcPr>
-            <w:tcW w:type="dxa" w:w="2648"/>
+            <w:tcW w:type="dxa" w:w="2663"/>
             <w:tcBorders>
               <w:top w:val="single" w:color="CCCCCC" w:sz="1"/>
               <w:left w:val="single" w:color="CCCCCC" w:sz="1"/>
@@ -3521,11 +3481,11 @@
         </w:tblBorders>
       </w:tblPr>
       <w:tblGrid>
-        <w:gridCol w:w="888"/>
-        <w:gridCol w:w="2484"/>
-        <w:gridCol w:w="3304"/>
-        <w:gridCol w:w="1391"/>
-        <w:gridCol w:w="1905"/>
+        <w:gridCol w:w="891"/>
+        <w:gridCol w:w="2531"/>
+        <w:gridCol w:w="3315"/>
+        <w:gridCol w:w="1324"/>
+        <w:gridCol w:w="1911"/>
       </w:tblGrid>
       <w:tr>
         <w:trPr>
@@ -3533,7 +3493,7 @@
         </w:trPr>
         <w:tc>
           <w:tcPr>
-            <w:tcW w:type="dxa" w:w="888"/>
+            <w:tcW w:type="dxa" w:w="891"/>
             <w:tcBorders>
               <w:top w:val="single" w:color="CCCCCC" w:sz="1"/>
               <w:left w:val="single" w:color="CCCCCC" w:sz="1"/>
@@ -3568,7 +3528,7 @@
         </w:tc>
         <w:tc>
           <w:tcPr>
-            <w:tcW w:type="dxa" w:w="2484"/>
+            <w:tcW w:type="dxa" w:w="2531"/>
             <w:tcBorders>
               <w:top w:val="single" w:color="CCCCCC" w:sz="1"/>
               <w:left w:val="single" w:color="CCCCCC" w:sz="1"/>
@@ -3603,7 +3563,7 @@
         </w:tc>
         <w:tc>
           <w:tcPr>
-            <w:tcW w:type="dxa" w:w="3304"/>
+            <w:tcW w:type="dxa" w:w="3315"/>
             <w:tcBorders>
               <w:top w:val="single" w:color="CCCCCC" w:sz="1"/>
               <w:left w:val="single" w:color="CCCCCC" w:sz="1"/>
@@ -3638,7 +3598,7 @@
         </w:tc>
         <w:tc>
           <w:tcPr>
-            <w:tcW w:type="dxa" w:w="1391"/>
+            <w:tcW w:type="dxa" w:w="1324"/>
             <w:tcBorders>
               <w:top w:val="single" w:color="CCCCCC" w:sz="1"/>
               <w:left w:val="single" w:color="CCCCCC" w:sz="1"/>
@@ -3673,7 +3633,7 @@
         </w:tc>
         <w:tc>
           <w:tcPr>
-            <w:tcW w:type="dxa" w:w="1905"/>
+            <w:tcW w:type="dxa" w:w="1911"/>
             <w:tcBorders>
               <w:top w:val="single" w:color="CCCCCC" w:sz="1"/>
               <w:left w:val="single" w:color="CCCCCC" w:sz="1"/>
@@ -3713,7 +3673,7 @@
         </w:trPr>
         <w:tc>
           <w:tcPr>
-            <w:tcW w:type="dxa" w:w="888"/>
+            <w:tcW w:type="dxa" w:w="891"/>
             <w:tcBorders>
               <w:top w:val="single" w:color="CCCCCC" w:sz="1"/>
               <w:left w:val="single" w:color="CCCCCC" w:sz="1"/>
@@ -3745,7 +3705,7 @@
         </w:tc>
         <w:tc>
           <w:tcPr>
-            <w:tcW w:type="dxa" w:w="2484"/>
+            <w:tcW w:type="dxa" w:w="2531"/>
             <w:tcBorders>
               <w:top w:val="single" w:color="CCCCCC" w:sz="1"/>
               <w:left w:val="single" w:color="CCCCCC" w:sz="1"/>
@@ -3788,7 +3748,7 @@
         </w:tc>
         <w:tc>
           <w:tcPr>
-            <w:tcW w:type="dxa" w:w="3304"/>
+            <w:tcW w:type="dxa" w:w="3315"/>
             <w:tcBorders>
               <w:top w:val="single" w:color="CCCCCC" w:sz="1"/>
               <w:left w:val="single" w:color="CCCCCC" w:sz="1"/>
@@ -3831,7 +3791,7 @@
         </w:tc>
         <w:tc>
           <w:tcPr>
-            <w:tcW w:type="dxa" w:w="1391"/>
+            <w:tcW w:type="dxa" w:w="1324"/>
             <w:tcBorders>
               <w:top w:val="single" w:color="CCCCCC" w:sz="1"/>
               <w:left w:val="single" w:color="CCCCCC" w:sz="1"/>
@@ -3863,7 +3823,7 @@
         </w:tc>
         <w:tc>
           <w:tcPr>
-            <w:tcW w:type="dxa" w:w="1905"/>
+            <w:tcW w:type="dxa" w:w="1911"/>
             <w:tcBorders>
               <w:top w:val="single" w:color="CCCCCC" w:sz="1"/>
               <w:left w:val="single" w:color="CCCCCC" w:sz="1"/>
@@ -3900,7 +3860,7 @@
         </w:trPr>
         <w:tc>
           <w:tcPr>
-            <w:tcW w:type="dxa" w:w="888"/>
+            <w:tcW w:type="dxa" w:w="891"/>
             <w:tcBorders>
               <w:top w:val="single" w:color="CCCCCC" w:sz="1"/>
               <w:left w:val="single" w:color="CCCCCC" w:sz="1"/>
@@ -3932,7 +3892,7 @@
         </w:tc>
         <w:tc>
           <w:tcPr>
-            <w:tcW w:type="dxa" w:w="2484"/>
+            <w:tcW w:type="dxa" w:w="2531"/>
             <w:tcBorders>
               <w:top w:val="single" w:color="CCCCCC" w:sz="1"/>
               <w:left w:val="single" w:color="CCCCCC" w:sz="1"/>
@@ -3966,7 +3926,7 @@
         </w:tc>
         <w:tc>
           <w:tcPr>
-            <w:tcW w:type="dxa" w:w="3304"/>
+            <w:tcW w:type="dxa" w:w="3315"/>
             <w:tcBorders>
               <w:top w:val="single" w:color="CCCCCC" w:sz="1"/>
               <w:left w:val="single" w:color="CCCCCC" w:sz="1"/>
@@ -3998,7 +3958,7 @@
         </w:tc>
         <w:tc>
           <w:tcPr>
-            <w:tcW w:type="dxa" w:w="1391"/>
+            <w:tcW w:type="dxa" w:w="1324"/>
             <w:tcBorders>
               <w:top w:val="single" w:color="CCCCCC" w:sz="1"/>
               <w:left w:val="single" w:color="CCCCCC" w:sz="1"/>
@@ -4030,7 +3990,7 @@
         </w:tc>
         <w:tc>
           <w:tcPr>
-            <w:tcW w:type="dxa" w:w="1905"/>
+            <w:tcW w:type="dxa" w:w="1911"/>
             <w:tcBorders>
               <w:top w:val="single" w:color="CCCCCC" w:sz="1"/>
               <w:left w:val="single" w:color="CCCCCC" w:sz="1"/>
@@ -4067,7 +4027,7 @@
         </w:trPr>
         <w:tc>
           <w:tcPr>
-            <w:tcW w:type="dxa" w:w="888"/>
+            <w:tcW w:type="dxa" w:w="891"/>
             <w:tcBorders>
               <w:top w:val="single" w:color="CCCCCC" w:sz="1"/>
               <w:left w:val="single" w:color="CCCCCC" w:sz="1"/>
@@ -4099,7 +4059,7 @@
         </w:tc>
         <w:tc>
           <w:tcPr>
-            <w:tcW w:type="dxa" w:w="2484"/>
+            <w:tcW w:type="dxa" w:w="2531"/>
             <w:tcBorders>
               <w:top w:val="single" w:color="CCCCCC" w:sz="1"/>
               <w:left w:val="single" w:color="CCCCCC" w:sz="1"/>
@@ -4142,7 +4102,7 @@
         </w:tc>
         <w:tc>
           <w:tcPr>
-            <w:tcW w:type="dxa" w:w="3304"/>
+            <w:tcW w:type="dxa" w:w="3315"/>
             <w:tcBorders>
               <w:top w:val="single" w:color="CCCCCC" w:sz="1"/>
               <w:left w:val="single" w:color="CCCCCC" w:sz="1"/>
@@ -4194,7 +4154,7 @@
         </w:tc>
         <w:tc>
           <w:tcPr>
-            <w:tcW w:type="dxa" w:w="1391"/>
+            <w:tcW w:type="dxa" w:w="1324"/>
             <w:tcBorders>
               <w:top w:val="single" w:color="CCCCCC" w:sz="1"/>
               <w:left w:val="single" w:color="CCCCCC" w:sz="1"/>
@@ -4226,7 +4186,7 @@
         </w:tc>
         <w:tc>
           <w:tcPr>
-            <w:tcW w:type="dxa" w:w="1905"/>
+            <w:tcW w:type="dxa" w:w="1911"/>
             <w:tcBorders>
               <w:top w:val="single" w:color="CCCCCC" w:sz="1"/>
               <w:left w:val="single" w:color="CCCCCC" w:sz="1"/>
@@ -4274,7 +4234,7 @@
         </w:trPr>
         <w:tc>
           <w:tcPr>
-            <w:tcW w:type="dxa" w:w="888"/>
+            <w:tcW w:type="dxa" w:w="891"/>
             <w:tcBorders>
               <w:top w:val="single" w:color="CCCCCC" w:sz="1"/>
               <w:left w:val="single" w:color="CCCCCC" w:sz="1"/>
@@ -4306,7 +4266,7 @@
         </w:tc>
         <w:tc>
           <w:tcPr>
-            <w:tcW w:type="dxa" w:w="2484"/>
+            <w:tcW w:type="dxa" w:w="2531"/>
             <w:tcBorders>
               <w:top w:val="single" w:color="CCCCCC" w:sz="1"/>
               <w:left w:val="single" w:color="CCCCCC" w:sz="1"/>
@@ -4340,7 +4300,7 @@
         </w:tc>
         <w:tc>
           <w:tcPr>
-            <w:tcW w:type="dxa" w:w="3304"/>
+            <w:tcW w:type="dxa" w:w="3315"/>
             <w:tcBorders>
               <w:top w:val="single" w:color="CCCCCC" w:sz="1"/>
               <w:left w:val="single" w:color="CCCCCC" w:sz="1"/>
@@ -4392,7 +4352,7 @@
         </w:tc>
         <w:tc>
           <w:tcPr>
-            <w:tcW w:type="dxa" w:w="1391"/>
+            <w:tcW w:type="dxa" w:w="1324"/>
             <w:tcBorders>
               <w:top w:val="single" w:color="CCCCCC" w:sz="1"/>
               <w:left w:val="single" w:color="CCCCCC" w:sz="1"/>
@@ -4424,7 +4384,7 @@
         </w:tc>
         <w:tc>
           <w:tcPr>
-            <w:tcW w:type="dxa" w:w="1905"/>
+            <w:tcW w:type="dxa" w:w="1911"/>
             <w:tcBorders>
               <w:top w:val="single" w:color="CCCCCC" w:sz="1"/>
               <w:left w:val="single" w:color="CCCCCC" w:sz="1"/>
@@ -4472,7 +4432,7 @@
         </w:trPr>
         <w:tc>
           <w:tcPr>
-            <w:tcW w:type="dxa" w:w="888"/>
+            <w:tcW w:type="dxa" w:w="891"/>
             <w:tcBorders>
               <w:top w:val="single" w:color="CCCCCC" w:sz="1"/>
               <w:left w:val="single" w:color="CCCCCC" w:sz="1"/>
@@ -4504,7 +4464,7 @@
         </w:tc>
         <w:tc>
           <w:tcPr>
-            <w:tcW w:type="dxa" w:w="2484"/>
+            <w:tcW w:type="dxa" w:w="2531"/>
             <w:tcBorders>
               <w:top w:val="single" w:color="CCCCCC" w:sz="1"/>
               <w:left w:val="single" w:color="CCCCCC" w:sz="1"/>
@@ -4538,7 +4498,7 @@
         </w:tc>
         <w:tc>
           <w:tcPr>
-            <w:tcW w:type="dxa" w:w="3304"/>
+            <w:tcW w:type="dxa" w:w="3315"/>
             <w:tcBorders>
               <w:top w:val="single" w:color="CCCCCC" w:sz="1"/>
               <w:left w:val="single" w:color="CCCCCC" w:sz="1"/>
@@ -4570,7 +4530,7 @@
         </w:tc>
         <w:tc>
           <w:tcPr>
-            <w:tcW w:type="dxa" w:w="1391"/>
+            <w:tcW w:type="dxa" w:w="1324"/>
             <w:tcBorders>
               <w:top w:val="single" w:color="CCCCCC" w:sz="1"/>
               <w:left w:val="single" w:color="CCCCCC" w:sz="1"/>
@@ -4602,7 +4562,7 @@
         </w:tc>
         <w:tc>
           <w:tcPr>
-            <w:tcW w:type="dxa" w:w="1905"/>
+            <w:tcW w:type="dxa" w:w="1911"/>
             <w:tcBorders>
               <w:top w:val="single" w:color="CCCCCC" w:sz="1"/>
               <w:left w:val="single" w:color="CCCCCC" w:sz="1"/>
@@ -4639,7 +4599,7 @@
         </w:trPr>
         <w:tc>
           <w:tcPr>
-            <w:tcW w:type="dxa" w:w="888"/>
+            <w:tcW w:type="dxa" w:w="891"/>
             <w:tcBorders>
               <w:top w:val="single" w:color="CCCCCC" w:sz="1"/>
               <w:left w:val="single" w:color="CCCCCC" w:sz="1"/>
@@ -4671,7 +4631,7 @@
         </w:tc>
         <w:tc>
           <w:tcPr>
-            <w:tcW w:type="dxa" w:w="2484"/>
+            <w:tcW w:type="dxa" w:w="2531"/>
             <w:tcBorders>
               <w:top w:val="single" w:color="CCCCCC" w:sz="1"/>
               <w:left w:val="single" w:color="CCCCCC" w:sz="1"/>
@@ -4714,7 +4674,7 @@
         </w:tc>
         <w:tc>
           <w:tcPr>
-            <w:tcW w:type="dxa" w:w="3304"/>
+            <w:tcW w:type="dxa" w:w="3315"/>
             <w:tcBorders>
               <w:top w:val="single" w:color="CCCCCC" w:sz="1"/>
               <w:left w:val="single" w:color="CCCCCC" w:sz="1"/>
@@ -4766,7 +4726,7 @@
         </w:tc>
         <w:tc>
           <w:tcPr>
-            <w:tcW w:type="dxa" w:w="1391"/>
+            <w:tcW w:type="dxa" w:w="1324"/>
             <w:tcBorders>
               <w:top w:val="single" w:color="CCCCCC" w:sz="1"/>
               <w:left w:val="single" w:color="CCCCCC" w:sz="1"/>
@@ -4798,7 +4758,7 @@
         </w:tc>
         <w:tc>
           <w:tcPr>
-            <w:tcW w:type="dxa" w:w="1905"/>
+            <w:tcW w:type="dxa" w:w="1911"/>
             <w:tcBorders>
               <w:top w:val="single" w:color="CCCCCC" w:sz="1"/>
               <w:left w:val="single" w:color="CCCCCC" w:sz="1"/>
@@ -4853,7 +4813,7 @@
         </w:trPr>
         <w:tc>
           <w:tcPr>
-            <w:tcW w:type="dxa" w:w="888"/>
+            <w:tcW w:type="dxa" w:w="891"/>
             <w:tcBorders>
               <w:top w:val="single" w:color="CCCCCC" w:sz="1"/>
               <w:left w:val="single" w:color="CCCCCC" w:sz="1"/>
@@ -4885,7 +4845,7 @@
         </w:tc>
         <w:tc>
           <w:tcPr>
-            <w:tcW w:type="dxa" w:w="2484"/>
+            <w:tcW w:type="dxa" w:w="2531"/>
             <w:tcBorders>
               <w:top w:val="single" w:color="CCCCCC" w:sz="1"/>
               <w:left w:val="single" w:color="CCCCCC" w:sz="1"/>
@@ -4928,7 +4888,7 @@
         </w:tc>
         <w:tc>
           <w:tcPr>
-            <w:tcW w:type="dxa" w:w="3304"/>
+            <w:tcW w:type="dxa" w:w="3315"/>
             <w:tcBorders>
               <w:top w:val="single" w:color="CCCCCC" w:sz="1"/>
               <w:left w:val="single" w:color="CCCCCC" w:sz="1"/>
@@ -4960,7 +4920,7 @@
         </w:tc>
         <w:tc>
           <w:tcPr>
-            <w:tcW w:type="dxa" w:w="1391"/>
+            <w:tcW w:type="dxa" w:w="1324"/>
             <w:tcBorders>
               <w:top w:val="single" w:color="CCCCCC" w:sz="1"/>
               <w:left w:val="single" w:color="CCCCCC" w:sz="1"/>
@@ -4992,7 +4952,7 @@
         </w:tc>
         <w:tc>
           <w:tcPr>
-            <w:tcW w:type="dxa" w:w="1905"/>
+            <w:tcW w:type="dxa" w:w="1911"/>
             <w:tcBorders>
               <w:top w:val="single" w:color="CCCCCC" w:sz="1"/>
               <w:left w:val="single" w:color="CCCCCC" w:sz="1"/>
@@ -5029,7 +4989,7 @@
         </w:trPr>
         <w:tc>
           <w:tcPr>
-            <w:tcW w:type="dxa" w:w="888"/>
+            <w:tcW w:type="dxa" w:w="891"/>
             <w:tcBorders>
               <w:top w:val="single" w:color="CCCCCC" w:sz="1"/>
               <w:left w:val="single" w:color="CCCCCC" w:sz="1"/>
@@ -5061,7 +5021,7 @@
         </w:tc>
         <w:tc>
           <w:tcPr>
-            <w:tcW w:type="dxa" w:w="2484"/>
+            <w:tcW w:type="dxa" w:w="2531"/>
             <w:tcBorders>
               <w:top w:val="single" w:color="CCCCCC" w:sz="1"/>
               <w:left w:val="single" w:color="CCCCCC" w:sz="1"/>
@@ -5104,7 +5064,7 @@
         </w:tc>
         <w:tc>
           <w:tcPr>
-            <w:tcW w:type="dxa" w:w="3304"/>
+            <w:tcW w:type="dxa" w:w="3315"/>
             <w:tcBorders>
               <w:top w:val="single" w:color="CCCCCC" w:sz="1"/>
               <w:left w:val="single" w:color="CCCCCC" w:sz="1"/>
@@ -5136,7 +5096,7 @@
         </w:tc>
         <w:tc>
           <w:tcPr>
-            <w:tcW w:type="dxa" w:w="1391"/>
+            <w:tcW w:type="dxa" w:w="1324"/>
             <w:tcBorders>
               <w:top w:val="single" w:color="CCCCCC" w:sz="1"/>
               <w:left w:val="single" w:color="CCCCCC" w:sz="1"/>
@@ -5168,7 +5128,7 @@
         </w:tc>
         <w:tc>
           <w:tcPr>
-            <w:tcW w:type="dxa" w:w="1905"/>
+            <w:tcW w:type="dxa" w:w="1911"/>
             <w:tcBorders>
               <w:top w:val="single" w:color="CCCCCC" w:sz="1"/>
               <w:left w:val="single" w:color="CCCCCC" w:sz="1"/>
@@ -5205,7 +5165,7 @@
         </w:trPr>
         <w:tc>
           <w:tcPr>
-            <w:tcW w:type="dxa" w:w="888"/>
+            <w:tcW w:type="dxa" w:w="891"/>
             <w:tcBorders>
               <w:top w:val="single" w:color="CCCCCC" w:sz="1"/>
               <w:left w:val="single" w:color="CCCCCC" w:sz="1"/>
@@ -5237,7 +5197,7 @@
         </w:tc>
         <w:tc>
           <w:tcPr>
-            <w:tcW w:type="dxa" w:w="2484"/>
+            <w:tcW w:type="dxa" w:w="2531"/>
             <w:tcBorders>
               <w:top w:val="single" w:color="CCCCCC" w:sz="1"/>
               <w:left w:val="single" w:color="CCCCCC" w:sz="1"/>
@@ -5280,7 +5240,7 @@
         </w:tc>
         <w:tc>
           <w:tcPr>
-            <w:tcW w:type="dxa" w:w="3304"/>
+            <w:tcW w:type="dxa" w:w="3315"/>
             <w:tcBorders>
               <w:top w:val="single" w:color="CCCCCC" w:sz="1"/>
               <w:left w:val="single" w:color="CCCCCC" w:sz="1"/>
@@ -5312,7 +5272,7 @@
         </w:tc>
         <w:tc>
           <w:tcPr>
-            <w:tcW w:type="dxa" w:w="1391"/>
+            <w:tcW w:type="dxa" w:w="1324"/>
             <w:tcBorders>
               <w:top w:val="single" w:color="CCCCCC" w:sz="1"/>
               <w:left w:val="single" w:color="CCCCCC" w:sz="1"/>
@@ -5344,7 +5304,7 @@
         </w:tc>
         <w:tc>
           <w:tcPr>
-            <w:tcW w:type="dxa" w:w="1905"/>
+            <w:tcW w:type="dxa" w:w="1911"/>
             <w:tcBorders>
               <w:top w:val="single" w:color="CCCCCC" w:sz="1"/>
               <w:left w:val="single" w:color="CCCCCC" w:sz="1"/>
@@ -5381,7 +5341,7 @@
         </w:trPr>
         <w:tc>
           <w:tcPr>
-            <w:tcW w:type="dxa" w:w="888"/>
+            <w:tcW w:type="dxa" w:w="891"/>
             <w:tcBorders>
               <w:top w:val="single" w:color="CCCCCC" w:sz="1"/>
               <w:left w:val="single" w:color="CCCCCC" w:sz="1"/>
@@ -5413,7 +5373,7 @@
         </w:tc>
         <w:tc>
           <w:tcPr>
-            <w:tcW w:type="dxa" w:w="2484"/>
+            <w:tcW w:type="dxa" w:w="2531"/>
             <w:tcBorders>
               <w:top w:val="single" w:color="CCCCCC" w:sz="1"/>
               <w:left w:val="single" w:color="CCCCCC" w:sz="1"/>
@@ -5447,7 +5407,7 @@
         </w:tc>
         <w:tc>
           <w:tcPr>
-            <w:tcW w:type="dxa" w:w="3304"/>
+            <w:tcW w:type="dxa" w:w="3315"/>
             <w:tcBorders>
               <w:top w:val="single" w:color="CCCCCC" w:sz="1"/>
               <w:left w:val="single" w:color="CCCCCC" w:sz="1"/>
@@ -5479,7 +5439,7 @@
         </w:tc>
         <w:tc>
           <w:tcPr>
-            <w:tcW w:type="dxa" w:w="1391"/>
+            <w:tcW w:type="dxa" w:w="1324"/>
             <w:tcBorders>
               <w:top w:val="single" w:color="CCCCCC" w:sz="1"/>
               <w:left w:val="single" w:color="CCCCCC" w:sz="1"/>
@@ -5511,7 +5471,7 @@
         </w:tc>
         <w:tc>
           <w:tcPr>
-            <w:tcW w:type="dxa" w:w="1905"/>
+            <w:tcW w:type="dxa" w:w="1911"/>
             <w:tcBorders>
               <w:top w:val="single" w:color="CCCCCC" w:sz="1"/>
               <w:left w:val="single" w:color="CCCCCC" w:sz="1"/>
@@ -5548,7 +5508,7 @@
         </w:trPr>
         <w:tc>
           <w:tcPr>
-            <w:tcW w:type="dxa" w:w="888"/>
+            <w:tcW w:type="dxa" w:w="891"/>
             <w:tcBorders>
               <w:top w:val="single" w:color="CCCCCC" w:sz="1"/>
               <w:left w:val="single" w:color="CCCCCC" w:sz="1"/>
@@ -5580,7 +5540,7 @@
         </w:tc>
         <w:tc>
           <w:tcPr>
-            <w:tcW w:type="dxa" w:w="2484"/>
+            <w:tcW w:type="dxa" w:w="2531"/>
             <w:tcBorders>
               <w:top w:val="single" w:color="CCCCCC" w:sz="1"/>
               <w:left w:val="single" w:color="CCCCCC" w:sz="1"/>
@@ -5608,22 +5568,22 @@
                 <w:sz w:val="17"/>
                 <w:szCs w:val="17"/>
               </w:rPr>
-              <w:t xml:space="preserve">Confirmación de todas las visitas</w:t>
-            </w:r>
-            <w:r>
-              <w:rPr>
-                <w:rFonts w:ascii="Arial" w:cs="Arial" w:eastAsia="Arial" w:hAnsi="Arial"/>
-                <w:color w:val="333333"/>
-                <w:sz w:val="17"/>
-                <w:szCs w:val="17"/>
-              </w:rPr>
-              <w:t xml:space="preserve"> (tengan o no casilla)</w:t>
-            </w:r>
-          </w:p>
-        </w:tc>
-        <w:tc>
-          <w:tcPr>
-            <w:tcW w:type="dxa" w:w="3304"/>
+              <w:t xml:space="preserve">Visita de mañana sin confirmar</w:t>
+            </w:r>
+            <w:r>
+              <w:rPr>
+                <w:rFonts w:ascii="Arial" w:cs="Arial" w:eastAsia="Arial" w:hAnsi="Arial"/>
+                <w:color w:val="333333"/>
+                <w:sz w:val="17"/>
+                <w:szCs w:val="17"/>
+              </w:rPr>
+              <w:t xml:space="preserve"> (no respondió el recordatorio o no marcó la casilla)</w:t>
+            </w:r>
+          </w:p>
+        </w:tc>
+        <w:tc>
+          <w:tcPr>
+            <w:tcW w:type="dxa" w:w="3315"/>
             <w:tcBorders>
               <w:top w:val="single" w:color="CCCCCC" w:sz="1"/>
               <w:left w:val="single" w:color="CCCCCC" w:sz="1"/>
@@ -5655,7 +5615,7 @@
         </w:tc>
         <w:tc>
           <w:tcPr>
-            <w:tcW w:type="dxa" w:w="1391"/>
+            <w:tcW w:type="dxa" w:w="1324"/>
             <w:tcBorders>
               <w:top w:val="single" w:color="CCCCCC" w:sz="1"/>
               <w:left w:val="single" w:color="CCCCCC" w:sz="1"/>
@@ -5681,13 +5641,13 @@
                 <w:sz w:val="17"/>
                 <w:szCs w:val="17"/>
               </w:rPr>
-              <w:t xml:space="preserve">El día antes (11:00 a.m. – 1:00 p.m.) y el mismo día en la mañana</w:t>
-            </w:r>
-          </w:p>
-        </w:tc>
-        <w:tc>
-          <w:tcPr>
-            <w:tcW w:type="dxa" w:w="1905"/>
+              <w:t xml:space="preserve">El día antes (11:00 a.m. – 1:00 p.m.)</w:t>
+            </w:r>
+          </w:p>
+        </w:tc>
+        <w:tc>
+          <w:tcPr>
+            <w:tcW w:type="dxa" w:w="1911"/>
             <w:tcBorders>
               <w:top w:val="single" w:color="CCCCCC" w:sz="1"/>
               <w:left w:val="single" w:color="CCCCCC" w:sz="1"/>
@@ -5751,7 +5711,7 @@
         </w:trPr>
         <w:tc>
           <w:tcPr>
-            <w:tcW w:type="dxa" w:w="888"/>
+            <w:tcW w:type="dxa" w:w="891"/>
             <w:tcBorders>
               <w:top w:val="single" w:color="CCCCCC" w:sz="1"/>
               <w:left w:val="single" w:color="CCCCCC" w:sz="1"/>
@@ -5783,7 +5743,7 @@
         </w:tc>
         <w:tc>
           <w:tcPr>
-            <w:tcW w:type="dxa" w:w="2484"/>
+            <w:tcW w:type="dxa" w:w="2531"/>
             <w:tcBorders>
               <w:top w:val="single" w:color="CCCCCC" w:sz="1"/>
               <w:left w:val="single" w:color="CCCCCC" w:sz="1"/>
@@ -5817,7 +5777,7 @@
         </w:tc>
         <w:tc>
           <w:tcPr>
-            <w:tcW w:type="dxa" w:w="3304"/>
+            <w:tcW w:type="dxa" w:w="3315"/>
             <w:tcBorders>
               <w:top w:val="single" w:color="CCCCCC" w:sz="1"/>
               <w:left w:val="single" w:color="CCCCCC" w:sz="1"/>
@@ -5869,7 +5829,7 @@
         </w:tc>
         <w:tc>
           <w:tcPr>
-            <w:tcW w:type="dxa" w:w="1391"/>
+            <w:tcW w:type="dxa" w:w="1324"/>
             <w:tcBorders>
               <w:top w:val="single" w:color="CCCCCC" w:sz="1"/>
               <w:left w:val="single" w:color="CCCCCC" w:sz="1"/>
@@ -5901,7 +5861,7 @@
         </w:tc>
         <w:tc>
           <w:tcPr>
-            <w:tcW w:type="dxa" w:w="1905"/>
+            <w:tcW w:type="dxa" w:w="1911"/>
             <w:tcBorders>
               <w:top w:val="single" w:color="CCCCCC" w:sz="1"/>
               <w:left w:val="single" w:color="CCCCCC" w:sz="1"/>
@@ -5938,7 +5898,7 @@
         </w:trPr>
         <w:tc>
           <w:tcPr>
-            <w:tcW w:type="dxa" w:w="888"/>
+            <w:tcW w:type="dxa" w:w="891"/>
             <w:tcBorders>
               <w:top w:val="single" w:color="CCCCCC" w:sz="1"/>
               <w:left w:val="single" w:color="CCCCCC" w:sz="1"/>
@@ -5970,7 +5930,7 @@
         </w:tc>
         <w:tc>
           <w:tcPr>
-            <w:tcW w:type="dxa" w:w="2484"/>
+            <w:tcW w:type="dxa" w:w="2531"/>
             <w:tcBorders>
               <w:top w:val="single" w:color="CCCCCC" w:sz="1"/>
               <w:left w:val="single" w:color="CCCCCC" w:sz="1"/>
@@ -6013,7 +5973,7 @@
         </w:tc>
         <w:tc>
           <w:tcPr>
-            <w:tcW w:type="dxa" w:w="3304"/>
+            <w:tcW w:type="dxa" w:w="3315"/>
             <w:tcBorders>
               <w:top w:val="single" w:color="CCCCCC" w:sz="1"/>
               <w:left w:val="single" w:color="CCCCCC" w:sz="1"/>
@@ -6045,7 +6005,7 @@
         </w:tc>
         <w:tc>
           <w:tcPr>
-            <w:tcW w:type="dxa" w:w="1391"/>
+            <w:tcW w:type="dxa" w:w="1324"/>
             <w:tcBorders>
               <w:top w:val="single" w:color="CCCCCC" w:sz="1"/>
               <w:left w:val="single" w:color="CCCCCC" w:sz="1"/>
@@ -6077,7 +6037,7 @@
         </w:tc>
         <w:tc>
           <w:tcPr>
-            <w:tcW w:type="dxa" w:w="1905"/>
+            <w:tcW w:type="dxa" w:w="1911"/>
             <w:tcBorders>
               <w:top w:val="single" w:color="CCCCCC" w:sz="1"/>
               <w:left w:val="single" w:color="CCCCCC" w:sz="1"/>
@@ -6154,7 +6114,7 @@
         </w:trPr>
         <w:tc>
           <w:tcPr>
-            <w:tcW w:type="dxa" w:w="888"/>
+            <w:tcW w:type="dxa" w:w="891"/>
             <w:tcBorders>
               <w:top w:val="single" w:color="CCCCCC" w:sz="1"/>
               <w:left w:val="single" w:color="CCCCCC" w:sz="1"/>
@@ -6186,7 +6146,7 @@
         </w:tc>
         <w:tc>
           <w:tcPr>
-            <w:tcW w:type="dxa" w:w="2484"/>
+            <w:tcW w:type="dxa" w:w="2531"/>
             <w:tcBorders>
               <w:top w:val="single" w:color="CCCCCC" w:sz="1"/>
               <w:left w:val="single" w:color="CCCCCC" w:sz="1"/>
@@ -6229,7 +6189,7 @@
         </w:tc>
         <w:tc>
           <w:tcPr>
-            <w:tcW w:type="dxa" w:w="3304"/>
+            <w:tcW w:type="dxa" w:w="3315"/>
             <w:tcBorders>
               <w:top w:val="single" w:color="CCCCCC" w:sz="1"/>
               <w:left w:val="single" w:color="CCCCCC" w:sz="1"/>
@@ -6261,7 +6221,7 @@
         </w:tc>
         <w:tc>
           <w:tcPr>
-            <w:tcW w:type="dxa" w:w="1391"/>
+            <w:tcW w:type="dxa" w:w="1324"/>
             <w:tcBorders>
               <w:top w:val="single" w:color="CCCCCC" w:sz="1"/>
               <w:left w:val="single" w:color="CCCCCC" w:sz="1"/>
@@ -6293,7 +6253,7 @@
         </w:tc>
         <w:tc>
           <w:tcPr>
-            <w:tcW w:type="dxa" w:w="1905"/>
+            <w:tcW w:type="dxa" w:w="1911"/>
             <w:tcBorders>
               <w:top w:val="single" w:color="CCCCCC" w:sz="1"/>
               <w:left w:val="single" w:color="CCCCCC" w:sz="1"/>
@@ -6330,7 +6290,7 @@
         </w:trPr>
         <w:tc>
           <w:tcPr>
-            <w:tcW w:type="dxa" w:w="888"/>
+            <w:tcW w:type="dxa" w:w="891"/>
             <w:tcBorders>
               <w:top w:val="single" w:color="CCCCCC" w:sz="1"/>
               <w:left w:val="single" w:color="CCCCCC" w:sz="1"/>
@@ -6362,7 +6322,7 @@
         </w:tc>
         <w:tc>
           <w:tcPr>
-            <w:tcW w:type="dxa" w:w="2484"/>
+            <w:tcW w:type="dxa" w:w="2531"/>
             <w:tcBorders>
               <w:top w:val="single" w:color="CCCCCC" w:sz="1"/>
               <w:left w:val="single" w:color="CCCCCC" w:sz="1"/>
@@ -6405,7 +6365,7 @@
         </w:tc>
         <w:tc>
           <w:tcPr>
-            <w:tcW w:type="dxa" w:w="3304"/>
+            <w:tcW w:type="dxa" w:w="3315"/>
             <w:tcBorders>
               <w:top w:val="single" w:color="CCCCCC" w:sz="1"/>
               <w:left w:val="single" w:color="CCCCCC" w:sz="1"/>
@@ -6437,7 +6397,7 @@
         </w:tc>
         <w:tc>
           <w:tcPr>
-            <w:tcW w:type="dxa" w:w="1391"/>
+            <w:tcW w:type="dxa" w:w="1324"/>
             <w:tcBorders>
               <w:top w:val="single" w:color="CCCCCC" w:sz="1"/>
               <w:left w:val="single" w:color="CCCCCC" w:sz="1"/>
@@ -6469,7 +6429,7 @@
         </w:tc>
         <w:tc>
           <w:tcPr>
-            <w:tcW w:type="dxa" w:w="1905"/>
+            <w:tcW w:type="dxa" w:w="1911"/>
             <w:tcBorders>
               <w:top w:val="single" w:color="CCCCCC" w:sz="1"/>
               <w:left w:val="single" w:color="CCCCCC" w:sz="1"/>
@@ -8367,9 +8327,9 @@
         </w:tblBorders>
       </w:tblPr>
       <w:tblGrid>
-        <w:gridCol w:w="3450"/>
-        <w:gridCol w:w="3079"/>
-        <w:gridCol w:w="3443"/>
+        <w:gridCol w:w="3447"/>
+        <w:gridCol w:w="2976"/>
+        <w:gridCol w:w="3549"/>
       </w:tblGrid>
       <w:tr>
         <w:trPr>
@@ -8377,7 +8337,7 @@
         </w:trPr>
         <w:tc>
           <w:tcPr>
-            <w:tcW w:type="dxa" w:w="3450"/>
+            <w:tcW w:type="dxa" w:w="3447"/>
             <w:tcBorders>
               <w:top w:val="single" w:color="CCCCCC" w:sz="1"/>
               <w:left w:val="single" w:color="CCCCCC" w:sz="1"/>
@@ -8412,7 +8372,7 @@
         </w:tc>
         <w:tc>
           <w:tcPr>
-            <w:tcW w:type="dxa" w:w="3079"/>
+            <w:tcW w:type="dxa" w:w="2976"/>
             <w:tcBorders>
               <w:top w:val="single" w:color="CCCCCC" w:sz="1"/>
               <w:left w:val="single" w:color="CCCCCC" w:sz="1"/>
@@ -8447,7 +8407,7 @@
         </w:tc>
         <w:tc>
           <w:tcPr>
-            <w:tcW w:type="dxa" w:w="3443"/>
+            <w:tcW w:type="dxa" w:w="3549"/>
             <w:tcBorders>
               <w:top w:val="single" w:color="CCCCCC" w:sz="1"/>
               <w:left w:val="single" w:color="CCCCCC" w:sz="1"/>
@@ -8487,7 +8447,7 @@
         </w:trPr>
         <w:tc>
           <w:tcPr>
-            <w:tcW w:type="dxa" w:w="3450"/>
+            <w:tcW w:type="dxa" w:w="3447"/>
             <w:tcBorders>
               <w:top w:val="single" w:color="CCCCCC" w:sz="1"/>
               <w:left w:val="single" w:color="CCCCCC" w:sz="1"/>
@@ -8519,7 +8479,7 @@
         </w:tc>
         <w:tc>
           <w:tcPr>
-            <w:tcW w:type="dxa" w:w="3079"/>
+            <w:tcW w:type="dxa" w:w="2976"/>
             <w:tcBorders>
               <w:top w:val="single" w:color="CCCCCC" w:sz="1"/>
               <w:left w:val="single" w:color="CCCCCC" w:sz="1"/>
@@ -8553,7 +8513,7 @@
         </w:tc>
         <w:tc>
           <w:tcPr>
-            <w:tcW w:type="dxa" w:w="3443"/>
+            <w:tcW w:type="dxa" w:w="3549"/>
             <w:tcBorders>
               <w:top w:val="single" w:color="CCCCCC" w:sz="1"/>
               <w:left w:val="single" w:color="CCCCCC" w:sz="1"/>
@@ -8590,7 +8550,7 @@
         </w:trPr>
         <w:tc>
           <w:tcPr>
-            <w:tcW w:type="dxa" w:w="3450"/>
+            <w:tcW w:type="dxa" w:w="3447"/>
             <w:tcBorders>
               <w:top w:val="single" w:color="CCCCCC" w:sz="1"/>
               <w:left w:val="single" w:color="CCCCCC" w:sz="1"/>
@@ -8622,7 +8582,7 @@
         </w:tc>
         <w:tc>
           <w:tcPr>
-            <w:tcW w:type="dxa" w:w="3079"/>
+            <w:tcW w:type="dxa" w:w="2976"/>
             <w:tcBorders>
               <w:top w:val="single" w:color="CCCCCC" w:sz="1"/>
               <w:left w:val="single" w:color="CCCCCC" w:sz="1"/>
@@ -8656,7 +8616,7 @@
         </w:tc>
         <w:tc>
           <w:tcPr>
-            <w:tcW w:type="dxa" w:w="3443"/>
+            <w:tcW w:type="dxa" w:w="3549"/>
             <w:tcBorders>
               <w:top w:val="single" w:color="CCCCCC" w:sz="1"/>
               <w:left w:val="single" w:color="CCCCCC" w:sz="1"/>
@@ -8693,7 +8653,7 @@
         </w:trPr>
         <w:tc>
           <w:tcPr>
-            <w:tcW w:type="dxa" w:w="3450"/>
+            <w:tcW w:type="dxa" w:w="3447"/>
             <w:tcBorders>
               <w:top w:val="single" w:color="CCCCCC" w:sz="1"/>
               <w:left w:val="single" w:color="CCCCCC" w:sz="1"/>
@@ -8725,7 +8685,7 @@
         </w:tc>
         <w:tc>
           <w:tcPr>
-            <w:tcW w:type="dxa" w:w="3079"/>
+            <w:tcW w:type="dxa" w:w="2976"/>
             <w:tcBorders>
               <w:top w:val="single" w:color="CCCCCC" w:sz="1"/>
               <w:left w:val="single" w:color="CCCCCC" w:sz="1"/>
@@ -8759,7 +8719,7 @@
         </w:tc>
         <w:tc>
           <w:tcPr>
-            <w:tcW w:type="dxa" w:w="3443"/>
+            <w:tcW w:type="dxa" w:w="3549"/>
             <w:tcBorders>
               <w:top w:val="single" w:color="CCCCCC" w:sz="1"/>
               <w:left w:val="single" w:color="CCCCCC" w:sz="1"/>
@@ -8796,7 +8756,7 @@
         </w:trPr>
         <w:tc>
           <w:tcPr>
-            <w:tcW w:type="dxa" w:w="3450"/>
+            <w:tcW w:type="dxa" w:w="3447"/>
             <w:tcBorders>
               <w:top w:val="single" w:color="CCCCCC" w:sz="1"/>
               <w:left w:val="single" w:color="CCCCCC" w:sz="1"/>
@@ -8828,7 +8788,7 @@
         </w:tc>
         <w:tc>
           <w:tcPr>
-            <w:tcW w:type="dxa" w:w="3079"/>
+            <w:tcW w:type="dxa" w:w="2976"/>
             <w:tcBorders>
               <w:top w:val="single" w:color="CCCCCC" w:sz="1"/>
               <w:left w:val="single" w:color="CCCCCC" w:sz="1"/>
@@ -8862,7 +8822,7 @@
         </w:tc>
         <w:tc>
           <w:tcPr>
-            <w:tcW w:type="dxa" w:w="3443"/>
+            <w:tcW w:type="dxa" w:w="3549"/>
             <w:tcBorders>
               <w:top w:val="single" w:color="CCCCCC" w:sz="1"/>
               <w:left w:val="single" w:color="CCCCCC" w:sz="1"/>
@@ -8899,7 +8859,7 @@
         </w:trPr>
         <w:tc>
           <w:tcPr>
-            <w:tcW w:type="dxa" w:w="3450"/>
+            <w:tcW w:type="dxa" w:w="3447"/>
             <w:tcBorders>
               <w:top w:val="single" w:color="CCCCCC" w:sz="1"/>
               <w:left w:val="single" w:color="CCCCCC" w:sz="1"/>
@@ -8931,7 +8891,7 @@
         </w:tc>
         <w:tc>
           <w:tcPr>
-            <w:tcW w:type="dxa" w:w="3079"/>
+            <w:tcW w:type="dxa" w:w="2976"/>
             <w:tcBorders>
               <w:top w:val="single" w:color="CCCCCC" w:sz="1"/>
               <w:left w:val="single" w:color="CCCCCC" w:sz="1"/>
@@ -8965,7 +8925,7 @@
         </w:tc>
         <w:tc>
           <w:tcPr>
-            <w:tcW w:type="dxa" w:w="3443"/>
+            <w:tcW w:type="dxa" w:w="3549"/>
             <w:tcBorders>
               <w:top w:val="single" w:color="CCCCCC" w:sz="1"/>
               <w:left w:val="single" w:color="CCCCCC" w:sz="1"/>
@@ -9002,7 +8962,7 @@
         </w:trPr>
         <w:tc>
           <w:tcPr>
-            <w:tcW w:type="dxa" w:w="3450"/>
+            <w:tcW w:type="dxa" w:w="3447"/>
             <w:tcBorders>
               <w:top w:val="single" w:color="CCCCCC" w:sz="1"/>
               <w:left w:val="single" w:color="CCCCCC" w:sz="1"/>
@@ -9034,7 +8994,7 @@
         </w:tc>
         <w:tc>
           <w:tcPr>
-            <w:tcW w:type="dxa" w:w="3079"/>
+            <w:tcW w:type="dxa" w:w="2976"/>
             <w:tcBorders>
               <w:top w:val="single" w:color="CCCCCC" w:sz="1"/>
               <w:left w:val="single" w:color="CCCCCC" w:sz="1"/>
@@ -9077,7 +9037,7 @@
         </w:tc>
         <w:tc>
           <w:tcPr>
-            <w:tcW w:type="dxa" w:w="3443"/>
+            <w:tcW w:type="dxa" w:w="3549"/>
             <w:tcBorders>
               <w:top w:val="single" w:color="CCCCCC" w:sz="1"/>
               <w:left w:val="single" w:color="CCCCCC" w:sz="1"/>
@@ -9114,7 +9074,7 @@
         </w:trPr>
         <w:tc>
           <w:tcPr>
-            <w:tcW w:type="dxa" w:w="3450"/>
+            <w:tcW w:type="dxa" w:w="3447"/>
             <w:tcBorders>
               <w:top w:val="single" w:color="CCCCCC" w:sz="1"/>
               <w:left w:val="single" w:color="CCCCCC" w:sz="1"/>
@@ -9146,7 +9106,7 @@
         </w:tc>
         <w:tc>
           <w:tcPr>
-            <w:tcW w:type="dxa" w:w="3079"/>
+            <w:tcW w:type="dxa" w:w="2976"/>
             <w:tcBorders>
               <w:top w:val="single" w:color="CCCCCC" w:sz="1"/>
               <w:left w:val="single" w:color="CCCCCC" w:sz="1"/>
@@ -9180,7 +9140,7 @@
         </w:tc>
         <w:tc>
           <w:tcPr>
-            <w:tcW w:type="dxa" w:w="3443"/>
+            <w:tcW w:type="dxa" w:w="3549"/>
             <w:tcBorders>
               <w:top w:val="single" w:color="CCCCCC" w:sz="1"/>
               <w:left w:val="single" w:color="CCCCCC" w:sz="1"/>
@@ -9217,7 +9177,7 @@
         </w:trPr>
         <w:tc>
           <w:tcPr>
-            <w:tcW w:type="dxa" w:w="3450"/>
+            <w:tcW w:type="dxa" w:w="3447"/>
             <w:tcBorders>
               <w:top w:val="single" w:color="CCCCCC" w:sz="1"/>
               <w:left w:val="single" w:color="CCCCCC" w:sz="1"/>
@@ -9249,7 +9209,7 @@
         </w:tc>
         <w:tc>
           <w:tcPr>
-            <w:tcW w:type="dxa" w:w="3079"/>
+            <w:tcW w:type="dxa" w:w="2976"/>
             <w:tcBorders>
               <w:top w:val="single" w:color="CCCCCC" w:sz="1"/>
               <w:left w:val="single" w:color="CCCCCC" w:sz="1"/>
@@ -9292,7 +9252,7 @@
         </w:tc>
         <w:tc>
           <w:tcPr>
-            <w:tcW w:type="dxa" w:w="3443"/>
+            <w:tcW w:type="dxa" w:w="3549"/>
             <w:tcBorders>
               <w:top w:val="single" w:color="CCCCCC" w:sz="1"/>
               <w:left w:val="single" w:color="CCCCCC" w:sz="1"/>
@@ -9329,7 +9289,7 @@
         </w:trPr>
         <w:tc>
           <w:tcPr>
-            <w:tcW w:type="dxa" w:w="3450"/>
+            <w:tcW w:type="dxa" w:w="3447"/>
             <w:tcBorders>
               <w:top w:val="single" w:color="CCCCCC" w:sz="1"/>
               <w:left w:val="single" w:color="CCCCCC" w:sz="1"/>
@@ -9355,13 +9315,13 @@
                 <w:sz w:val="17"/>
                 <w:szCs w:val="17"/>
               </w:rPr>
-              <w:t xml:space="preserve">Confirmación de todas las visitas</w:t>
-            </w:r>
-          </w:p>
-        </w:tc>
-        <w:tc>
-          <w:tcPr>
-            <w:tcW w:type="dxa" w:w="3079"/>
+              <w:t xml:space="preserve">Visitas de mañana sin confirmar, llamadas</w:t>
+            </w:r>
+          </w:p>
+        </w:tc>
+        <w:tc>
+          <w:tcPr>
+            <w:tcW w:type="dxa" w:w="2976"/>
             <w:tcBorders>
               <w:top w:val="single" w:color="CCCCCC" w:sz="1"/>
               <w:left w:val="single" w:color="CCCCCC" w:sz="1"/>
@@ -9398,13 +9358,13 @@
                 <w:sz w:val="17"/>
                 <w:szCs w:val="17"/>
               </w:rPr>
-              <w:t xml:space="preserve"> el día antes y el mismo día</w:t>
-            </w:r>
-          </w:p>
-        </w:tc>
-        <w:tc>
-          <w:tcPr>
-            <w:tcW w:type="dxa" w:w="3443"/>
+              <w:t xml:space="preserve"> el día antes</w:t>
+            </w:r>
+          </w:p>
+        </w:tc>
+        <w:tc>
+          <w:tcPr>
+            <w:tcW w:type="dxa" w:w="3549"/>
             <w:tcBorders>
               <w:top w:val="single" w:color="CCCCCC" w:sz="1"/>
               <w:left w:val="single" w:color="CCCCCC" w:sz="1"/>
@@ -9430,7 +9390,7 @@
                 <w:sz w:val="17"/>
                 <w:szCs w:val="17"/>
               </w:rPr>
-              <w:t xml:space="preserve">Visitas de mañana sin nota de confirmación</w:t>
+              <w:t xml:space="preserve">Visitas de mañana sin respuesta al recordatorio y sin formulario de resultado</w:t>
             </w:r>
           </w:p>
         </w:tc>
@@ -9441,7 +9401,7 @@
         </w:trPr>
         <w:tc>
           <w:tcPr>
-            <w:tcW w:type="dxa" w:w="3450"/>
+            <w:tcW w:type="dxa" w:w="3447"/>
             <w:tcBorders>
               <w:top w:val="single" w:color="CCCCCC" w:sz="1"/>
               <w:left w:val="single" w:color="CCCCCC" w:sz="1"/>
@@ -9473,7 +9433,7 @@
         </w:tc>
         <w:tc>
           <w:tcPr>
-            <w:tcW w:type="dxa" w:w="3079"/>
+            <w:tcW w:type="dxa" w:w="2976"/>
             <w:tcBorders>
               <w:top w:val="single" w:color="CCCCCC" w:sz="1"/>
               <w:left w:val="single" w:color="CCCCCC" w:sz="1"/>
@@ -9505,7 +9465,7 @@
         </w:tc>
         <w:tc>
           <w:tcPr>
-            <w:tcW w:type="dxa" w:w="3443"/>
+            <w:tcW w:type="dxa" w:w="3549"/>
             <w:tcBorders>
               <w:top w:val="single" w:color="CCCCCC" w:sz="1"/>
               <w:left w:val="single" w:color="CCCCCC" w:sz="1"/>
@@ -9542,7 +9502,7 @@
         </w:trPr>
         <w:tc>
           <w:tcPr>
-            <w:tcW w:type="dxa" w:w="3450"/>
+            <w:tcW w:type="dxa" w:w="3447"/>
             <w:tcBorders>
               <w:top w:val="single" w:color="CCCCCC" w:sz="1"/>
               <w:left w:val="single" w:color="CCCCCC" w:sz="1"/>
@@ -9574,7 +9534,7 @@
         </w:tc>
         <w:tc>
           <w:tcPr>
-            <w:tcW w:type="dxa" w:w="3079"/>
+            <w:tcW w:type="dxa" w:w="2976"/>
             <w:tcBorders>
               <w:top w:val="single" w:color="CCCCCC" w:sz="1"/>
               <w:left w:val="single" w:color="CCCCCC" w:sz="1"/>
@@ -9606,7 +9566,7 @@
         </w:tc>
         <w:tc>
           <w:tcPr>
-            <w:tcW w:type="dxa" w:w="3443"/>
+            <w:tcW w:type="dxa" w:w="3549"/>
             <w:tcBorders>
               <w:top w:val="single" w:color="CCCCCC" w:sz="1"/>
               <w:left w:val="single" w:color="CCCCCC" w:sz="1"/>
